--- a/Small-Business Proposal.docx
+++ b/Small-Business Proposal.docx
@@ -1,6 +1,6 @@
 
 <file path=word/document.xml><?xml version="1.0" encoding="utf-8"?>
-<w:document xmlns:wpc="http://schemas.microsoft.com/office/word/2010/wordprocessingCanvas" xmlns:mc="http://schemas.openxmlformats.org/markup-compatibility/2006" xmlns:o="urn:schemas-microsoft-com:office:office" xmlns:r="http://schemas.openxmlformats.org/officeDocument/2006/relationships" xmlns:m="http://schemas.openxmlformats.org/officeDocument/2006/math" xmlns:v="urn:schemas-microsoft-com:vml" xmlns:wp14="http://schemas.microsoft.com/office/word/2010/wordprocessingDrawing" xmlns:wp="http://schemas.openxmlformats.org/drawingml/2006/wordprocessingDrawing" xmlns:w10="urn:schemas-microsoft-com:office:word" xmlns:w="http://schemas.openxmlformats.org/wordprocessingml/2006/main" xmlns:w14="http://schemas.microsoft.com/office/word/2010/wordml" xmlns:w15="http://schemas.microsoft.com/office/word/2012/wordml" xmlns:wpg="http://schemas.microsoft.com/office/word/2010/wordprocessingGroup" xmlns:wpi="http://schemas.microsoft.com/office/word/2010/wordprocessingInk" xmlns:wne="http://schemas.microsoft.com/office/word/2006/wordml" xmlns:wps="http://schemas.microsoft.com/office/word/2010/wordprocessingShape" xmlns:w16se="http://schemas.microsoft.com/office/word/2015/wordml/symex" xmlns:w16cid="http://schemas.microsoft.com/office/word/2016/wordml/cid" xmlns:w16="http://schemas.microsoft.com/office/word/2018/wordml" xmlns:w16cex="http://schemas.microsoft.com/office/word/2018/wordml/cex" xmlns:w16sdtdh="http://schemas.microsoft.com/office/word/2020/wordml/sdtdatahash" xmlns:w16sdtfl="http://schemas.microsoft.com/office/word/2024/wordml/sdtformatlock" mc:Ignorable="w14 w15 wp14 w16se w16cid w16 w16cex w16sdtdh w16sdtfl">
+<w:document xmlns:wpc="http://schemas.microsoft.com/office/word/2010/wordprocessingCanvas" xmlns:mc="http://schemas.openxmlformats.org/markup-compatibility/2006" xmlns:o="urn:schemas-microsoft-com:office:office" xmlns:r="http://schemas.openxmlformats.org/officeDocument/2006/relationships" xmlns:m="http://schemas.openxmlformats.org/officeDocument/2006/math" xmlns:v="urn:schemas-microsoft-com:vml" xmlns:wp14="http://schemas.microsoft.com/office/word/2010/wordprocessingDrawing" xmlns:wp="http://schemas.openxmlformats.org/drawingml/2006/wordprocessingDrawing" xmlns:w10="urn:schemas-microsoft-com:office:word" xmlns:w="http://schemas.openxmlformats.org/wordprocessingml/2006/main" xmlns:w14="http://schemas.microsoft.com/office/word/2010/wordml" xmlns:w15="http://schemas.microsoft.com/office/word/2012/wordml" xmlns:wpg="http://schemas.microsoft.com/office/word/2010/wordprocessingGroup" xmlns:wpi="http://schemas.microsoft.com/office/word/2010/wordprocessingInk" xmlns:wne="http://schemas.microsoft.com/office/word/2006/wordml" xmlns:wps="http://schemas.microsoft.com/office/word/2010/wordprocessingShape" mc:Ignorable="w14 w15 wp14">
   <w:body>
     <w:p>
       <w:pPr>
@@ -38,98 +38,87 @@
         <w:jc w:val="center"/>
       </w:pPr>
     </w:p>
-    <w:p xmlns:wp14="http://schemas.microsoft.com/office/word/2010/wordml" wp14:paraId="1E8621B1" wp14:textId="36D1BCE3">
+    <w:p>
       <w:pPr>
         <w:pStyle w:val="Title"/>
         <w:jc w:val="center"/>
       </w:pPr>
       <w:r>
-        <w:rPr/>
         <w:t xml:space="preserve">WEB DEVELOPMENT </w:t>
       </w:r>
     </w:p>
-    <w:p xmlns:wp14="http://schemas.microsoft.com/office/word/2010/wordml" wp14:paraId="50444C0C" wp14:textId="22E489F3">
+    <w:p>
       <w:pPr>
         <w:pStyle w:val="Title"/>
         <w:jc w:val="center"/>
       </w:pPr>
     </w:p>
-    <w:p xmlns:wp14="http://schemas.microsoft.com/office/word/2010/wordml" wp14:paraId="1010445E" wp14:textId="2F4694F2">
+    <w:p>
       <w:pPr>
         <w:pStyle w:val="Title"/>
         <w:jc w:val="center"/>
       </w:pPr>
       <w:r>
-        <w:rPr/>
         <w:t xml:space="preserve">WEDE5020 </w:t>
       </w:r>
     </w:p>
-    <w:p xmlns:wp14="http://schemas.microsoft.com/office/word/2010/wordml" wp14:paraId="663B801E" wp14:textId="60C745EF">
+    <w:p>
       <w:pPr>
         <w:pStyle w:val="Title"/>
         <w:jc w:val="center"/>
       </w:pPr>
     </w:p>
-    <w:p xmlns:wp14="http://schemas.microsoft.com/office/word/2010/wordml" wp14:paraId="01185B7E" wp14:textId="7B27BB84">
+    <w:p>
       <w:pPr>
         <w:pStyle w:val="Title"/>
         <w:jc w:val="center"/>
       </w:pPr>
       <w:r>
-        <w:rPr/>
         <w:t xml:space="preserve">MOKGADI LAURA SELEPE </w:t>
       </w:r>
     </w:p>
-    <w:p xmlns:wp14="http://schemas.microsoft.com/office/word/2010/wordml" wp14:paraId="1CBBB091" wp14:textId="55327469">
+    <w:p>
       <w:pPr>
         <w:pStyle w:val="Title"/>
         <w:jc w:val="center"/>
       </w:pPr>
     </w:p>
-    <w:p xmlns:wp14="http://schemas.microsoft.com/office/word/2010/wordml" wp14:paraId="00F3B77F" wp14:textId="40AA76A7">
+    <w:p>
       <w:pPr>
         <w:pStyle w:val="Title"/>
         <w:jc w:val="center"/>
       </w:pPr>
       <w:r>
-        <w:rPr/>
         <w:t>ST1</w:t>
       </w:r>
       <w:r>
-        <w:rPr/>
         <w:t>0</w:t>
       </w:r>
       <w:r>
-        <w:rPr/>
         <w:t>509313</w:t>
       </w:r>
     </w:p>
-    <w:p xmlns:wp14="http://schemas.microsoft.com/office/word/2010/wordml" wp14:paraId="1A85D4A5" wp14:textId="6CB7BF42">
+    <w:p>
       <w:pPr>
         <w:pStyle w:val="Title"/>
       </w:pPr>
     </w:p>
-    <w:p xmlns:wp14="http://schemas.microsoft.com/office/word/2010/wordml" wp14:paraId="712B4603" wp14:textId="64F10EA2">
+    <w:p>
       <w:pPr>
         <w:pStyle w:val="Title"/>
         <w:jc w:val="center"/>
       </w:pPr>
     </w:p>
-    <w:p xmlns:wp14="http://schemas.microsoft.com/office/word/2010/wordml" wp14:paraId="2C078E63" wp14:textId="6BF99E58">
+    <w:p>
       <w:pPr>
         <w:pStyle w:val="Title"/>
         <w:jc w:val="center"/>
       </w:pPr>
       <w:r>
-        <w:rPr/>
         <w:t xml:space="preserve"> GROUP 1</w:t>
       </w:r>
     </w:p>
-    <w:p>
-      <w:pPr>
-        <w:pStyle w:val="Normal"/>
-      </w:pPr>
-    </w:p>
+    <w:p/>
     <w:p>
       <w:r>
         <w:br w:type="page"/>
@@ -148,6 +137,7 @@
         <w:rPr>
           <w:color w:val="FFC000"/>
         </w:rPr>
+        <w:lastRenderedPageBreak/>
         <w:t>Table of content</w:t>
       </w:r>
     </w:p>
@@ -159,6 +149,7 @@
           <w:docPartUnique/>
         </w:docPartObj>
       </w:sdtPr>
+      <w:sdtEndPr/>
       <w:sdtContent>
         <w:p>
           <w:pPr>
@@ -166,16 +157,16 @@
             <w:tabs>
               <w:tab w:val="right" w:leader="dot" w:pos="9360"/>
             </w:tabs>
-            <w:bidi w:val="0"/>
             <w:rPr>
               <w:rStyle w:val="Hyperlink"/>
+              <w:noProof/>
             </w:rPr>
           </w:pPr>
           <w:r>
             <w:fldChar w:fldCharType="begin"/>
           </w:r>
           <w:r>
-            <w:instrText xml:space="preserve">TOC \o \z \u \h</w:instrText>
+            <w:instrText>TOC \o \z \u \h</w:instrText>
           </w:r>
           <w:r>
             <w:fldChar w:fldCharType="separate"/>
@@ -184,28 +175,49 @@
             <w:r>
               <w:rPr>
                 <w:rStyle w:val="Hyperlink"/>
+                <w:noProof/>
               </w:rPr>
               <w:t>Organization Overview</w:t>
             </w:r>
             <w:r>
+              <w:rPr>
+                <w:noProof/>
+              </w:rPr>
               <w:tab/>
             </w:r>
             <w:r>
+              <w:rPr>
+                <w:noProof/>
+              </w:rPr>
               <w:fldChar w:fldCharType="begin"/>
             </w:r>
             <w:r>
-              <w:instrText xml:space="preserve">PAGEREF _Toc826830831 \h</w:instrText>
-            </w:r>
-            <w:r>
+              <w:rPr>
+                <w:noProof/>
+              </w:rPr>
+              <w:instrText>PAGEREF _Toc826830831 \h</w:instrText>
+            </w:r>
+            <w:r>
+              <w:rPr>
+                <w:noProof/>
+              </w:rPr>
+            </w:r>
+            <w:r>
+              <w:rPr>
+                <w:noProof/>
+              </w:rPr>
               <w:fldChar w:fldCharType="separate"/>
             </w:r>
             <w:r>
               <w:rPr>
-                <w:rStyle w:val="Hyperlink"/>
+                <w:noProof/>
               </w:rPr>
               <w:t>3</w:t>
             </w:r>
             <w:r>
+              <w:rPr>
+                <w:noProof/>
+              </w:rPr>
               <w:fldChar w:fldCharType="end"/>
             </w:r>
           </w:hyperlink>
@@ -216,37 +228,58 @@
             <w:tabs>
               <w:tab w:val="right" w:leader="dot" w:pos="9360"/>
             </w:tabs>
-            <w:bidi w:val="0"/>
             <w:rPr>
               <w:rStyle w:val="Hyperlink"/>
+              <w:noProof/>
             </w:rPr>
           </w:pPr>
           <w:hyperlink w:anchor="_Toc1787960039">
             <w:r>
               <w:rPr>
                 <w:rStyle w:val="Hyperlink"/>
+                <w:noProof/>
               </w:rPr>
               <w:t>Brief History</w:t>
             </w:r>
             <w:r>
+              <w:rPr>
+                <w:noProof/>
+              </w:rPr>
               <w:tab/>
             </w:r>
             <w:r>
+              <w:rPr>
+                <w:noProof/>
+              </w:rPr>
               <w:fldChar w:fldCharType="begin"/>
             </w:r>
             <w:r>
-              <w:instrText xml:space="preserve">PAGEREF _Toc1787960039 \h</w:instrText>
-            </w:r>
-            <w:r>
+              <w:rPr>
+                <w:noProof/>
+              </w:rPr>
+              <w:instrText>PAGEREF _Toc1787960039 \h</w:instrText>
+            </w:r>
+            <w:r>
+              <w:rPr>
+                <w:noProof/>
+              </w:rPr>
+            </w:r>
+            <w:r>
+              <w:rPr>
+                <w:noProof/>
+              </w:rPr>
               <w:fldChar w:fldCharType="separate"/>
             </w:r>
             <w:r>
               <w:rPr>
-                <w:rStyle w:val="Hyperlink"/>
+                <w:noProof/>
               </w:rPr>
               <w:t>3</w:t>
             </w:r>
             <w:r>
+              <w:rPr>
+                <w:noProof/>
+              </w:rPr>
               <w:fldChar w:fldCharType="end"/>
             </w:r>
           </w:hyperlink>
@@ -257,37 +290,58 @@
             <w:tabs>
               <w:tab w:val="right" w:leader="dot" w:pos="9360"/>
             </w:tabs>
-            <w:bidi w:val="0"/>
             <w:rPr>
               <w:rStyle w:val="Hyperlink"/>
+              <w:noProof/>
             </w:rPr>
           </w:pPr>
           <w:hyperlink w:anchor="_Toc528112428">
             <w:r>
               <w:rPr>
                 <w:rStyle w:val="Hyperlink"/>
+                <w:noProof/>
               </w:rPr>
               <w:t>Mission Statement</w:t>
             </w:r>
             <w:r>
+              <w:rPr>
+                <w:noProof/>
+              </w:rPr>
               <w:tab/>
             </w:r>
             <w:r>
+              <w:rPr>
+                <w:noProof/>
+              </w:rPr>
               <w:fldChar w:fldCharType="begin"/>
             </w:r>
             <w:r>
-              <w:instrText xml:space="preserve">PAGEREF _Toc528112428 \h</w:instrText>
-            </w:r>
-            <w:r>
+              <w:rPr>
+                <w:noProof/>
+              </w:rPr>
+              <w:instrText>PAGEREF _Toc528112428 \h</w:instrText>
+            </w:r>
+            <w:r>
+              <w:rPr>
+                <w:noProof/>
+              </w:rPr>
+            </w:r>
+            <w:r>
+              <w:rPr>
+                <w:noProof/>
+              </w:rPr>
               <w:fldChar w:fldCharType="separate"/>
             </w:r>
             <w:r>
               <w:rPr>
-                <w:rStyle w:val="Hyperlink"/>
+                <w:noProof/>
               </w:rPr>
               <w:t>3</w:t>
             </w:r>
             <w:r>
+              <w:rPr>
+                <w:noProof/>
+              </w:rPr>
               <w:fldChar w:fldCharType="end"/>
             </w:r>
           </w:hyperlink>
@@ -298,37 +352,58 @@
             <w:tabs>
               <w:tab w:val="right" w:leader="dot" w:pos="9360"/>
             </w:tabs>
-            <w:bidi w:val="0"/>
             <w:rPr>
               <w:rStyle w:val="Hyperlink"/>
+              <w:noProof/>
             </w:rPr>
           </w:pPr>
           <w:hyperlink w:anchor="_Toc671886600">
             <w:r>
               <w:rPr>
                 <w:rStyle w:val="Hyperlink"/>
+                <w:noProof/>
               </w:rPr>
               <w:t>Vision Statement</w:t>
             </w:r>
             <w:r>
+              <w:rPr>
+                <w:noProof/>
+              </w:rPr>
               <w:tab/>
             </w:r>
             <w:r>
+              <w:rPr>
+                <w:noProof/>
+              </w:rPr>
               <w:fldChar w:fldCharType="begin"/>
             </w:r>
             <w:r>
-              <w:instrText xml:space="preserve">PAGEREF _Toc671886600 \h</w:instrText>
-            </w:r>
-            <w:r>
+              <w:rPr>
+                <w:noProof/>
+              </w:rPr>
+              <w:instrText>PAGEREF _Toc671886600 \h</w:instrText>
+            </w:r>
+            <w:r>
+              <w:rPr>
+                <w:noProof/>
+              </w:rPr>
+            </w:r>
+            <w:r>
+              <w:rPr>
+                <w:noProof/>
+              </w:rPr>
               <w:fldChar w:fldCharType="separate"/>
             </w:r>
             <w:r>
               <w:rPr>
-                <w:rStyle w:val="Hyperlink"/>
+                <w:noProof/>
               </w:rPr>
               <w:t>3</w:t>
             </w:r>
             <w:r>
+              <w:rPr>
+                <w:noProof/>
+              </w:rPr>
               <w:fldChar w:fldCharType="end"/>
             </w:r>
           </w:hyperlink>
@@ -339,37 +414,58 @@
             <w:tabs>
               <w:tab w:val="right" w:leader="dot" w:pos="9360"/>
             </w:tabs>
-            <w:bidi w:val="0"/>
             <w:rPr>
               <w:rStyle w:val="Hyperlink"/>
+              <w:noProof/>
             </w:rPr>
           </w:pPr>
           <w:hyperlink w:anchor="_Toc824629901">
             <w:r>
               <w:rPr>
                 <w:rStyle w:val="Hyperlink"/>
+                <w:noProof/>
               </w:rPr>
               <w:t>Target Audience</w:t>
             </w:r>
             <w:r>
+              <w:rPr>
+                <w:noProof/>
+              </w:rPr>
               <w:tab/>
             </w:r>
             <w:r>
+              <w:rPr>
+                <w:noProof/>
+              </w:rPr>
               <w:fldChar w:fldCharType="begin"/>
             </w:r>
             <w:r>
-              <w:instrText xml:space="preserve">PAGEREF _Toc824629901 \h</w:instrText>
-            </w:r>
-            <w:r>
+              <w:rPr>
+                <w:noProof/>
+              </w:rPr>
+              <w:instrText>PAGEREF _Toc824629901 \h</w:instrText>
+            </w:r>
+            <w:r>
+              <w:rPr>
+                <w:noProof/>
+              </w:rPr>
+            </w:r>
+            <w:r>
+              <w:rPr>
+                <w:noProof/>
+              </w:rPr>
               <w:fldChar w:fldCharType="separate"/>
             </w:r>
             <w:r>
               <w:rPr>
-                <w:rStyle w:val="Hyperlink"/>
+                <w:noProof/>
               </w:rPr>
               <w:t>3</w:t>
             </w:r>
             <w:r>
+              <w:rPr>
+                <w:noProof/>
+              </w:rPr>
               <w:fldChar w:fldCharType="end"/>
             </w:r>
           </w:hyperlink>
@@ -380,37 +476,58 @@
             <w:tabs>
               <w:tab w:val="right" w:leader="dot" w:pos="9360"/>
             </w:tabs>
-            <w:bidi w:val="0"/>
             <w:rPr>
               <w:rStyle w:val="Hyperlink"/>
+              <w:noProof/>
             </w:rPr>
           </w:pPr>
           <w:hyperlink w:anchor="_Toc507431059">
             <w:r>
               <w:rPr>
                 <w:rStyle w:val="Hyperlink"/>
+                <w:noProof/>
               </w:rPr>
               <w:t>Website Goals and Objectives</w:t>
             </w:r>
             <w:r>
+              <w:rPr>
+                <w:noProof/>
+              </w:rPr>
               <w:tab/>
             </w:r>
             <w:r>
+              <w:rPr>
+                <w:noProof/>
+              </w:rPr>
               <w:fldChar w:fldCharType="begin"/>
             </w:r>
             <w:r>
-              <w:instrText xml:space="preserve">PAGEREF _Toc507431059 \h</w:instrText>
-            </w:r>
-            <w:r>
+              <w:rPr>
+                <w:noProof/>
+              </w:rPr>
+              <w:instrText>PAGEREF _Toc507431059 \h</w:instrText>
+            </w:r>
+            <w:r>
+              <w:rPr>
+                <w:noProof/>
+              </w:rPr>
+            </w:r>
+            <w:r>
+              <w:rPr>
+                <w:noProof/>
+              </w:rPr>
               <w:fldChar w:fldCharType="separate"/>
             </w:r>
             <w:r>
               <w:rPr>
-                <w:rStyle w:val="Hyperlink"/>
+                <w:noProof/>
               </w:rPr>
               <w:t>3</w:t>
             </w:r>
             <w:r>
+              <w:rPr>
+                <w:noProof/>
+              </w:rPr>
               <w:fldChar w:fldCharType="end"/>
             </w:r>
           </w:hyperlink>
@@ -421,37 +538,58 @@
             <w:tabs>
               <w:tab w:val="right" w:leader="dot" w:pos="9360"/>
             </w:tabs>
-            <w:bidi w:val="0"/>
             <w:rPr>
               <w:rStyle w:val="Hyperlink"/>
+              <w:noProof/>
             </w:rPr>
           </w:pPr>
           <w:hyperlink w:anchor="_Toc746187566">
             <w:r>
               <w:rPr>
                 <w:rStyle w:val="Hyperlink"/>
+                <w:noProof/>
               </w:rPr>
               <w:t>Website Goals</w:t>
             </w:r>
             <w:r>
+              <w:rPr>
+                <w:noProof/>
+              </w:rPr>
               <w:tab/>
             </w:r>
             <w:r>
+              <w:rPr>
+                <w:noProof/>
+              </w:rPr>
               <w:fldChar w:fldCharType="begin"/>
             </w:r>
             <w:r>
-              <w:instrText xml:space="preserve">PAGEREF _Toc746187566 \h</w:instrText>
-            </w:r>
-            <w:r>
+              <w:rPr>
+                <w:noProof/>
+              </w:rPr>
+              <w:instrText>PAGEREF _Toc746187566 \h</w:instrText>
+            </w:r>
+            <w:r>
+              <w:rPr>
+                <w:noProof/>
+              </w:rPr>
+            </w:r>
+            <w:r>
+              <w:rPr>
+                <w:noProof/>
+              </w:rPr>
               <w:fldChar w:fldCharType="separate"/>
             </w:r>
             <w:r>
               <w:rPr>
-                <w:rStyle w:val="Hyperlink"/>
-              </w:rPr>
-              <w:t>4</w:t>
-            </w:r>
-            <w:r>
+                <w:noProof/>
+              </w:rPr>
+              <w:t>3</w:t>
+            </w:r>
+            <w:r>
+              <w:rPr>
+                <w:noProof/>
+              </w:rPr>
               <w:fldChar w:fldCharType="end"/>
             </w:r>
           </w:hyperlink>
@@ -462,37 +600,58 @@
             <w:tabs>
               <w:tab w:val="right" w:leader="dot" w:pos="9360"/>
             </w:tabs>
-            <w:bidi w:val="0"/>
             <w:rPr>
               <w:rStyle w:val="Hyperlink"/>
+              <w:noProof/>
             </w:rPr>
           </w:pPr>
           <w:hyperlink w:anchor="_Toc737480470">
             <w:r>
               <w:rPr>
                 <w:rStyle w:val="Hyperlink"/>
+                <w:noProof/>
               </w:rPr>
               <w:t>Key Performance Indicators (KPIs)</w:t>
             </w:r>
             <w:r>
+              <w:rPr>
+                <w:noProof/>
+              </w:rPr>
               <w:tab/>
             </w:r>
             <w:r>
+              <w:rPr>
+                <w:noProof/>
+              </w:rPr>
               <w:fldChar w:fldCharType="begin"/>
             </w:r>
             <w:r>
-              <w:instrText xml:space="preserve">PAGEREF _Toc737480470 \h</w:instrText>
-            </w:r>
-            <w:r>
+              <w:rPr>
+                <w:noProof/>
+              </w:rPr>
+              <w:instrText>PAGEREF _Toc737480470 \h</w:instrText>
+            </w:r>
+            <w:r>
+              <w:rPr>
+                <w:noProof/>
+              </w:rPr>
+            </w:r>
+            <w:r>
+              <w:rPr>
+                <w:noProof/>
+              </w:rPr>
               <w:fldChar w:fldCharType="separate"/>
             </w:r>
             <w:r>
               <w:rPr>
-                <w:rStyle w:val="Hyperlink"/>
+                <w:noProof/>
               </w:rPr>
               <w:t>4</w:t>
             </w:r>
             <w:r>
+              <w:rPr>
+                <w:noProof/>
+              </w:rPr>
               <w:fldChar w:fldCharType="end"/>
             </w:r>
           </w:hyperlink>
@@ -503,37 +662,58 @@
             <w:tabs>
               <w:tab w:val="right" w:leader="dot" w:pos="9360"/>
             </w:tabs>
-            <w:bidi w:val="0"/>
             <w:rPr>
               <w:rStyle w:val="Hyperlink"/>
+              <w:noProof/>
             </w:rPr>
           </w:pPr>
           <w:hyperlink w:anchor="_Toc95627548">
             <w:r>
               <w:rPr>
                 <w:rStyle w:val="Hyperlink"/>
+                <w:noProof/>
               </w:rPr>
               <w:t>Current Website Analysis</w:t>
             </w:r>
             <w:r>
+              <w:rPr>
+                <w:noProof/>
+              </w:rPr>
               <w:tab/>
             </w:r>
             <w:r>
+              <w:rPr>
+                <w:noProof/>
+              </w:rPr>
               <w:fldChar w:fldCharType="begin"/>
             </w:r>
             <w:r>
-              <w:instrText xml:space="preserve">PAGEREF _Toc95627548 \h</w:instrText>
-            </w:r>
-            <w:r>
+              <w:rPr>
+                <w:noProof/>
+              </w:rPr>
+              <w:instrText>PAGEREF _Toc95627548 \h</w:instrText>
+            </w:r>
+            <w:r>
+              <w:rPr>
+                <w:noProof/>
+              </w:rPr>
+            </w:r>
+            <w:r>
+              <w:rPr>
+                <w:noProof/>
+              </w:rPr>
               <w:fldChar w:fldCharType="separate"/>
             </w:r>
             <w:r>
               <w:rPr>
-                <w:rStyle w:val="Hyperlink"/>
+                <w:noProof/>
               </w:rPr>
               <w:t>4</w:t>
             </w:r>
             <w:r>
+              <w:rPr>
+                <w:noProof/>
+              </w:rPr>
               <w:fldChar w:fldCharType="end"/>
             </w:r>
           </w:hyperlink>
@@ -544,37 +724,58 @@
             <w:tabs>
               <w:tab w:val="right" w:leader="dot" w:pos="9360"/>
             </w:tabs>
-            <w:bidi w:val="0"/>
             <w:rPr>
               <w:rStyle w:val="Hyperlink"/>
+              <w:noProof/>
             </w:rPr>
           </w:pPr>
           <w:hyperlink w:anchor="_Toc416442928">
             <w:r>
               <w:rPr>
                 <w:rStyle w:val="Hyperlink"/>
+                <w:noProof/>
               </w:rPr>
               <w:t>Implications for this project</w:t>
             </w:r>
             <w:r>
+              <w:rPr>
+                <w:noProof/>
+              </w:rPr>
               <w:tab/>
             </w:r>
             <w:r>
+              <w:rPr>
+                <w:noProof/>
+              </w:rPr>
               <w:fldChar w:fldCharType="begin"/>
             </w:r>
             <w:r>
-              <w:instrText xml:space="preserve">PAGEREF _Toc416442928 \h</w:instrText>
-            </w:r>
-            <w:r>
+              <w:rPr>
+                <w:noProof/>
+              </w:rPr>
+              <w:instrText>PAGEREF _Toc416442928 \h</w:instrText>
+            </w:r>
+            <w:r>
+              <w:rPr>
+                <w:noProof/>
+              </w:rPr>
+            </w:r>
+            <w:r>
+              <w:rPr>
+                <w:noProof/>
+              </w:rPr>
               <w:fldChar w:fldCharType="separate"/>
             </w:r>
             <w:r>
               <w:rPr>
-                <w:rStyle w:val="Hyperlink"/>
+                <w:noProof/>
               </w:rPr>
               <w:t>4</w:t>
             </w:r>
             <w:r>
+              <w:rPr>
+                <w:noProof/>
+              </w:rPr>
               <w:fldChar w:fldCharType="end"/>
             </w:r>
           </w:hyperlink>
@@ -585,37 +786,58 @@
             <w:tabs>
               <w:tab w:val="right" w:leader="dot" w:pos="9360"/>
             </w:tabs>
-            <w:bidi w:val="0"/>
             <w:rPr>
               <w:rStyle w:val="Hyperlink"/>
+              <w:noProof/>
             </w:rPr>
           </w:pPr>
           <w:hyperlink w:anchor="_Toc2003411592">
             <w:r>
               <w:rPr>
                 <w:rStyle w:val="Hyperlink"/>
+                <w:noProof/>
               </w:rPr>
               <w:t>Website Features and Features</w:t>
             </w:r>
             <w:r>
+              <w:rPr>
+                <w:noProof/>
+              </w:rPr>
               <w:tab/>
             </w:r>
             <w:r>
+              <w:rPr>
+                <w:noProof/>
+              </w:rPr>
               <w:fldChar w:fldCharType="begin"/>
             </w:r>
             <w:r>
-              <w:instrText xml:space="preserve">PAGEREF _Toc2003411592 \h</w:instrText>
-            </w:r>
-            <w:r>
+              <w:rPr>
+                <w:noProof/>
+              </w:rPr>
+              <w:instrText>PAGEREF _Toc2003411592 \h</w:instrText>
+            </w:r>
+            <w:r>
+              <w:rPr>
+                <w:noProof/>
+              </w:rPr>
+            </w:r>
+            <w:r>
+              <w:rPr>
+                <w:noProof/>
+              </w:rPr>
               <w:fldChar w:fldCharType="separate"/>
             </w:r>
             <w:r>
               <w:rPr>
-                <w:rStyle w:val="Hyperlink"/>
+                <w:noProof/>
               </w:rPr>
               <w:t>4</w:t>
             </w:r>
             <w:r>
+              <w:rPr>
+                <w:noProof/>
+              </w:rPr>
               <w:fldChar w:fldCharType="end"/>
             </w:r>
           </w:hyperlink>
@@ -626,37 +848,58 @@
             <w:tabs>
               <w:tab w:val="right" w:leader="dot" w:pos="9360"/>
             </w:tabs>
-            <w:bidi w:val="0"/>
             <w:rPr>
               <w:rStyle w:val="Hyperlink"/>
+              <w:noProof/>
             </w:rPr>
           </w:pPr>
           <w:hyperlink w:anchor="_Toc950287735">
             <w:r>
               <w:rPr>
                 <w:rStyle w:val="Hyperlink"/>
+                <w:noProof/>
               </w:rPr>
               <w:t>Essential Pages</w:t>
             </w:r>
             <w:r>
+              <w:rPr>
+                <w:noProof/>
+              </w:rPr>
               <w:tab/>
             </w:r>
             <w:r>
+              <w:rPr>
+                <w:noProof/>
+              </w:rPr>
               <w:fldChar w:fldCharType="begin"/>
             </w:r>
             <w:r>
-              <w:instrText xml:space="preserve">PAGEREF _Toc950287735 \h</w:instrText>
-            </w:r>
-            <w:r>
+              <w:rPr>
+                <w:noProof/>
+              </w:rPr>
+              <w:instrText>PAGEREF _Toc950287735 \h</w:instrText>
+            </w:r>
+            <w:r>
+              <w:rPr>
+                <w:noProof/>
+              </w:rPr>
+            </w:r>
+            <w:r>
+              <w:rPr>
+                <w:noProof/>
+              </w:rPr>
               <w:fldChar w:fldCharType="separate"/>
             </w:r>
             <w:r>
               <w:rPr>
-                <w:rStyle w:val="Hyperlink"/>
-              </w:rPr>
-              <w:t>5</w:t>
-            </w:r>
-            <w:r>
+                <w:noProof/>
+              </w:rPr>
+              <w:t>4</w:t>
+            </w:r>
+            <w:r>
+              <w:rPr>
+                <w:noProof/>
+              </w:rPr>
               <w:fldChar w:fldCharType="end"/>
             </w:r>
           </w:hyperlink>
@@ -667,37 +910,58 @@
             <w:tabs>
               <w:tab w:val="right" w:leader="dot" w:pos="9360"/>
             </w:tabs>
-            <w:bidi w:val="0"/>
             <w:rPr>
               <w:rStyle w:val="Hyperlink"/>
+              <w:noProof/>
             </w:rPr>
           </w:pPr>
           <w:hyperlink w:anchor="_Toc1571414890">
             <w:r>
               <w:rPr>
                 <w:rStyle w:val="Hyperlink"/>
+                <w:noProof/>
               </w:rPr>
               <w:t>Desired Functionality</w:t>
             </w:r>
             <w:r>
+              <w:rPr>
+                <w:noProof/>
+              </w:rPr>
               <w:tab/>
             </w:r>
             <w:r>
+              <w:rPr>
+                <w:noProof/>
+              </w:rPr>
               <w:fldChar w:fldCharType="begin"/>
             </w:r>
             <w:r>
-              <w:instrText xml:space="preserve">PAGEREF _Toc1571414890 \h</w:instrText>
-            </w:r>
-            <w:r>
+              <w:rPr>
+                <w:noProof/>
+              </w:rPr>
+              <w:instrText>PAGEREF _Toc1571414890 \h</w:instrText>
+            </w:r>
+            <w:r>
+              <w:rPr>
+                <w:noProof/>
+              </w:rPr>
+            </w:r>
+            <w:r>
+              <w:rPr>
+                <w:noProof/>
+              </w:rPr>
               <w:fldChar w:fldCharType="separate"/>
             </w:r>
             <w:r>
               <w:rPr>
-                <w:rStyle w:val="Hyperlink"/>
+                <w:noProof/>
               </w:rPr>
               <w:t>5</w:t>
             </w:r>
             <w:r>
+              <w:rPr>
+                <w:noProof/>
+              </w:rPr>
               <w:fldChar w:fldCharType="end"/>
             </w:r>
           </w:hyperlink>
@@ -708,37 +972,58 @@
             <w:tabs>
               <w:tab w:val="right" w:leader="dot" w:pos="9360"/>
             </w:tabs>
-            <w:bidi w:val="0"/>
             <w:rPr>
               <w:rStyle w:val="Hyperlink"/>
+              <w:noProof/>
             </w:rPr>
           </w:pPr>
           <w:hyperlink w:anchor="_Toc338682918">
             <w:r>
               <w:rPr>
                 <w:rStyle w:val="Hyperlink"/>
+                <w:noProof/>
               </w:rPr>
               <w:t>Design and User Experience</w:t>
             </w:r>
             <w:r>
+              <w:rPr>
+                <w:noProof/>
+              </w:rPr>
               <w:tab/>
             </w:r>
             <w:r>
+              <w:rPr>
+                <w:noProof/>
+              </w:rPr>
               <w:fldChar w:fldCharType="begin"/>
             </w:r>
             <w:r>
-              <w:instrText xml:space="preserve">PAGEREF _Toc338682918 \h</w:instrText>
-            </w:r>
-            <w:r>
+              <w:rPr>
+                <w:noProof/>
+              </w:rPr>
+              <w:instrText>PAGEREF _Toc338682918 \h</w:instrText>
+            </w:r>
+            <w:r>
+              <w:rPr>
+                <w:noProof/>
+              </w:rPr>
+            </w:r>
+            <w:r>
+              <w:rPr>
+                <w:noProof/>
+              </w:rPr>
               <w:fldChar w:fldCharType="separate"/>
             </w:r>
             <w:r>
               <w:rPr>
-                <w:rStyle w:val="Hyperlink"/>
+                <w:noProof/>
               </w:rPr>
               <w:t>5</w:t>
             </w:r>
             <w:r>
+              <w:rPr>
+                <w:noProof/>
+              </w:rPr>
               <w:fldChar w:fldCharType="end"/>
             </w:r>
           </w:hyperlink>
@@ -749,37 +1034,58 @@
             <w:tabs>
               <w:tab w:val="right" w:leader="dot" w:pos="9360"/>
             </w:tabs>
-            <w:bidi w:val="0"/>
             <w:rPr>
               <w:rStyle w:val="Hyperlink"/>
+              <w:noProof/>
             </w:rPr>
           </w:pPr>
           <w:hyperlink w:anchor="_Toc1286208525">
             <w:r>
               <w:rPr>
                 <w:rStyle w:val="Hyperlink"/>
+                <w:noProof/>
               </w:rPr>
               <w:t>Technical Requirements</w:t>
             </w:r>
             <w:r>
+              <w:rPr>
+                <w:noProof/>
+              </w:rPr>
               <w:tab/>
             </w:r>
             <w:r>
+              <w:rPr>
+                <w:noProof/>
+              </w:rPr>
               <w:fldChar w:fldCharType="begin"/>
             </w:r>
             <w:r>
-              <w:instrText xml:space="preserve">PAGEREF _Toc1286208525 \h</w:instrText>
-            </w:r>
-            <w:r>
+              <w:rPr>
+                <w:noProof/>
+              </w:rPr>
+              <w:instrText>PAGEREF _Toc1286208525 \h</w:instrText>
+            </w:r>
+            <w:r>
+              <w:rPr>
+                <w:noProof/>
+              </w:rPr>
+            </w:r>
+            <w:r>
+              <w:rPr>
+                <w:noProof/>
+              </w:rPr>
               <w:fldChar w:fldCharType="separate"/>
             </w:r>
             <w:r>
               <w:rPr>
-                <w:rStyle w:val="Hyperlink"/>
+                <w:noProof/>
               </w:rPr>
               <w:t>5</w:t>
             </w:r>
             <w:r>
+              <w:rPr>
+                <w:noProof/>
+              </w:rPr>
               <w:fldChar w:fldCharType="end"/>
             </w:r>
           </w:hyperlink>
@@ -790,37 +1096,58 @@
             <w:tabs>
               <w:tab w:val="right" w:leader="dot" w:pos="9360"/>
             </w:tabs>
-            <w:bidi w:val="0"/>
             <w:rPr>
               <w:rStyle w:val="Hyperlink"/>
+              <w:noProof/>
             </w:rPr>
           </w:pPr>
           <w:hyperlink w:anchor="_Toc1439532106">
             <w:r>
               <w:rPr>
                 <w:rStyle w:val="Hyperlink"/>
+                <w:noProof/>
               </w:rPr>
               <w:t>Hosting and Domain</w:t>
             </w:r>
             <w:r>
+              <w:rPr>
+                <w:noProof/>
+              </w:rPr>
               <w:tab/>
             </w:r>
             <w:r>
+              <w:rPr>
+                <w:noProof/>
+              </w:rPr>
               <w:fldChar w:fldCharType="begin"/>
             </w:r>
             <w:r>
-              <w:instrText xml:space="preserve">PAGEREF _Toc1439532106 \h</w:instrText>
-            </w:r>
-            <w:r>
+              <w:rPr>
+                <w:noProof/>
+              </w:rPr>
+              <w:instrText>PAGEREF _Toc1439532106 \h</w:instrText>
+            </w:r>
+            <w:r>
+              <w:rPr>
+                <w:noProof/>
+              </w:rPr>
+            </w:r>
+            <w:r>
+              <w:rPr>
+                <w:noProof/>
+              </w:rPr>
               <w:fldChar w:fldCharType="separate"/>
             </w:r>
             <w:r>
               <w:rPr>
-                <w:rStyle w:val="Hyperlink"/>
-              </w:rPr>
-              <w:t>6</w:t>
-            </w:r>
-            <w:r>
+                <w:noProof/>
+              </w:rPr>
+              <w:t>5</w:t>
+            </w:r>
+            <w:r>
+              <w:rPr>
+                <w:noProof/>
+              </w:rPr>
               <w:fldChar w:fldCharType="end"/>
             </w:r>
           </w:hyperlink>
@@ -831,37 +1158,58 @@
             <w:tabs>
               <w:tab w:val="right" w:leader="dot" w:pos="9360"/>
             </w:tabs>
-            <w:bidi w:val="0"/>
             <w:rPr>
               <w:rStyle w:val="Hyperlink"/>
+              <w:noProof/>
             </w:rPr>
           </w:pPr>
           <w:hyperlink w:anchor="_Toc1775591898">
             <w:r>
               <w:rPr>
                 <w:rStyle w:val="Hyperlink"/>
+                <w:noProof/>
               </w:rPr>
               <w:t>Programming Languages and Frameworks</w:t>
             </w:r>
             <w:r>
+              <w:rPr>
+                <w:noProof/>
+              </w:rPr>
               <w:tab/>
             </w:r>
             <w:r>
+              <w:rPr>
+                <w:noProof/>
+              </w:rPr>
               <w:fldChar w:fldCharType="begin"/>
             </w:r>
             <w:r>
-              <w:instrText xml:space="preserve">PAGEREF _Toc1775591898 \h</w:instrText>
-            </w:r>
-            <w:r>
+              <w:rPr>
+                <w:noProof/>
+              </w:rPr>
+              <w:instrText>PAGEREF _Toc1775591898 \h</w:instrText>
+            </w:r>
+            <w:r>
+              <w:rPr>
+                <w:noProof/>
+              </w:rPr>
+            </w:r>
+            <w:r>
+              <w:rPr>
+                <w:noProof/>
+              </w:rPr>
               <w:fldChar w:fldCharType="separate"/>
             </w:r>
             <w:r>
               <w:rPr>
-                <w:rStyle w:val="Hyperlink"/>
-              </w:rPr>
-              <w:t>6</w:t>
-            </w:r>
-            <w:r>
+                <w:noProof/>
+              </w:rPr>
+              <w:t>5</w:t>
+            </w:r>
+            <w:r>
+              <w:rPr>
+                <w:noProof/>
+              </w:rPr>
               <w:fldChar w:fldCharType="end"/>
             </w:r>
           </w:hyperlink>
@@ -872,37 +1220,58 @@
             <w:tabs>
               <w:tab w:val="right" w:leader="dot" w:pos="9360"/>
             </w:tabs>
-            <w:bidi w:val="0"/>
             <w:rPr>
               <w:rStyle w:val="Hyperlink"/>
+              <w:noProof/>
             </w:rPr>
           </w:pPr>
           <w:hyperlink w:anchor="_Toc1002309657">
             <w:r>
               <w:rPr>
                 <w:rStyle w:val="Hyperlink"/>
+                <w:noProof/>
               </w:rPr>
               <w:t>Timeline and Milestones</w:t>
             </w:r>
             <w:r>
+              <w:rPr>
+                <w:noProof/>
+              </w:rPr>
               <w:tab/>
             </w:r>
             <w:r>
+              <w:rPr>
+                <w:noProof/>
+              </w:rPr>
               <w:fldChar w:fldCharType="begin"/>
             </w:r>
             <w:r>
-              <w:instrText xml:space="preserve">PAGEREF _Toc1002309657 \h</w:instrText>
-            </w:r>
-            <w:r>
+              <w:rPr>
+                <w:noProof/>
+              </w:rPr>
+              <w:instrText>PAGEREF _Toc1002309657 \h</w:instrText>
+            </w:r>
+            <w:r>
+              <w:rPr>
+                <w:noProof/>
+              </w:rPr>
+            </w:r>
+            <w:r>
+              <w:rPr>
+                <w:noProof/>
+              </w:rPr>
               <w:fldChar w:fldCharType="separate"/>
             </w:r>
             <w:r>
               <w:rPr>
-                <w:rStyle w:val="Hyperlink"/>
+                <w:noProof/>
               </w:rPr>
               <w:t>6</w:t>
             </w:r>
             <w:r>
+              <w:rPr>
+                <w:noProof/>
+              </w:rPr>
               <w:fldChar w:fldCharType="end"/>
             </w:r>
           </w:hyperlink>
@@ -913,37 +1282,58 @@
             <w:tabs>
               <w:tab w:val="right" w:leader="dot" w:pos="9360"/>
             </w:tabs>
-            <w:bidi w:val="0"/>
             <w:rPr>
               <w:rStyle w:val="Hyperlink"/>
+              <w:noProof/>
             </w:rPr>
           </w:pPr>
           <w:hyperlink w:anchor="_Toc1230781486">
             <w:r>
               <w:rPr>
                 <w:rStyle w:val="Hyperlink"/>
+                <w:noProof/>
               </w:rPr>
               <w:t>Budget</w:t>
             </w:r>
             <w:r>
+              <w:rPr>
+                <w:noProof/>
+              </w:rPr>
               <w:tab/>
             </w:r>
             <w:r>
+              <w:rPr>
+                <w:noProof/>
+              </w:rPr>
               <w:fldChar w:fldCharType="begin"/>
             </w:r>
             <w:r>
-              <w:instrText xml:space="preserve">PAGEREF _Toc1230781486 \h</w:instrText>
-            </w:r>
-            <w:r>
+              <w:rPr>
+                <w:noProof/>
+              </w:rPr>
+              <w:instrText>PAGEREF _Toc1230781486 \h</w:instrText>
+            </w:r>
+            <w:r>
+              <w:rPr>
+                <w:noProof/>
+              </w:rPr>
+            </w:r>
+            <w:r>
+              <w:rPr>
+                <w:noProof/>
+              </w:rPr>
               <w:fldChar w:fldCharType="separate"/>
             </w:r>
             <w:r>
               <w:rPr>
-                <w:rStyle w:val="Hyperlink"/>
-              </w:rPr>
-              <w:t>7</w:t>
-            </w:r>
-            <w:r>
+                <w:noProof/>
+              </w:rPr>
+              <w:t>6</w:t>
+            </w:r>
+            <w:r>
+              <w:rPr>
+                <w:noProof/>
+              </w:rPr>
               <w:fldChar w:fldCharType="end"/>
             </w:r>
           </w:hyperlink>
@@ -954,37 +1344,58 @@
             <w:tabs>
               <w:tab w:val="right" w:leader="dot" w:pos="9360"/>
             </w:tabs>
-            <w:bidi w:val="0"/>
             <w:rPr>
               <w:rStyle w:val="Hyperlink"/>
+              <w:noProof/>
             </w:rPr>
           </w:pPr>
           <w:hyperlink w:anchor="_Toc2077560629">
             <w:r>
               <w:rPr>
                 <w:rStyle w:val="Hyperlink"/>
+                <w:noProof/>
               </w:rPr>
               <w:t>References</w:t>
             </w:r>
             <w:r>
+              <w:rPr>
+                <w:noProof/>
+              </w:rPr>
               <w:tab/>
             </w:r>
             <w:r>
+              <w:rPr>
+                <w:noProof/>
+              </w:rPr>
               <w:fldChar w:fldCharType="begin"/>
             </w:r>
             <w:r>
-              <w:instrText xml:space="preserve">PAGEREF _Toc2077560629 \h</w:instrText>
-            </w:r>
-            <w:r>
+              <w:rPr>
+                <w:noProof/>
+              </w:rPr>
+              <w:instrText>PAGEREF _Toc2077560629 \h</w:instrText>
+            </w:r>
+            <w:r>
+              <w:rPr>
+                <w:noProof/>
+              </w:rPr>
+            </w:r>
+            <w:r>
+              <w:rPr>
+                <w:noProof/>
+              </w:rPr>
               <w:fldChar w:fldCharType="separate"/>
             </w:r>
             <w:r>
               <w:rPr>
-                <w:rStyle w:val="Hyperlink"/>
+                <w:noProof/>
               </w:rPr>
               <w:t>7</w:t>
             </w:r>
             <w:r>
+              <w:rPr>
+                <w:noProof/>
+              </w:rPr>
               <w:fldChar w:fldCharType="end"/>
             </w:r>
           </w:hyperlink>
@@ -998,7 +1409,6 @@
     </w:sdt>
     <w:p>
       <w:pPr>
-        <w:pStyle w:val="Normal"/>
         <w:rPr>
           <w:sz w:val="22"/>
           <w:szCs w:val="22"/>
@@ -1016,7 +1426,7 @@
         <w:jc w:val="center"/>
       </w:pPr>
       <w:r>
-        <w:rPr/>
+        <w:lastRenderedPageBreak/>
         <w:t>KING CAR WASH</w:t>
       </w:r>
     </w:p>
@@ -1029,24 +1439,227 @@
         <w:rPr>
           <w:color w:val="FFC000"/>
         </w:rPr>
-        <w:t xml:space="preserve">WEBSITE </w:t>
-      </w:r>
+        <w:t>WEBSITE PROJECT PROPOSAL</w:t>
+      </w:r>
+    </w:p>
+    <w:p/>
+    <w:p>
+      <w:pPr>
+        <w:pStyle w:val="Heading1"/>
+        <w:rPr>
+          <w:color w:val="auto"/>
+        </w:rPr>
+      </w:pPr>
+      <w:bookmarkStart w:id="0" w:name="_Toc826830831"/>
+      <w:r>
+        <w:rPr>
+          <w:color w:val="auto"/>
+        </w:rPr>
+        <w:t>Organization Overview</w:t>
+      </w:r>
+      <w:bookmarkEnd w:id="0"/>
+    </w:p>
+    <w:p>
+      <w:pPr>
+        <w:rPr>
+          <w:sz w:val="22"/>
+          <w:szCs w:val="22"/>
+        </w:rPr>
+      </w:pPr>
+      <w:r>
+        <w:rPr>
+          <w:sz w:val="22"/>
+          <w:szCs w:val="22"/>
+        </w:rPr>
+        <w:t>Name: King Car Wash</w:t>
+      </w:r>
+      <w:r>
+        <w:rPr>
+          <w:sz w:val="22"/>
+          <w:szCs w:val="22"/>
+        </w:rPr>
+        <w:t xml:space="preserve"> </w:t>
+      </w:r>
+    </w:p>
+    <w:p>
+      <w:pPr>
+        <w:pStyle w:val="Heading2"/>
+      </w:pPr>
+      <w:bookmarkStart w:id="1" w:name="_Toc1787960039"/>
       <w:r>
         <w:rPr>
           <w:color w:val="FFC000"/>
         </w:rPr>
-        <w:t>PROJECT</w:t>
-      </w:r>
+        <w:t>Brief History</w:t>
+      </w:r>
+      <w:bookmarkEnd w:id="1"/>
       <w:r>
         <w:rPr>
           <w:color w:val="FFC000"/>
         </w:rPr>
-        <w:t xml:space="preserve"> PROPOSAL</w:t>
-      </w:r>
-    </w:p>
-    <w:p>
-      <w:pPr>
-        <w:pStyle w:val="Normal"/>
+        <w:t xml:space="preserve"> </w:t>
+      </w:r>
+    </w:p>
+    <w:p>
+      <w:r>
+        <w:rPr>
+          <w:sz w:val="22"/>
+          <w:szCs w:val="22"/>
+        </w:rPr>
+        <w:t>King Car Wash was founded in July 2025 as a one-person operation with no equipment of its own- just a strong ethic and a commitment</w:t>
+      </w:r>
+      <w:r>
+        <w:rPr>
+          <w:sz w:val="22"/>
+          <w:szCs w:val="22"/>
+        </w:rPr>
+        <w:t xml:space="preserve"> to quality. In under a year, the business has grown from a single founder handling every wash by hand to a company r</w:t>
+      </w:r>
+      <w:r>
+        <w:rPr>
+          <w:sz w:val="22"/>
+          <w:szCs w:val="22"/>
+        </w:rPr>
+        <w:t xml:space="preserve">enting a large operating space in its local town and employing four young men. This rapid growth </w:t>
+      </w:r>
+      <w:r>
+        <w:rPr>
+          <w:sz w:val="22"/>
+          <w:szCs w:val="22"/>
+        </w:rPr>
+        <w:t xml:space="preserve">reflects both rising demand for premium detailing in the community and the founder's dedication to building </w:t>
+      </w:r>
+      <w:r>
+        <w:rPr>
+          <w:sz w:val="22"/>
+          <w:szCs w:val="22"/>
+        </w:rPr>
+        <w:t>something that creates opportunity for others.</w:t>
+      </w:r>
+    </w:p>
+    <w:p>
+      <w:pPr>
+        <w:pStyle w:val="Heading2"/>
+        <w:rPr>
+          <w:color w:val="FFC000"/>
+        </w:rPr>
+      </w:pPr>
+      <w:bookmarkStart w:id="2" w:name="_Toc528112428"/>
+      <w:r>
+        <w:rPr>
+          <w:color w:val="FFC000"/>
+        </w:rPr>
+        <w:t>Mission Statement</w:t>
+      </w:r>
+      <w:bookmarkEnd w:id="2"/>
+    </w:p>
+    <w:p>
+      <w:r>
+        <w:rPr>
+          <w:sz w:val="22"/>
+          <w:szCs w:val="22"/>
+        </w:rPr>
+        <w:t>To provide clean, hygienic and disinfected vehicles to the community because people spend a signif</w:t>
+      </w:r>
+      <w:r>
+        <w:rPr>
+          <w:sz w:val="22"/>
+          <w:szCs w:val="22"/>
+        </w:rPr>
+        <w:t>icant portion of their lives driving, and their vehicles should never be a health hazard- whi</w:t>
+      </w:r>
+      <w:r>
+        <w:rPr>
+          <w:sz w:val="22"/>
+          <w:szCs w:val="22"/>
+        </w:rPr>
+        <w:t>le simultaneously tackling youth unemployment by creat</w:t>
+      </w:r>
+      <w:r>
+        <w:rPr>
+          <w:sz w:val="22"/>
+          <w:szCs w:val="22"/>
+        </w:rPr>
+        <w:t xml:space="preserve">ing jobs that give young people in the community a purposeful alternative to standing on street corners. </w:t>
+      </w:r>
+    </w:p>
+    <w:p>
+      <w:pPr>
+        <w:pStyle w:val="Heading2"/>
+        <w:rPr>
+          <w:color w:val="FFC000"/>
+        </w:rPr>
+      </w:pPr>
+      <w:bookmarkStart w:id="3" w:name="_Toc671886600"/>
+      <w:r>
+        <w:rPr>
+          <w:color w:val="FFC000"/>
+        </w:rPr>
+        <w:t>Vision Statement</w:t>
+      </w:r>
+      <w:bookmarkEnd w:id="3"/>
+    </w:p>
+    <w:p>
+      <w:r>
+        <w:rPr>
+          <w:sz w:val="22"/>
+          <w:szCs w:val="22"/>
+        </w:rPr>
+        <w:t xml:space="preserve">To create employment that feeds and provides a good life for the people of our community, and to inspire and encourage entrepreneurship among local youth through </w:t>
+      </w:r>
+      <w:r>
+        <w:rPr>
+          <w:sz w:val="22"/>
+          <w:szCs w:val="22"/>
+        </w:rPr>
+        <w:t xml:space="preserve">King Car Wash's own example of success. </w:t>
+      </w:r>
+    </w:p>
+    <w:p>
+      <w:pPr>
+        <w:pStyle w:val="Heading2"/>
+        <w:rPr>
+          <w:color w:val="FFC000"/>
+        </w:rPr>
+      </w:pPr>
+      <w:bookmarkStart w:id="4" w:name="_Toc824629901"/>
+      <w:r>
+        <w:rPr>
+          <w:color w:val="FFC000"/>
+        </w:rPr>
+        <w:t>Target Audience</w:t>
+      </w:r>
+      <w:bookmarkEnd w:id="4"/>
+    </w:p>
+    <w:p>
+      <w:r>
+        <w:rPr>
+          <w:sz w:val="22"/>
+          <w:szCs w:val="22"/>
+        </w:rPr>
+        <w:t>An elite, quality- conscious clientele who value exceptional, professional grade service and exp</w:t>
+      </w:r>
+      <w:r>
+        <w:rPr>
+          <w:sz w:val="22"/>
+          <w:szCs w:val="22"/>
+        </w:rPr>
+        <w:t xml:space="preserve">ect convenience- vehicle owners who want top tier detailing delivered at their doorstep, without </w:t>
+      </w:r>
+      <w:r>
+        <w:rPr>
+          <w:sz w:val="22"/>
+          <w:szCs w:val="22"/>
+        </w:rPr>
+        <w:t>needing to travel to receive it.</w:t>
+      </w:r>
+    </w:p>
+    <w:p>
+      <w:pPr>
+        <w:rPr>
+          <w:sz w:val="22"/>
+          <w:szCs w:val="22"/>
+        </w:rPr>
       </w:pPr>
     </w:p>
     <w:p>
@@ -1056,29 +1669,431 @@
           <w:color w:val="auto"/>
         </w:rPr>
       </w:pPr>
-      <w:bookmarkStart w:name="_Toc826830831" w:id="345486720"/>
+      <w:bookmarkStart w:id="5" w:name="_Toc507431059"/>
       <w:r>
         <w:rPr>
           <w:color w:val="auto"/>
         </w:rPr>
-        <w:t>Organization Overview</w:t>
-      </w:r>
-      <w:bookmarkEnd w:id="345486720"/>
-    </w:p>
-    <w:p>
-      <w:pPr>
-        <w:pStyle w:val="Normal"/>
-        <w:rPr>
-          <w:sz w:val="22"/>
-          <w:szCs w:val="22"/>
-        </w:rPr>
-      </w:pPr>
-      <w:r>
-        <w:rPr>
-          <w:sz w:val="22"/>
-          <w:szCs w:val="22"/>
-        </w:rPr>
-        <w:t>Name: King Car Wash</w:t>
+        <w:t>Website Goals and Objectives</w:t>
+      </w:r>
+      <w:bookmarkEnd w:id="5"/>
+    </w:p>
+    <w:p>
+      <w:pPr>
+        <w:pStyle w:val="Heading2"/>
+        <w:rPr>
+          <w:color w:val="FFC000"/>
+        </w:rPr>
+      </w:pPr>
+      <w:bookmarkStart w:id="6" w:name="_Toc746187566"/>
+      <w:r>
+        <w:rPr>
+          <w:color w:val="FFC000"/>
+        </w:rPr>
+        <w:t>Website Goals</w:t>
+      </w:r>
+      <w:bookmarkEnd w:id="6"/>
+    </w:p>
+    <w:p>
+      <w:pPr>
+        <w:pStyle w:val="ListParagraph"/>
+        <w:numPr>
+          <w:ilvl w:val="0"/>
+          <w:numId w:val="7"/>
+        </w:numPr>
+        <w:rPr>
+          <w:sz w:val="22"/>
+          <w:szCs w:val="22"/>
+        </w:rPr>
+      </w:pPr>
+      <w:r>
+        <w:rPr>
+          <w:sz w:val="22"/>
+          <w:szCs w:val="22"/>
+        </w:rPr>
+        <w:t xml:space="preserve">Generate qualified </w:t>
+      </w:r>
+      <w:r>
+        <w:rPr>
+          <w:sz w:val="22"/>
+          <w:szCs w:val="22"/>
+        </w:rPr>
+        <w:t>bookings and enquiries from the local target market.</w:t>
+      </w:r>
+    </w:p>
+    <w:p>
+      <w:pPr>
+        <w:pStyle w:val="ListParagraph"/>
+        <w:numPr>
+          <w:ilvl w:val="0"/>
+          <w:numId w:val="7"/>
+        </w:numPr>
+        <w:rPr>
+          <w:sz w:val="22"/>
+          <w:szCs w:val="22"/>
+        </w:rPr>
+      </w:pPr>
+      <w:r>
+        <w:rPr>
+          <w:sz w:val="22"/>
+          <w:szCs w:val="22"/>
+        </w:rPr>
+        <w:lastRenderedPageBreak/>
+        <w:t>Position King Car Wash as a premium, trustworthy detailing brand online, matching the quality clients receive in person.</w:t>
+      </w:r>
+    </w:p>
+    <w:p>
+      <w:pPr>
+        <w:pStyle w:val="ListParagraph"/>
+        <w:numPr>
+          <w:ilvl w:val="0"/>
+          <w:numId w:val="7"/>
+        </w:numPr>
+        <w:rPr>
+          <w:sz w:val="22"/>
+          <w:szCs w:val="22"/>
+        </w:rPr>
+      </w:pPr>
+      <w:r>
+        <w:rPr>
+          <w:sz w:val="22"/>
+          <w:szCs w:val="22"/>
+        </w:rPr>
+        <w:t>Present service packages, pricing tiers and the doorstep/on</w:t>
+      </w:r>
+      <w:r>
+        <w:rPr>
+          <w:sz w:val="22"/>
+          <w:szCs w:val="22"/>
+        </w:rPr>
+        <w:t>-site</w:t>
+      </w:r>
+      <w:r>
+        <w:rPr>
+          <w:sz w:val="22"/>
+          <w:szCs w:val="22"/>
+        </w:rPr>
+        <w:t xml:space="preserve"> convenience offering</w:t>
+      </w:r>
+      <w:r>
+        <w:rPr>
+          <w:sz w:val="22"/>
+          <w:szCs w:val="22"/>
+        </w:rPr>
+        <w:t>.</w:t>
+      </w:r>
+    </w:p>
+    <w:p>
+      <w:pPr>
+        <w:pStyle w:val="ListParagraph"/>
+        <w:numPr>
+          <w:ilvl w:val="0"/>
+          <w:numId w:val="7"/>
+        </w:numPr>
+        <w:rPr>
+          <w:sz w:val="22"/>
+          <w:szCs w:val="22"/>
+        </w:rPr>
+      </w:pPr>
+      <w:r>
+        <w:rPr>
+          <w:sz w:val="22"/>
+          <w:szCs w:val="22"/>
+        </w:rPr>
+        <w:t xml:space="preserve">Provide an easy, low- friction </w:t>
+      </w:r>
+      <w:r>
+        <w:rPr>
+          <w:sz w:val="22"/>
+          <w:szCs w:val="22"/>
+        </w:rPr>
+        <w:t>way for customers to request a booking (online form, WhatsApp chat, email or a phone call).</w:t>
+      </w:r>
+    </w:p>
+    <w:p>
+      <w:pPr>
+        <w:pStyle w:val="ListParagraph"/>
+        <w:numPr>
+          <w:ilvl w:val="0"/>
+          <w:numId w:val="7"/>
+        </w:numPr>
+        <w:rPr>
+          <w:sz w:val="22"/>
+          <w:szCs w:val="22"/>
+        </w:rPr>
+      </w:pPr>
+      <w:r>
+        <w:rPr>
+          <w:sz w:val="22"/>
+          <w:szCs w:val="22"/>
+        </w:rPr>
+        <w:t>Showcase real results and social proof to build trust with new customers.</w:t>
+      </w:r>
+    </w:p>
+    <w:p>
+      <w:pPr>
+        <w:pStyle w:val="ListParagraph"/>
+        <w:numPr>
+          <w:ilvl w:val="0"/>
+          <w:numId w:val="7"/>
+        </w:numPr>
+        <w:rPr>
+          <w:sz w:val="22"/>
+          <w:szCs w:val="22"/>
+        </w:rPr>
+      </w:pPr>
+      <w:r>
+        <w:rPr>
+          <w:sz w:val="22"/>
+          <w:szCs w:val="22"/>
+        </w:rPr>
+        <w:t>Support the brand’s community mission by communicating the youth employment story, which strengthens brand loyalty and local goo</w:t>
+      </w:r>
+      <w:r>
+        <w:rPr>
+          <w:sz w:val="22"/>
+          <w:szCs w:val="22"/>
+        </w:rPr>
+        <w:t>dwill.</w:t>
+      </w:r>
+    </w:p>
+    <w:p>
+      <w:pPr>
+        <w:pStyle w:val="ListParagraph"/>
+        <w:rPr>
+          <w:sz w:val="22"/>
+          <w:szCs w:val="22"/>
+        </w:rPr>
+      </w:pPr>
+    </w:p>
+    <w:p>
+      <w:pPr>
+        <w:pStyle w:val="Heading2"/>
+        <w:rPr>
+          <w:color w:val="FFC000"/>
+        </w:rPr>
+      </w:pPr>
+      <w:bookmarkStart w:id="7" w:name="_Toc737480470"/>
+      <w:r>
+        <w:rPr>
+          <w:color w:val="FFC000"/>
+        </w:rPr>
+        <w:t>Key Performance Indicators (KPIs)</w:t>
+      </w:r>
+      <w:bookmarkEnd w:id="7"/>
+    </w:p>
+    <w:p>
+      <w:pPr>
+        <w:pStyle w:val="ListParagraph"/>
+        <w:numPr>
+          <w:ilvl w:val="0"/>
+          <w:numId w:val="8"/>
+        </w:numPr>
+        <w:rPr>
+          <w:sz w:val="22"/>
+          <w:szCs w:val="22"/>
+        </w:rPr>
+      </w:pPr>
+      <w:r>
+        <w:rPr>
+          <w:sz w:val="22"/>
+          <w:szCs w:val="22"/>
+        </w:rPr>
+        <w:t>Number of booking form submissions and WhatsApp/phone clicks per month.</w:t>
+      </w:r>
+    </w:p>
+    <w:p>
+      <w:pPr>
+        <w:pStyle w:val="ListParagraph"/>
+        <w:numPr>
+          <w:ilvl w:val="0"/>
+          <w:numId w:val="8"/>
+        </w:numPr>
+        <w:rPr>
+          <w:sz w:val="22"/>
+          <w:szCs w:val="22"/>
+        </w:rPr>
+      </w:pPr>
+      <w:r>
+        <w:rPr>
+          <w:sz w:val="22"/>
+          <w:szCs w:val="22"/>
+        </w:rPr>
+        <w:t>Website traffic: unique visitors and returning visitors per month.</w:t>
+      </w:r>
+    </w:p>
+    <w:p>
+      <w:pPr>
+        <w:pStyle w:val="ListParagraph"/>
+        <w:numPr>
+          <w:ilvl w:val="0"/>
+          <w:numId w:val="8"/>
+        </w:numPr>
+        <w:rPr>
+          <w:sz w:val="22"/>
+          <w:szCs w:val="22"/>
+        </w:rPr>
+      </w:pPr>
+      <w:r>
+        <w:rPr>
+          <w:sz w:val="22"/>
+          <w:szCs w:val="22"/>
+        </w:rPr>
+        <w:t>Conversion rate: percentage of visitors who complete a booking enquiry.</w:t>
+      </w:r>
+    </w:p>
+    <w:p>
+      <w:pPr>
+        <w:pStyle w:val="ListParagraph"/>
+        <w:numPr>
+          <w:ilvl w:val="0"/>
+          <w:numId w:val="8"/>
+        </w:numPr>
+        <w:rPr>
+          <w:sz w:val="22"/>
+          <w:szCs w:val="22"/>
+        </w:rPr>
+      </w:pPr>
+      <w:r>
+        <w:rPr>
+          <w:sz w:val="22"/>
+          <w:szCs w:val="22"/>
+        </w:rPr>
+        <w:t>Average session duration and bounce rate (indicates whether visitors engage with the content).</w:t>
+      </w:r>
+    </w:p>
+    <w:p>
+      <w:pPr>
+        <w:pStyle w:val="ListParagraph"/>
+        <w:rPr>
+          <w:sz w:val="22"/>
+          <w:szCs w:val="22"/>
+        </w:rPr>
+      </w:pPr>
+    </w:p>
+    <w:p>
+      <w:pPr>
+        <w:pStyle w:val="Heading1"/>
+        <w:rPr>
+          <w:color w:val="auto"/>
+        </w:rPr>
+      </w:pPr>
+      <w:bookmarkStart w:id="8" w:name="_Toc95627548"/>
+      <w:r>
+        <w:rPr>
+          <w:color w:val="auto"/>
+        </w:rPr>
+        <w:t>Current Website Analysis</w:t>
+      </w:r>
+      <w:bookmarkEnd w:id="8"/>
+    </w:p>
+    <w:p>
+      <w:r>
+        <w:rPr>
+          <w:sz w:val="22"/>
+          <w:szCs w:val="22"/>
+        </w:rPr>
+        <w:t>King Car Wash does not currently have a website. All bookings and enquiries are handled informally through word-of-mouth</w:t>
+      </w:r>
+      <w:r>
+        <w:rPr>
+          <w:sz w:val="22"/>
+          <w:szCs w:val="22"/>
+        </w:rPr>
+        <w:t xml:space="preserve">, phone calls and social media direct messages. </w:t>
+      </w:r>
+    </w:p>
+    <w:p>
+      <w:pPr>
+        <w:pStyle w:val="Heading2"/>
+        <w:rPr>
+          <w:color w:val="FFC000"/>
+        </w:rPr>
+      </w:pPr>
+      <w:bookmarkStart w:id="9" w:name="_Toc416442928"/>
+      <w:r>
+        <w:rPr>
+          <w:color w:val="FFC000"/>
+        </w:rPr>
+        <w:t>Implications for this project</w:t>
+      </w:r>
+      <w:bookmarkEnd w:id="9"/>
+    </w:p>
+    <w:p>
+      <w:pPr>
+        <w:pStyle w:val="ListParagraph"/>
+        <w:numPr>
+          <w:ilvl w:val="0"/>
+          <w:numId w:val="9"/>
+        </w:numPr>
+        <w:rPr>
+          <w:sz w:val="22"/>
+          <w:szCs w:val="22"/>
+        </w:rPr>
+      </w:pPr>
+      <w:r>
+        <w:rPr>
+          <w:sz w:val="22"/>
+          <w:szCs w:val="22"/>
+          <w:u w:val="single"/>
+        </w:rPr>
+        <w:t>Strength</w:t>
+      </w:r>
+      <w:r>
+        <w:rPr>
+          <w:sz w:val="22"/>
+          <w:szCs w:val="22"/>
+        </w:rPr>
+        <w:t>: There is no legacy content or outdated design to work around. The site can be built with a clea</w:t>
+      </w:r>
+      <w:r>
+        <w:rPr>
+          <w:sz w:val="22"/>
+          <w:szCs w:val="22"/>
+        </w:rPr>
+        <w:t>r, modern brand identity.</w:t>
+      </w:r>
+    </w:p>
+    <w:p>
+      <w:pPr>
+        <w:pStyle w:val="ListParagraph"/>
+        <w:numPr>
+          <w:ilvl w:val="0"/>
+          <w:numId w:val="9"/>
+        </w:numPr>
+        <w:rPr>
+          <w:sz w:val="22"/>
+          <w:szCs w:val="22"/>
+        </w:rPr>
+      </w:pPr>
+      <w:r>
+        <w:rPr>
+          <w:sz w:val="22"/>
+          <w:szCs w:val="22"/>
+          <w:u w:val="single"/>
+        </w:rPr>
+        <w:t>Weakness</w:t>
+      </w:r>
+      <w:r>
+        <w:rPr>
+          <w:sz w:val="22"/>
+          <w:szCs w:val="22"/>
+        </w:rPr>
+        <w:t xml:space="preserve">: Without a website, the business is invisible </w:t>
+      </w:r>
+      <w:r>
+        <w:rPr>
+          <w:sz w:val="22"/>
+          <w:szCs w:val="22"/>
+        </w:rPr>
+        <w:t xml:space="preserve">to potential customers who search online before choosing a service provider, and it is entirely dependent on referrals </w:t>
+      </w:r>
+      <w:r>
+        <w:rPr>
+          <w:sz w:val="22"/>
+          <w:szCs w:val="22"/>
+        </w:rPr>
+        <w:t>to grow.</w:t>
       </w:r>
       <w:r>
         <w:rPr>
@@ -1090,229 +2105,86 @@
     </w:p>
     <w:p>
       <w:pPr>
+        <w:pStyle w:val="ListParagraph"/>
+        <w:numPr>
+          <w:ilvl w:val="0"/>
+          <w:numId w:val="9"/>
+        </w:numPr>
+        <w:rPr>
+          <w:sz w:val="22"/>
+          <w:szCs w:val="22"/>
+        </w:rPr>
+      </w:pPr>
+      <w:r>
+        <w:rPr>
+          <w:sz w:val="22"/>
+          <w:szCs w:val="22"/>
+          <w:u w:val="single"/>
+        </w:rPr>
+        <w:t>Opportunity</w:t>
+      </w:r>
+      <w:r>
+        <w:rPr>
+          <w:sz w:val="22"/>
+          <w:szCs w:val="22"/>
+        </w:rPr>
+        <w:t xml:space="preserve">: A well-designed site can differentiate King Car Wash from informal, unregistered competitors and reinforce </w:t>
+      </w:r>
+      <w:r>
+        <w:rPr>
+          <w:sz w:val="22"/>
+          <w:szCs w:val="22"/>
+        </w:rPr>
+        <w:t xml:space="preserve">the premium positioning the </w:t>
+      </w:r>
+      <w:r>
+        <w:rPr>
+          <w:sz w:val="22"/>
+          <w:szCs w:val="22"/>
+        </w:rPr>
+        <w:t>brand is targeting.</w:t>
+      </w:r>
+    </w:p>
+    <w:p>
+      <w:pPr>
+        <w:pStyle w:val="ListParagraph"/>
+        <w:rPr>
+          <w:sz w:val="22"/>
+          <w:szCs w:val="22"/>
+        </w:rPr>
+      </w:pPr>
+    </w:p>
+    <w:p>
+      <w:pPr>
+        <w:pStyle w:val="Heading1"/>
+        <w:rPr>
+          <w:color w:val="auto"/>
+        </w:rPr>
+      </w:pPr>
+      <w:bookmarkStart w:id="10" w:name="_Toc2003411592"/>
+      <w:r>
+        <w:rPr>
+          <w:color w:val="auto"/>
+        </w:rPr>
+        <w:t>Website Features and Features</w:t>
+      </w:r>
+      <w:bookmarkEnd w:id="10"/>
+    </w:p>
+    <w:p>
+      <w:pPr>
         <w:pStyle w:val="Heading2"/>
-      </w:pPr>
-      <w:bookmarkStart w:name="_Toc1787960039" w:id="366717264"/>
-      <w:r>
         <w:rPr>
           <w:color w:val="FFC000"/>
         </w:rPr>
-        <w:t>Brief History</w:t>
-      </w:r>
-      <w:bookmarkEnd w:id="366717264"/>
+      </w:pPr>
+      <w:bookmarkStart w:id="11" w:name="_Toc950287735"/>
       <w:r>
         <w:rPr>
           <w:color w:val="FFC000"/>
         </w:rPr>
-        <w:t xml:space="preserve"> </w:t>
-      </w:r>
-    </w:p>
-    <w:p>
-      <w:pPr>
-        <w:pStyle w:val="Normal"/>
-      </w:pPr>
-      <w:r>
-        <w:rPr>
-          <w:sz w:val="22"/>
-          <w:szCs w:val="22"/>
-        </w:rPr>
-        <w:t>King Car Wash was founded in July 2025 as a one-person operation with no equipment of its own- just a strong ethic and a commitment</w:t>
-      </w:r>
-      <w:r>
-        <w:rPr>
-          <w:sz w:val="22"/>
-          <w:szCs w:val="22"/>
-        </w:rPr>
-        <w:t xml:space="preserve"> to quality. In under a year, the business has grown from a single founder handling every wash by hand to a company r</w:t>
-      </w:r>
-      <w:r>
-        <w:rPr>
-          <w:sz w:val="22"/>
-          <w:szCs w:val="22"/>
-        </w:rPr>
-        <w:t xml:space="preserve">enting a large operating space in its local town and employing four young men. This rapid growth </w:t>
-      </w:r>
-      <w:r>
-        <w:rPr>
-          <w:sz w:val="22"/>
-          <w:szCs w:val="22"/>
-        </w:rPr>
-        <w:t xml:space="preserve">reflects both rising demand for premium detailing in the community and the founder's dedication to building </w:t>
-      </w:r>
-      <w:r>
-        <w:rPr>
-          <w:sz w:val="22"/>
-          <w:szCs w:val="22"/>
-        </w:rPr>
-        <w:t>something that creates opportunity for others.</w:t>
-      </w:r>
-    </w:p>
-    <w:p>
-      <w:pPr>
-        <w:pStyle w:val="Heading2"/>
-        <w:rPr>
-          <w:color w:val="FFC000"/>
-        </w:rPr>
-      </w:pPr>
-      <w:bookmarkStart w:name="_Toc528112428" w:id="560711011"/>
-      <w:r>
-        <w:rPr>
-          <w:color w:val="FFC000"/>
-        </w:rPr>
-        <w:t>Mission Statement</w:t>
-      </w:r>
-      <w:bookmarkEnd w:id="560711011"/>
-    </w:p>
-    <w:p>
-      <w:pPr>
-        <w:pStyle w:val="Normal"/>
-      </w:pPr>
-      <w:r>
-        <w:rPr>
-          <w:sz w:val="22"/>
-          <w:szCs w:val="22"/>
-        </w:rPr>
-        <w:t>To provide clean, hygienic and disinfected vehicles to the community because people spend a signif</w:t>
-      </w:r>
-      <w:r>
-        <w:rPr>
-          <w:sz w:val="22"/>
-          <w:szCs w:val="22"/>
-        </w:rPr>
-        <w:t>icant portion of their lives driving, and their vehicles should never be a health hazard- whi</w:t>
-      </w:r>
-      <w:r>
-        <w:rPr>
-          <w:sz w:val="22"/>
-          <w:szCs w:val="22"/>
-        </w:rPr>
-        <w:t>le simultaneously tackling youth unemployment by creat</w:t>
-      </w:r>
-      <w:r>
-        <w:rPr>
-          <w:sz w:val="22"/>
-          <w:szCs w:val="22"/>
-        </w:rPr>
-        <w:t xml:space="preserve">ing jobs that give young people in the community a purposeful alternative to standing on street corners. </w:t>
-      </w:r>
-    </w:p>
-    <w:p>
-      <w:pPr>
-        <w:pStyle w:val="Heading2"/>
-        <w:rPr>
-          <w:color w:val="FFC000"/>
-        </w:rPr>
-      </w:pPr>
-      <w:bookmarkStart w:name="_Toc671886600" w:id="1434393955"/>
-      <w:r>
-        <w:rPr>
-          <w:color w:val="FFC000"/>
-        </w:rPr>
-        <w:t>Vision Statement</w:t>
-      </w:r>
-      <w:bookmarkEnd w:id="1434393955"/>
-    </w:p>
-    <w:p>
-      <w:pPr>
-        <w:pStyle w:val="Normal"/>
-      </w:pPr>
-      <w:r>
-        <w:rPr>
-          <w:sz w:val="22"/>
-          <w:szCs w:val="22"/>
-        </w:rPr>
-        <w:t xml:space="preserve">To create employment that feeds and provides a good life for the people of our community, and to inspire and encourage entrepreneurship among local youth through </w:t>
-      </w:r>
-      <w:r>
-        <w:rPr>
-          <w:sz w:val="22"/>
-          <w:szCs w:val="22"/>
-        </w:rPr>
-        <w:t xml:space="preserve">King Car Wash's own example of success. </w:t>
-      </w:r>
-    </w:p>
-    <w:p>
-      <w:pPr>
-        <w:pStyle w:val="Heading2"/>
-        <w:rPr>
-          <w:color w:val="FFC000"/>
-        </w:rPr>
-      </w:pPr>
-      <w:bookmarkStart w:name="_Toc824629901" w:id="210618723"/>
-      <w:r>
-        <w:rPr>
-          <w:color w:val="FFC000"/>
-        </w:rPr>
-        <w:t>Target Audience</w:t>
-      </w:r>
-      <w:bookmarkEnd w:id="210618723"/>
-    </w:p>
-    <w:p>
-      <w:pPr>
-        <w:pStyle w:val="Normal"/>
-      </w:pPr>
-      <w:r>
-        <w:rPr>
-          <w:sz w:val="22"/>
-          <w:szCs w:val="22"/>
-        </w:rPr>
-        <w:t>An elite, quality- conscious clientele who value exceptional, professional grade service and exp</w:t>
-      </w:r>
-      <w:r>
-        <w:rPr>
-          <w:sz w:val="22"/>
-          <w:szCs w:val="22"/>
-        </w:rPr>
-        <w:t xml:space="preserve">ect convenience- vehicle owners who want top tier detailing delivered at their doorstep, without </w:t>
-      </w:r>
-      <w:r>
-        <w:rPr>
-          <w:sz w:val="22"/>
-          <w:szCs w:val="22"/>
-        </w:rPr>
-        <w:t>needing to travel to receive it.</w:t>
-      </w:r>
-    </w:p>
-    <w:p>
-      <w:pPr>
-        <w:pStyle w:val="Normal"/>
-        <w:rPr>
-          <w:sz w:val="22"/>
-          <w:szCs w:val="22"/>
-        </w:rPr>
-      </w:pPr>
-    </w:p>
-    <w:p>
-      <w:pPr>
-        <w:pStyle w:val="Heading1"/>
-        <w:rPr>
-          <w:color w:val="auto"/>
-        </w:rPr>
-      </w:pPr>
-      <w:bookmarkStart w:name="_Toc507431059" w:id="1677319854"/>
-      <w:r>
-        <w:rPr>
-          <w:color w:val="auto"/>
-        </w:rPr>
-        <w:t>Website Goals and Objectives</w:t>
-      </w:r>
-      <w:bookmarkEnd w:id="1677319854"/>
-    </w:p>
-    <w:p>
-      <w:pPr>
-        <w:pStyle w:val="Heading2"/>
-        <w:rPr>
-          <w:color w:val="FFC000"/>
-        </w:rPr>
-      </w:pPr>
-      <w:bookmarkStart w:name="_Toc746187566" w:id="796046127"/>
-      <w:r>
-        <w:rPr>
-          <w:color w:val="FFC000"/>
-        </w:rPr>
-        <w:t>Website Goals</w:t>
-      </w:r>
-      <w:bookmarkEnd w:id="796046127"/>
+        <w:t>Essential Pages</w:t>
+      </w:r>
+      <w:bookmarkEnd w:id="11"/>
     </w:p>
     <w:p>
       <w:pPr>
@@ -1328,17 +2200,33 @@
       </w:pPr>
       <w:r>
         <w:rPr>
-          <w:sz w:val="22"/>
-          <w:szCs w:val="22"/>
-        </w:rPr>
-        <w:t xml:space="preserve">Generate qualified </w:t>
-      </w:r>
-      <w:r>
-        <w:rPr>
-          <w:sz w:val="22"/>
-          <w:szCs w:val="22"/>
-        </w:rPr>
-        <w:t>bookings and enquiries from the local target market.</w:t>
+          <w:b/>
+          <w:bCs/>
+          <w:sz w:val="22"/>
+          <w:szCs w:val="22"/>
+        </w:rPr>
+        <w:t>Homepage</w:t>
+      </w:r>
+      <w:r>
+        <w:rPr>
+          <w:sz w:val="22"/>
+          <w:szCs w:val="22"/>
+        </w:rPr>
+        <w:t xml:space="preserve">: Hero introduction, service </w:t>
+      </w:r>
+      <w:r>
+        <w:rPr>
+          <w:sz w:val="22"/>
+          <w:szCs w:val="22"/>
+        </w:rPr>
+        <w:t>highlights</w:t>
+      </w:r>
+      <w:r>
+        <w:rPr>
+          <w:sz w:val="22"/>
+          <w:szCs w:val="22"/>
+        </w:rPr>
+        <w:t>, brand story teaser and a prominent booking call-to-action</w:t>
       </w:r>
     </w:p>
     <w:p>
@@ -1355,10 +2243,19 @@
       </w:pPr>
       <w:r>
         <w:rPr>
-          <w:sz w:val="22"/>
-          <w:szCs w:val="22"/>
-        </w:rPr>
-        <w:t>Position King Car Wash as a premium, trustworthy detailing brand online, matching the quality clients receive in person.</w:t>
+          <w:b/>
+          <w:bCs/>
+          <w:sz w:val="22"/>
+          <w:szCs w:val="22"/>
+        </w:rPr>
+        <w:t>About us</w:t>
+      </w:r>
+      <w:r>
+        <w:rPr>
+          <w:sz w:val="22"/>
+          <w:szCs w:val="22"/>
+        </w:rPr>
+        <w:t>: The founding story (July 2025 to present), mission, vision and the employment angle</w:t>
       </w:r>
     </w:p>
     <w:p>
@@ -1375,31 +2272,27 @@
       </w:pPr>
       <w:r>
         <w:rPr>
-          <w:sz w:val="22"/>
-          <w:szCs w:val="22"/>
-        </w:rPr>
-        <w:t>Present service packages, pricing tiers and the doorstep/on</w:t>
-      </w:r>
-      <w:r>
-        <w:rPr>
-          <w:sz w:val="22"/>
-          <w:szCs w:val="22"/>
-        </w:rPr>
-        <w:t>-site</w:t>
-      </w:r>
-      <w:r>
-        <w:rPr>
-          <w:sz w:val="22"/>
-          <w:szCs w:val="22"/>
-        </w:rPr>
-        <w:t xml:space="preserve"> convenience offering</w:t>
-      </w:r>
-      <w:r>
-        <w:rPr>
-          <w:sz w:val="22"/>
-          <w:szCs w:val="22"/>
-        </w:rPr>
-        <w:t>.</w:t>
+          <w:b/>
+          <w:bCs/>
+          <w:sz w:val="22"/>
+          <w:szCs w:val="22"/>
+        </w:rPr>
+        <w:lastRenderedPageBreak/>
+        <w:t>Services and pricing</w:t>
+      </w:r>
+      <w:r>
+        <w:rPr>
+          <w:sz w:val="22"/>
+          <w:szCs w:val="22"/>
+        </w:rPr>
+        <w:t>: Tiered packages (Exterior wash, Interior detail) with pri</w:t>
+      </w:r>
+      <w:r>
+        <w:rPr>
+          <w:sz w:val="22"/>
+          <w:szCs w:val="22"/>
+        </w:rPr>
+        <w:t>cing and turnaround time</w:t>
       </w:r>
     </w:p>
     <w:p>
@@ -1416,17 +2309,33 @@
       </w:pPr>
       <w:r>
         <w:rPr>
-          <w:sz w:val="22"/>
-          <w:szCs w:val="22"/>
-        </w:rPr>
-        <w:t xml:space="preserve">Provide an easy, low- friction </w:t>
-      </w:r>
-      <w:r>
-        <w:rPr>
-          <w:sz w:val="22"/>
-          <w:szCs w:val="22"/>
-        </w:rPr>
-        <w:t>way for customers to request a booking (online form, WhatsApp chat, email or a phone call).</w:t>
+          <w:b/>
+          <w:bCs/>
+          <w:sz w:val="22"/>
+          <w:szCs w:val="22"/>
+        </w:rPr>
+        <w:t>Gallery</w:t>
+      </w:r>
+      <w:r>
+        <w:rPr>
+          <w:sz w:val="22"/>
+          <w:szCs w:val="22"/>
+        </w:rPr>
+        <w:t>: Before/</w:t>
+      </w:r>
+      <w:r>
+        <w:rPr>
+          <w:sz w:val="22"/>
+          <w:szCs w:val="22"/>
+        </w:rPr>
+        <w:t>after</w:t>
+      </w:r>
+      <w:r>
+        <w:rPr>
+          <w:sz w:val="22"/>
+          <w:szCs w:val="22"/>
+        </w:rPr>
+        <w:t xml:space="preserve"> photography of vehicles and the detailing space. </w:t>
       </w:r>
     </w:p>
     <w:p>
@@ -1443,31 +2352,19 @@
       </w:pPr>
       <w:r>
         <w:rPr>
-          <w:sz w:val="22"/>
-          <w:szCs w:val="22"/>
-        </w:rPr>
-        <w:t>Showcase</w:t>
-      </w:r>
-      <w:r>
-        <w:rPr>
-          <w:sz w:val="22"/>
-          <w:szCs w:val="22"/>
-        </w:rPr>
-        <w:t xml:space="preserve"> </w:t>
-      </w:r>
-      <w:r>
-        <w:rPr>
-          <w:sz w:val="22"/>
-          <w:szCs w:val="22"/>
-        </w:rPr>
-        <w:t>real results</w:t>
-      </w:r>
-      <w:r>
-        <w:rPr>
-          <w:sz w:val="22"/>
-          <w:szCs w:val="22"/>
-        </w:rPr>
-        <w:t xml:space="preserve"> and social proof to build trust with new customers.</w:t>
+          <w:b/>
+          <w:bCs/>
+          <w:sz w:val="22"/>
+          <w:szCs w:val="22"/>
+        </w:rPr>
+        <w:t>Testimonials</w:t>
+      </w:r>
+      <w:r>
+        <w:rPr>
+          <w:sz w:val="22"/>
+          <w:szCs w:val="22"/>
+        </w:rPr>
+        <w:t>: client reviews to build social proof</w:t>
       </w:r>
     </w:p>
     <w:p>
@@ -1484,28 +2381,27 @@
       </w:pPr>
       <w:r>
         <w:rPr>
-          <w:sz w:val="22"/>
-          <w:szCs w:val="22"/>
-        </w:rPr>
-        <w:t>Support the brand’s community mission by communicating the youth employment story, which strengthens brand loyalty and local goo</w:t>
-      </w:r>
-      <w:r>
-        <w:rPr>
-          <w:sz w:val="22"/>
-          <w:szCs w:val="22"/>
-        </w:rPr>
-        <w:t>dwill.</w:t>
-      </w:r>
-    </w:p>
-    <w:p>
-      <w:pPr>
-        <w:pStyle w:val="ListParagraph"/>
-        <w:ind w:left="720"/>
-        <w:rPr>
-          <w:sz w:val="22"/>
-          <w:szCs w:val="22"/>
-        </w:rPr>
-      </w:pPr>
+          <w:b/>
+          <w:bCs/>
+          <w:sz w:val="22"/>
+          <w:szCs w:val="22"/>
+        </w:rPr>
+        <w:t>Booking/Contact</w:t>
+      </w:r>
+      <w:r>
+        <w:rPr>
+          <w:sz w:val="22"/>
+          <w:szCs w:val="22"/>
+        </w:rPr>
+        <w:t>: Booking form, WhatsApp click</w:t>
+      </w:r>
+      <w:r>
+        <w:rPr>
+          <w:sz w:val="22"/>
+          <w:szCs w:val="22"/>
+        </w:rPr>
+        <w:t>-to-chat button, phone number, location, and embedded map</w:t>
+      </w:r>
     </w:p>
     <w:p>
       <w:pPr>
@@ -1514,14 +2410,14 @@
           <w:color w:val="FFC000"/>
         </w:rPr>
       </w:pPr>
-      <w:bookmarkStart w:name="_Toc737480470" w:id="345861012"/>
+      <w:bookmarkStart w:id="12" w:name="_Toc1571414890"/>
       <w:r>
         <w:rPr>
           <w:color w:val="FFC000"/>
         </w:rPr>
-        <w:t>Key Performance Indicators (KPIs)</w:t>
-      </w:r>
-      <w:bookmarkEnd w:id="345861012"/>
+        <w:t>Desired Functionality</w:t>
+      </w:r>
+      <w:bookmarkEnd w:id="12"/>
     </w:p>
     <w:p>
       <w:pPr>
@@ -1531,18 +2427,16 @@
           <w:numId w:val="4"/>
         </w:numPr>
         <w:rPr>
-          <w:color w:val="auto"/>
-          <w:sz w:val="22"/>
-          <w:szCs w:val="22"/>
-        </w:rPr>
-      </w:pPr>
-      <w:r>
-        <w:rPr>
-          <w:color w:val="auto"/>
-          <w:sz w:val="22"/>
-          <w:szCs w:val="22"/>
-        </w:rPr>
-        <w:t>Number of booking form submissions and WhatsApp/phone clicks per month.</w:t>
+          <w:sz w:val="22"/>
+          <w:szCs w:val="22"/>
+        </w:rPr>
+      </w:pPr>
+      <w:r>
+        <w:rPr>
+          <w:sz w:val="22"/>
+          <w:szCs w:val="22"/>
+        </w:rPr>
+        <w:t>Mobile responsive design since most local searches and bookings will happen on a phone</w:t>
       </w:r>
     </w:p>
     <w:p>
@@ -1553,18 +2447,16 @@
           <w:numId w:val="4"/>
         </w:numPr>
         <w:rPr>
-          <w:color w:val="auto"/>
-          <w:sz w:val="22"/>
-          <w:szCs w:val="22"/>
-        </w:rPr>
-      </w:pPr>
-      <w:r>
-        <w:rPr>
-          <w:color w:val="auto"/>
-          <w:sz w:val="22"/>
-          <w:szCs w:val="22"/>
-        </w:rPr>
-        <w:t>Website traffic: unique visitors and returning visitors per month.</w:t>
+          <w:sz w:val="22"/>
+          <w:szCs w:val="22"/>
+        </w:rPr>
+      </w:pPr>
+      <w:r>
+        <w:rPr>
+          <w:sz w:val="22"/>
+          <w:szCs w:val="22"/>
+        </w:rPr>
+        <w:t xml:space="preserve">Click-to-call and click-to-WhatsApp buttons </w:t>
       </w:r>
     </w:p>
     <w:p>
@@ -1575,18 +2467,16 @@
           <w:numId w:val="4"/>
         </w:numPr>
         <w:rPr>
-          <w:color w:val="auto"/>
-          <w:sz w:val="22"/>
-          <w:szCs w:val="22"/>
-        </w:rPr>
-      </w:pPr>
-      <w:r>
-        <w:rPr>
-          <w:color w:val="auto"/>
-          <w:sz w:val="22"/>
-          <w:szCs w:val="22"/>
-        </w:rPr>
-        <w:t>Conversion rate: percentage of visitors who complete a booking enquiry.</w:t>
+          <w:sz w:val="22"/>
+          <w:szCs w:val="22"/>
+        </w:rPr>
+      </w:pPr>
+      <w:r>
+        <w:rPr>
+          <w:sz w:val="22"/>
+          <w:szCs w:val="22"/>
+        </w:rPr>
+        <w:t>Simple booking enquiry form (name, phone, vehicle type, package, preferred date/time, location)</w:t>
       </w:r>
     </w:p>
     <w:p>
@@ -1597,101 +2487,149 @@
           <w:numId w:val="4"/>
         </w:numPr>
         <w:rPr>
+          <w:sz w:val="22"/>
+          <w:szCs w:val="22"/>
+        </w:rPr>
+      </w:pPr>
+      <w:r>
+        <w:rPr>
+          <w:sz w:val="22"/>
+          <w:szCs w:val="22"/>
+        </w:rPr>
+        <w:t>Embedded Google Map showing the location and premises</w:t>
+      </w:r>
+    </w:p>
+    <w:p>
+      <w:pPr>
+        <w:pStyle w:val="ListParagraph"/>
+        <w:numPr>
+          <w:ilvl w:val="0"/>
+          <w:numId w:val="4"/>
+        </w:numPr>
+        <w:rPr>
+          <w:sz w:val="22"/>
+          <w:szCs w:val="22"/>
+        </w:rPr>
+      </w:pPr>
+      <w:r>
+        <w:rPr>
+          <w:sz w:val="22"/>
+          <w:szCs w:val="22"/>
+        </w:rPr>
+        <w:t>Social media links to connect the website with existing brand presence</w:t>
+      </w:r>
+    </w:p>
+    <w:p>
+      <w:pPr>
+        <w:pStyle w:val="ListParagraph"/>
+        <w:rPr>
+          <w:sz w:val="22"/>
+          <w:szCs w:val="22"/>
+        </w:rPr>
+      </w:pPr>
+    </w:p>
+    <w:p>
+      <w:pPr>
+        <w:pStyle w:val="Heading1"/>
+        <w:rPr>
           <w:color w:val="auto"/>
-          <w:sz w:val="22"/>
-          <w:szCs w:val="22"/>
-        </w:rPr>
-      </w:pPr>
+        </w:rPr>
+      </w:pPr>
+      <w:bookmarkStart w:id="13" w:name="_Toc338682918"/>
       <w:r>
         <w:rPr>
           <w:color w:val="auto"/>
-          <w:sz w:val="22"/>
-          <w:szCs w:val="22"/>
-        </w:rPr>
-        <w:t>Average session duration and bounce rate (</w:t>
-      </w:r>
-      <w:r>
+        </w:rPr>
+        <w:t>Design and User Experience</w:t>
+      </w:r>
+      <w:bookmarkEnd w:id="13"/>
+    </w:p>
+    <w:p>
+      <w:r>
+        <w:rPr>
+          <w:sz w:val="22"/>
+          <w:szCs w:val="22"/>
+        </w:rPr>
+        <w:t>The design should feel premium, clean and trustworthy complementing the same crown and gold identity used elsewhere in the Kin</w:t>
+      </w:r>
+      <w:r>
+        <w:rPr>
+          <w:sz w:val="22"/>
+          <w:szCs w:val="22"/>
+        </w:rPr>
+        <w:t>g's Brand family, so the site reads as high-end.</w:t>
+      </w:r>
+    </w:p>
+    <w:p>
+      <w:r>
+        <w:rPr>
+          <w:sz w:val="22"/>
+          <w:szCs w:val="22"/>
+          <w:u w:val="single"/>
+        </w:rPr>
+        <w:t>Color Theme</w:t>
+      </w:r>
+      <w:r>
+        <w:rPr>
+          <w:sz w:val="22"/>
+          <w:szCs w:val="22"/>
+        </w:rPr>
+        <w:t>: Black (#1A1A1A) and Gold (#B8952E) as primary br</w:t>
+      </w:r>
+      <w:r>
+        <w:rPr>
+          <w:sz w:val="22"/>
+          <w:szCs w:val="22"/>
+        </w:rPr>
+        <w:t xml:space="preserve">and colors, with white and a soft off-white/cream used for backgrounds. </w:t>
+      </w:r>
+    </w:p>
+    <w:p>
+      <w:r>
+        <w:rPr>
+          <w:sz w:val="22"/>
+          <w:szCs w:val="22"/>
+          <w:u w:val="single"/>
+        </w:rPr>
+        <w:t>Layout and Design</w:t>
+      </w:r>
+      <w:r>
+        <w:rPr>
+          <w:sz w:val="22"/>
+          <w:szCs w:val="22"/>
+        </w:rPr>
+        <w:t>: A mobile-first, single column layout with generous white space, large</w:t>
+      </w:r>
+      <w:r>
+        <w:rPr>
+          <w:sz w:val="22"/>
+          <w:szCs w:val="22"/>
+        </w:rPr>
+        <w:t xml:space="preserve"> hero imagery and clear visual hierarchy pricing and booking calls-to-action should never be more than one scr</w:t>
+      </w:r>
+      <w:r>
+        <w:rPr>
+          <w:sz w:val="22"/>
+          <w:szCs w:val="22"/>
+        </w:rPr>
+        <w:t>oll away</w:t>
+      </w:r>
+    </w:p>
+    <w:p>
+      <w:pPr>
+        <w:pStyle w:val="Heading1"/>
         <w:rPr>
           <w:color w:val="auto"/>
-          <w:sz w:val="22"/>
-          <w:szCs w:val="22"/>
-        </w:rPr>
-        <w:t>indicates</w:t>
-      </w:r>
+        </w:rPr>
+      </w:pPr>
+      <w:bookmarkStart w:id="14" w:name="_Toc1286208525"/>
       <w:r>
         <w:rPr>
           <w:color w:val="auto"/>
-          <w:sz w:val="22"/>
-          <w:szCs w:val="22"/>
-        </w:rPr>
-        <w:t xml:space="preserve"> whether visitors engage with the content).</w:t>
-      </w:r>
-    </w:p>
-    <w:p>
-      <w:pPr>
-        <w:pStyle w:val="ListParagraph"/>
-        <w:ind w:left="720"/>
-        <w:rPr>
-          <w:color w:val="auto"/>
-          <w:sz w:val="22"/>
-          <w:szCs w:val="22"/>
-        </w:rPr>
-      </w:pPr>
-    </w:p>
-    <w:p>
-      <w:pPr>
-        <w:pStyle w:val="Heading1"/>
-        <w:rPr>
-          <w:color w:val="auto"/>
-        </w:rPr>
-      </w:pPr>
-      <w:bookmarkStart w:name="_Toc95627548" w:id="719014285"/>
-      <w:r>
-        <w:rPr>
-          <w:color w:val="auto"/>
-        </w:rPr>
-        <w:t xml:space="preserve">Current </w:t>
-      </w:r>
-      <w:r>
-        <w:rPr>
-          <w:color w:val="auto"/>
-        </w:rPr>
-        <w:t>Website Analysis</w:t>
-      </w:r>
-      <w:bookmarkEnd w:id="719014285"/>
-    </w:p>
-    <w:p>
-      <w:pPr>
-        <w:pStyle w:val="Normal"/>
-      </w:pPr>
-      <w:r>
-        <w:rPr>
-          <w:sz w:val="22"/>
-          <w:szCs w:val="22"/>
-        </w:rPr>
-        <w:t>King Car Wash does not currently have a website. All bookings and enquiries are handled informally through word-of-mouth</w:t>
-      </w:r>
-      <w:r>
-        <w:rPr>
-          <w:sz w:val="22"/>
-          <w:szCs w:val="22"/>
-        </w:rPr>
-        <w:t xml:space="preserve">, phone </w:t>
-      </w:r>
-      <w:r>
-        <w:rPr>
-          <w:sz w:val="22"/>
-          <w:szCs w:val="22"/>
-        </w:rPr>
-        <w:t>calls</w:t>
-      </w:r>
-      <w:r>
-        <w:rPr>
-          <w:sz w:val="22"/>
-          <w:szCs w:val="22"/>
-        </w:rPr>
-        <w:t xml:space="preserve"> and social media direct messages. </w:t>
-      </w:r>
+        </w:rPr>
+        <w:t>Technical Requirements</w:t>
+      </w:r>
+      <w:bookmarkEnd w:id="14"/>
     </w:p>
     <w:p>
       <w:pPr>
@@ -1700,14 +2638,14 @@
           <w:color w:val="FFC000"/>
         </w:rPr>
       </w:pPr>
-      <w:bookmarkStart w:name="_Toc416442928" w:id="944219593"/>
+      <w:bookmarkStart w:id="15" w:name="_Toc1439532106"/>
       <w:r>
         <w:rPr>
           <w:color w:val="FFC000"/>
         </w:rPr>
-        <w:t>Implications for this project</w:t>
-      </w:r>
-      <w:bookmarkEnd w:id="944219593"/>
+        <w:t>Hosting and Domain</w:t>
+      </w:r>
+      <w:bookmarkEnd w:id="15"/>
     </w:p>
     <w:p>
       <w:pPr>
@@ -1723,25 +2661,75 @@
       </w:pPr>
       <w:r>
         <w:rPr>
-          <w:sz w:val="22"/>
-          <w:szCs w:val="22"/>
-          <w:u w:val="single"/>
-        </w:rPr>
-        <w:t>Strength</w:t>
-      </w:r>
-      <w:r>
-        <w:rPr>
-          <w:sz w:val="22"/>
-          <w:szCs w:val="22"/>
-        </w:rPr>
-        <w:t>: There is no legacy content or outdated design to work around. The site can be built with a clea</w:t>
-      </w:r>
-      <w:r>
-        <w:rPr>
-          <w:sz w:val="22"/>
-          <w:szCs w:val="22"/>
-        </w:rPr>
-        <w:t>r, modern brand identity.</w:t>
+          <w:b/>
+          <w:bCs/>
+          <w:sz w:val="22"/>
+          <w:szCs w:val="22"/>
+        </w:rPr>
+        <w:t>Domain name:</w:t>
+      </w:r>
+      <w:r>
+        <w:rPr>
+          <w:sz w:val="22"/>
+          <w:szCs w:val="22"/>
+        </w:rPr>
+        <w:t xml:space="preserve"> (</w:t>
+      </w:r>
+      <w:r>
+        <w:rPr>
+          <w:sz w:val="22"/>
+          <w:szCs w:val="22"/>
+        </w:rPr>
+        <w:t>kingscarwash.co.</w:t>
+      </w:r>
+      <w:r>
+        <w:rPr>
+          <w:sz w:val="22"/>
+          <w:szCs w:val="22"/>
+        </w:rPr>
+        <w:t xml:space="preserve">za) is </w:t>
+      </w:r>
+      <w:r>
+        <w:rPr>
+          <w:sz w:val="22"/>
+          <w:szCs w:val="22"/>
+        </w:rPr>
+        <w:t>recommended</w:t>
+      </w:r>
+      <w:r>
+        <w:rPr>
+          <w:sz w:val="22"/>
+          <w:szCs w:val="22"/>
+        </w:rPr>
+        <w:t xml:space="preserve"> since South African </w:t>
+      </w:r>
+      <w:r>
+        <w:rPr>
+          <w:sz w:val="22"/>
+          <w:szCs w:val="22"/>
+        </w:rPr>
+        <w:t>audience's</w:t>
+      </w:r>
+      <w:r>
+        <w:rPr>
+          <w:sz w:val="22"/>
+          <w:szCs w:val="22"/>
+        </w:rPr>
+        <w:t xml:space="preserve"> trust </w:t>
+      </w:r>
+      <w:r>
+        <w:rPr>
+          <w:sz w:val="22"/>
+          <w:szCs w:val="22"/>
+        </w:rPr>
+        <w:t>the.</w:t>
+      </w:r>
+      <w:r>
+        <w:rPr>
+          <w:sz w:val="22"/>
+          <w:szCs w:val="22"/>
+        </w:rPr>
+        <w:t>co.za extension</w:t>
       </w:r>
     </w:p>
     <w:p>
@@ -1758,47 +2746,52 @@
       </w:pPr>
       <w:r>
         <w:rPr>
-          <w:sz w:val="22"/>
-          <w:szCs w:val="22"/>
-          <w:u w:val="single"/>
-        </w:rPr>
-        <w:t>Weakness</w:t>
-      </w:r>
-      <w:r>
-        <w:rPr>
-          <w:sz w:val="22"/>
-          <w:szCs w:val="22"/>
-        </w:rPr>
-        <w:t xml:space="preserve">: Without a website, the business is invisible </w:t>
-      </w:r>
-      <w:r>
-        <w:rPr>
-          <w:sz w:val="22"/>
-          <w:szCs w:val="22"/>
-        </w:rPr>
-        <w:t xml:space="preserve">to potential customers who search online before choosing a service provider, and it is entirely dependent on referrals </w:t>
-      </w:r>
-      <w:r>
-        <w:rPr>
-          <w:sz w:val="22"/>
-          <w:szCs w:val="22"/>
-        </w:rPr>
-        <w:t>to grow.</w:t>
-      </w:r>
-      <w:r>
-        <w:rPr>
-          <w:sz w:val="22"/>
-          <w:szCs w:val="22"/>
-        </w:rPr>
-        <w:t xml:space="preserve"> </w:t>
-      </w:r>
+          <w:b/>
+          <w:bCs/>
+          <w:sz w:val="22"/>
+          <w:szCs w:val="22"/>
+        </w:rPr>
+        <w:t>Hosting</w:t>
+      </w:r>
+      <w:r>
+        <w:rPr>
+          <w:sz w:val="22"/>
+          <w:szCs w:val="22"/>
+        </w:rPr>
+        <w:t>: shared hosting from a South African host is sufficient for a brochure-style small business site</w:t>
+      </w:r>
+    </w:p>
+    <w:p>
+      <w:pPr>
+        <w:pStyle w:val="ListParagraph"/>
+        <w:rPr>
+          <w:sz w:val="22"/>
+          <w:szCs w:val="22"/>
+        </w:rPr>
+      </w:pPr>
+    </w:p>
+    <w:p>
+      <w:pPr>
+        <w:pStyle w:val="Heading2"/>
+        <w:rPr>
+          <w:color w:val="FFC000"/>
+        </w:rPr>
+      </w:pPr>
+      <w:bookmarkStart w:id="16" w:name="_Toc1775591898"/>
+      <w:r>
+        <w:rPr>
+          <w:color w:val="FFC000"/>
+        </w:rPr>
+        <w:t>Programming Languages and Frameworks</w:t>
+      </w:r>
+      <w:bookmarkEnd w:id="16"/>
     </w:p>
     <w:p>
       <w:pPr>
         <w:pStyle w:val="ListParagraph"/>
         <w:numPr>
           <w:ilvl w:val="0"/>
-          <w:numId w:val="3"/>
+          <w:numId w:val="2"/>
         </w:numPr>
         <w:rPr>
           <w:sz w:val="22"/>
@@ -1807,82 +2800,27 @@
       </w:pPr>
       <w:r>
         <w:rPr>
-          <w:sz w:val="22"/>
-          <w:szCs w:val="22"/>
-          <w:u w:val="single"/>
-        </w:rPr>
-        <w:t>Opportunity</w:t>
-      </w:r>
-      <w:r>
-        <w:rPr>
-          <w:sz w:val="22"/>
-          <w:szCs w:val="22"/>
-        </w:rPr>
-        <w:t xml:space="preserve">: A well-designed site can differentiate King Car Wash from informal, unregistered competitors and reinforce </w:t>
-      </w:r>
-      <w:r>
-        <w:rPr>
-          <w:sz w:val="22"/>
-          <w:szCs w:val="22"/>
-        </w:rPr>
-        <w:t xml:space="preserve">the premium positioning the </w:t>
-      </w:r>
-      <w:r>
-        <w:rPr>
-          <w:sz w:val="22"/>
-          <w:szCs w:val="22"/>
-        </w:rPr>
-        <w:t>brand is targeting.</w:t>
-      </w:r>
-    </w:p>
-    <w:p>
-      <w:pPr>
-        <w:pStyle w:val="ListParagraph"/>
-        <w:ind w:left="720"/>
-        <w:rPr>
-          <w:sz w:val="22"/>
-          <w:szCs w:val="22"/>
-        </w:rPr>
-      </w:pPr>
-    </w:p>
-    <w:p>
-      <w:pPr>
-        <w:pStyle w:val="Heading1"/>
-        <w:rPr>
-          <w:color w:val="auto"/>
-        </w:rPr>
-      </w:pPr>
-      <w:bookmarkStart w:name="_Toc2003411592" w:id="1807415544"/>
-      <w:r>
-        <w:rPr>
-          <w:color w:val="auto"/>
-        </w:rPr>
-        <w:t>Website Features and Features</w:t>
-      </w:r>
-      <w:bookmarkEnd w:id="1807415544"/>
-    </w:p>
-    <w:p>
-      <w:pPr>
-        <w:pStyle w:val="Heading2"/>
-        <w:rPr>
-          <w:color w:val="FFC000"/>
-        </w:rPr>
-      </w:pPr>
-      <w:bookmarkStart w:name="_Toc950287735" w:id="1356368352"/>
-      <w:r>
-        <w:rPr>
-          <w:color w:val="FFC000"/>
-        </w:rPr>
-        <w:t>Essential Pages</w:t>
-      </w:r>
-      <w:bookmarkEnd w:id="1356368352"/>
+          <w:b/>
+          <w:bCs/>
+          <w:sz w:val="22"/>
+          <w:szCs w:val="22"/>
+        </w:rPr>
+        <w:t>HTML5</w:t>
+      </w:r>
+      <w:r>
+        <w:rPr>
+          <w:sz w:val="22"/>
+          <w:szCs w:val="22"/>
+        </w:rPr>
+        <w:t>: Page structure and semantic markup</w:t>
+      </w:r>
     </w:p>
     <w:p>
       <w:pPr>
         <w:pStyle w:val="ListParagraph"/>
         <w:numPr>
           <w:ilvl w:val="0"/>
-          <w:numId w:val="7"/>
+          <w:numId w:val="2"/>
         </w:numPr>
         <w:rPr>
           <w:sz w:val="22"/>
@@ -1891,33 +2829,19 @@
       </w:pPr>
       <w:r>
         <w:rPr>
-          <w:b w:val="1"/>
-          <w:bCs w:val="1"/>
-          <w:sz w:val="22"/>
-          <w:szCs w:val="22"/>
-        </w:rPr>
-        <w:t>Homepage</w:t>
-      </w:r>
-      <w:r>
-        <w:rPr>
-          <w:sz w:val="22"/>
-          <w:szCs w:val="22"/>
-        </w:rPr>
-        <w:t xml:space="preserve">: Hero introduction, service </w:t>
-      </w:r>
-      <w:r>
-        <w:rPr>
-          <w:sz w:val="22"/>
-          <w:szCs w:val="22"/>
-        </w:rPr>
-        <w:t>highlights</w:t>
-      </w:r>
-      <w:r>
-        <w:rPr>
-          <w:sz w:val="22"/>
-          <w:szCs w:val="22"/>
-        </w:rPr>
-        <w:t>, brand story teaser and a prominent booking call-to-action</w:t>
+          <w:b/>
+          <w:bCs/>
+          <w:sz w:val="22"/>
+          <w:szCs w:val="22"/>
+        </w:rPr>
+        <w:t>CSS</w:t>
+      </w:r>
+      <w:r>
+        <w:rPr>
+          <w:sz w:val="22"/>
+          <w:szCs w:val="22"/>
+        </w:rPr>
+        <w:t>: Styling, responsive layout and the black/gold brand theme</w:t>
       </w:r>
     </w:p>
     <w:p>
@@ -1925,7 +2849,7 @@
         <w:pStyle w:val="ListParagraph"/>
         <w:numPr>
           <w:ilvl w:val="0"/>
-          <w:numId w:val="7"/>
+          <w:numId w:val="2"/>
         </w:numPr>
         <w:rPr>
           <w:sz w:val="22"/>
@@ -1934,737 +2858,48 @@
       </w:pPr>
       <w:r>
         <w:rPr>
-          <w:b w:val="1"/>
-          <w:bCs w:val="1"/>
-          <w:sz w:val="22"/>
-          <w:szCs w:val="22"/>
-        </w:rPr>
-        <w:t>About us</w:t>
-      </w:r>
-      <w:r>
-        <w:rPr>
-          <w:sz w:val="22"/>
-          <w:szCs w:val="22"/>
-        </w:rPr>
-        <w:t xml:space="preserve">: The founding story (July 2025 to present), mission, </w:t>
-      </w:r>
-      <w:r>
-        <w:rPr>
-          <w:sz w:val="22"/>
-          <w:szCs w:val="22"/>
-        </w:rPr>
-        <w:t>vision</w:t>
-      </w:r>
-      <w:r>
-        <w:rPr>
-          <w:sz w:val="22"/>
-          <w:szCs w:val="22"/>
-        </w:rPr>
-        <w:t xml:space="preserve"> and the employment angle</w:t>
-      </w:r>
-    </w:p>
-    <w:p>
-      <w:pPr>
-        <w:pStyle w:val="ListParagraph"/>
-        <w:numPr>
-          <w:ilvl w:val="0"/>
-          <w:numId w:val="7"/>
-        </w:numPr>
-        <w:rPr>
-          <w:sz w:val="22"/>
-          <w:szCs w:val="22"/>
-        </w:rPr>
-      </w:pPr>
-      <w:r>
-        <w:rPr>
-          <w:b w:val="1"/>
-          <w:bCs w:val="1"/>
-          <w:sz w:val="22"/>
-          <w:szCs w:val="22"/>
-        </w:rPr>
-        <w:t>Services and pricing</w:t>
-      </w:r>
-      <w:r>
-        <w:rPr>
-          <w:sz w:val="22"/>
-          <w:szCs w:val="22"/>
-        </w:rPr>
-        <w:t>: Tiered packages (Exterior wash, Interior detail) with pri</w:t>
-      </w:r>
-      <w:r>
-        <w:rPr>
-          <w:sz w:val="22"/>
-          <w:szCs w:val="22"/>
-        </w:rPr>
-        <w:t>cing and turnaround time</w:t>
-      </w:r>
-    </w:p>
-    <w:p>
-      <w:pPr>
-        <w:pStyle w:val="ListParagraph"/>
-        <w:numPr>
-          <w:ilvl w:val="0"/>
-          <w:numId w:val="7"/>
-        </w:numPr>
-        <w:rPr>
-          <w:sz w:val="22"/>
-          <w:szCs w:val="22"/>
-        </w:rPr>
-      </w:pPr>
-      <w:r>
-        <w:rPr>
-          <w:b w:val="1"/>
-          <w:bCs w:val="1"/>
-          <w:sz w:val="22"/>
-          <w:szCs w:val="22"/>
-        </w:rPr>
-        <w:t>Gallery</w:t>
-      </w:r>
-      <w:r>
-        <w:rPr>
-          <w:sz w:val="22"/>
-          <w:szCs w:val="22"/>
-        </w:rPr>
-        <w:t xml:space="preserve">: Before/After photography of vehicles and the detailing space. </w:t>
-      </w:r>
-    </w:p>
-    <w:p>
-      <w:pPr>
-        <w:pStyle w:val="ListParagraph"/>
-        <w:numPr>
-          <w:ilvl w:val="0"/>
-          <w:numId w:val="7"/>
-        </w:numPr>
-        <w:rPr>
-          <w:sz w:val="22"/>
-          <w:szCs w:val="22"/>
-        </w:rPr>
-      </w:pPr>
-      <w:r>
-        <w:rPr>
-          <w:b w:val="1"/>
-          <w:bCs w:val="1"/>
-          <w:sz w:val="22"/>
-          <w:szCs w:val="22"/>
-        </w:rPr>
-        <w:t>Testimonials</w:t>
-      </w:r>
-      <w:r>
-        <w:rPr>
-          <w:sz w:val="22"/>
-          <w:szCs w:val="22"/>
-        </w:rPr>
-        <w:t>: client reviews to build social proof</w:t>
-      </w:r>
-    </w:p>
-    <w:p>
-      <w:pPr>
-        <w:pStyle w:val="ListParagraph"/>
-        <w:numPr>
-          <w:ilvl w:val="0"/>
-          <w:numId w:val="7"/>
-        </w:numPr>
-        <w:rPr>
-          <w:sz w:val="22"/>
-          <w:szCs w:val="22"/>
-        </w:rPr>
-      </w:pPr>
-      <w:r>
-        <w:rPr>
-          <w:b w:val="1"/>
-          <w:bCs w:val="1"/>
-          <w:sz w:val="22"/>
-          <w:szCs w:val="22"/>
-        </w:rPr>
-        <w:t>Booking/Contact</w:t>
-      </w:r>
-      <w:r>
-        <w:rPr>
-          <w:sz w:val="22"/>
-          <w:szCs w:val="22"/>
-        </w:rPr>
-        <w:t>: Booking form, WhatsApp click</w:t>
-      </w:r>
-      <w:r>
-        <w:rPr>
-          <w:sz w:val="22"/>
-          <w:szCs w:val="22"/>
-        </w:rPr>
-        <w:t>-to-chat button, phone number, location, and embedded map</w:t>
-      </w:r>
-    </w:p>
-    <w:p>
-      <w:pPr>
-        <w:pStyle w:val="Heading2"/>
-        <w:rPr>
-          <w:color w:val="FFC000"/>
-        </w:rPr>
-      </w:pPr>
-      <w:bookmarkStart w:name="_Toc1571414890" w:id="483289175"/>
-      <w:r>
-        <w:rPr>
-          <w:color w:val="FFC000"/>
-        </w:rPr>
-        <w:t>Desired Functionality</w:t>
-      </w:r>
-      <w:bookmarkEnd w:id="483289175"/>
-    </w:p>
-    <w:p>
-      <w:pPr>
-        <w:pStyle w:val="ListParagraph"/>
-        <w:numPr>
-          <w:ilvl w:val="0"/>
-          <w:numId w:val="8"/>
-        </w:numPr>
+          <w:b/>
+          <w:bCs/>
+          <w:sz w:val="22"/>
+          <w:szCs w:val="22"/>
+        </w:rPr>
+        <w:lastRenderedPageBreak/>
+        <w:t>JavaScript</w:t>
+      </w:r>
+      <w:r>
+        <w:rPr>
+          <w:sz w:val="22"/>
+          <w:szCs w:val="22"/>
+        </w:rPr>
+        <w:t>: Interactive elements like images, form validation and the mobile navigation menu</w:t>
+      </w:r>
+    </w:p>
+    <w:p>
+      <w:pPr>
+        <w:ind w:left="720"/>
+        <w:rPr>
+          <w:sz w:val="22"/>
+          <w:szCs w:val="22"/>
+        </w:rPr>
+      </w:pPr>
+    </w:p>
+    <w:p>
+      <w:pPr>
+        <w:pStyle w:val="Heading1"/>
         <w:rPr>
           <w:color w:val="auto"/>
-          <w:sz w:val="22"/>
-          <w:szCs w:val="22"/>
-        </w:rPr>
-      </w:pPr>
+        </w:rPr>
+      </w:pPr>
+      <w:bookmarkStart w:id="17" w:name="_Toc1002309657"/>
       <w:r>
         <w:rPr>
           <w:color w:val="auto"/>
-          <w:sz w:val="22"/>
-          <w:szCs w:val="22"/>
-        </w:rPr>
-        <w:t>Mobile responsive design since most local searches and bookings will happen on a phone</w:t>
-      </w:r>
-    </w:p>
-    <w:p>
-      <w:pPr>
-        <w:pStyle w:val="ListParagraph"/>
-        <w:numPr>
-          <w:ilvl w:val="0"/>
-          <w:numId w:val="8"/>
-        </w:numPr>
-        <w:rPr>
-          <w:color w:val="auto"/>
-          <w:sz w:val="22"/>
-          <w:szCs w:val="22"/>
-        </w:rPr>
-      </w:pPr>
-      <w:r>
-        <w:rPr>
-          <w:color w:val="auto"/>
-          <w:sz w:val="22"/>
-          <w:szCs w:val="22"/>
-        </w:rPr>
-        <w:t xml:space="preserve">Click-to-call and click-to-WhatsApp buttons </w:t>
-      </w:r>
-    </w:p>
-    <w:p>
-      <w:pPr>
-        <w:pStyle w:val="ListParagraph"/>
-        <w:numPr>
-          <w:ilvl w:val="0"/>
-          <w:numId w:val="8"/>
-        </w:numPr>
-        <w:rPr>
-          <w:color w:val="auto"/>
-          <w:sz w:val="22"/>
-          <w:szCs w:val="22"/>
-        </w:rPr>
-      </w:pPr>
-      <w:r>
-        <w:rPr>
-          <w:color w:val="auto"/>
-          <w:sz w:val="22"/>
-          <w:szCs w:val="22"/>
-        </w:rPr>
-        <w:t>Simple booking enquiry form (name, phone, vehicle type, package, preferred date/time, location)</w:t>
-      </w:r>
-    </w:p>
-    <w:p>
-      <w:pPr>
-        <w:pStyle w:val="ListParagraph"/>
-        <w:numPr>
-          <w:ilvl w:val="0"/>
-          <w:numId w:val="8"/>
-        </w:numPr>
-        <w:rPr>
-          <w:color w:val="auto"/>
-          <w:sz w:val="22"/>
-          <w:szCs w:val="22"/>
-        </w:rPr>
-      </w:pPr>
-      <w:r>
-        <w:rPr>
-          <w:color w:val="auto"/>
-          <w:sz w:val="22"/>
-          <w:szCs w:val="22"/>
-        </w:rPr>
-        <w:t>Embedded Google Map showing the location and premises</w:t>
-      </w:r>
-    </w:p>
-    <w:p>
-      <w:pPr>
-        <w:pStyle w:val="ListParagraph"/>
-        <w:numPr>
-          <w:ilvl w:val="0"/>
-          <w:numId w:val="8"/>
-        </w:numPr>
-        <w:rPr>
-          <w:color w:val="auto"/>
-          <w:sz w:val="22"/>
-          <w:szCs w:val="22"/>
-        </w:rPr>
-      </w:pPr>
-      <w:r>
-        <w:rPr>
-          <w:color w:val="auto"/>
-          <w:sz w:val="22"/>
-          <w:szCs w:val="22"/>
-        </w:rPr>
-        <w:t>Social media links to connect the website with existing brand presence</w:t>
-      </w:r>
-    </w:p>
-    <w:p>
-      <w:pPr>
-        <w:pStyle w:val="ListParagraph"/>
-        <w:ind w:left="720"/>
-        <w:rPr>
-          <w:color w:val="auto"/>
-          <w:sz w:val="22"/>
-          <w:szCs w:val="22"/>
-        </w:rPr>
-      </w:pPr>
-    </w:p>
-    <w:p>
-      <w:pPr>
-        <w:pStyle w:val="Heading1"/>
-        <w:rPr>
-          <w:color w:val="auto"/>
-        </w:rPr>
-      </w:pPr>
-      <w:bookmarkStart w:name="_Toc338682918" w:id="1316341181"/>
-      <w:r>
-        <w:rPr>
-          <w:color w:val="auto"/>
-        </w:rPr>
-        <w:t>Design and User Experience</w:t>
-      </w:r>
-      <w:bookmarkEnd w:id="1316341181"/>
-    </w:p>
-    <w:p>
-      <w:pPr>
-        <w:pStyle w:val="Normal"/>
-      </w:pPr>
-      <w:r>
-        <w:rPr>
-          <w:sz w:val="22"/>
-          <w:szCs w:val="22"/>
-        </w:rPr>
-        <w:t xml:space="preserve">The design should feel premium, </w:t>
-      </w:r>
-      <w:r>
-        <w:rPr>
-          <w:sz w:val="22"/>
-          <w:szCs w:val="22"/>
-        </w:rPr>
-        <w:t>clean</w:t>
-      </w:r>
-      <w:r>
-        <w:rPr>
-          <w:sz w:val="22"/>
-          <w:szCs w:val="22"/>
-        </w:rPr>
-        <w:t xml:space="preserve"> and trustworthy complementing the same crown and gold identity used elsewhere in the Kin</w:t>
-      </w:r>
-      <w:r>
-        <w:rPr>
-          <w:sz w:val="22"/>
-          <w:szCs w:val="22"/>
-        </w:rPr>
-        <w:t>g's Brand family, so the site reads as high-end.</w:t>
-      </w:r>
-    </w:p>
-    <w:p>
-      <w:pPr>
-        <w:pStyle w:val="Normal"/>
-      </w:pPr>
-      <w:r>
-        <w:rPr>
-          <w:sz w:val="22"/>
-          <w:szCs w:val="22"/>
-          <w:u w:val="single"/>
-        </w:rPr>
-        <w:t>Color Theme</w:t>
-      </w:r>
-      <w:r>
-        <w:rPr>
-          <w:sz w:val="22"/>
-          <w:szCs w:val="22"/>
-        </w:rPr>
-        <w:t>: Black (#1A1A1A) and Gold (#B8952E) as primary br</w:t>
-      </w:r>
-      <w:r>
-        <w:rPr>
-          <w:sz w:val="22"/>
-          <w:szCs w:val="22"/>
-        </w:rPr>
-        <w:t xml:space="preserve">and colors, with white and a soft off-white/cream used for backgrounds. </w:t>
-      </w:r>
-    </w:p>
-    <w:p>
-      <w:pPr>
-        <w:pStyle w:val="Normal"/>
-      </w:pPr>
-      <w:r>
-        <w:rPr>
-          <w:sz w:val="22"/>
-          <w:szCs w:val="22"/>
-          <w:u w:val="single"/>
-        </w:rPr>
-        <w:t>Layout and Design</w:t>
-      </w:r>
-      <w:r>
-        <w:rPr>
-          <w:sz w:val="22"/>
-          <w:szCs w:val="22"/>
-        </w:rPr>
-        <w:t>: A mobile-first, single column layout with generous white space, large</w:t>
-      </w:r>
-      <w:r>
-        <w:rPr>
-          <w:sz w:val="22"/>
-          <w:szCs w:val="22"/>
-        </w:rPr>
-        <w:t xml:space="preserve"> hero imagery and clear visual hierarchy pricing and booking calls-to-action should never be more than one scr</w:t>
-      </w:r>
-      <w:r>
-        <w:rPr>
-          <w:sz w:val="22"/>
-          <w:szCs w:val="22"/>
-        </w:rPr>
-        <w:t>oll away</w:t>
-      </w:r>
-    </w:p>
-    <w:p>
-      <w:pPr>
-        <w:pStyle w:val="Heading1"/>
-        <w:rPr>
-          <w:color w:val="auto"/>
-        </w:rPr>
-      </w:pPr>
-      <w:bookmarkStart w:name="_Toc1286208525" w:id="686969325"/>
-      <w:r>
-        <w:rPr>
-          <w:color w:val="auto"/>
-        </w:rPr>
-        <w:t>Technical Requirements</w:t>
-      </w:r>
-      <w:bookmarkEnd w:id="686969325"/>
-    </w:p>
-    <w:p>
-      <w:pPr>
-        <w:pStyle w:val="Heading2"/>
-        <w:rPr>
-          <w:color w:val="FFC000"/>
-        </w:rPr>
-      </w:pPr>
-      <w:bookmarkStart w:name="_Toc1439532106" w:id="442615963"/>
-      <w:r>
-        <w:rPr>
-          <w:color w:val="FFC000"/>
-        </w:rPr>
-        <w:t>Hosting and Domain</w:t>
-      </w:r>
-      <w:bookmarkEnd w:id="442615963"/>
-    </w:p>
-    <w:p>
-      <w:pPr>
-        <w:pStyle w:val="ListParagraph"/>
-        <w:numPr>
-          <w:ilvl w:val="0"/>
-          <w:numId w:val="9"/>
-        </w:numPr>
-        <w:rPr>
-          <w:sz w:val="22"/>
-          <w:szCs w:val="22"/>
-        </w:rPr>
-      </w:pPr>
-      <w:r>
-        <w:rPr>
-          <w:b w:val="1"/>
-          <w:bCs w:val="1"/>
-          <w:sz w:val="22"/>
-          <w:szCs w:val="22"/>
-        </w:rPr>
-        <w:t>Domain name</w:t>
-      </w:r>
-      <w:r>
-        <w:rPr>
-          <w:b w:val="1"/>
-          <w:bCs w:val="1"/>
-          <w:sz w:val="22"/>
-          <w:szCs w:val="22"/>
-        </w:rPr>
-        <w:t>:</w:t>
-      </w:r>
-      <w:r>
-        <w:rPr>
-          <w:sz w:val="22"/>
-          <w:szCs w:val="22"/>
-        </w:rPr>
-        <w:t xml:space="preserve"> (</w:t>
-      </w:r>
-      <w:r>
-        <w:rPr>
-          <w:sz w:val="22"/>
-          <w:szCs w:val="22"/>
-        </w:rPr>
-        <w:t>kingscarwash.co.</w:t>
-      </w:r>
-      <w:r>
-        <w:rPr>
-          <w:sz w:val="22"/>
-          <w:szCs w:val="22"/>
-        </w:rPr>
-        <w:t xml:space="preserve">za) is </w:t>
-      </w:r>
-      <w:r>
-        <w:rPr>
-          <w:sz w:val="22"/>
-          <w:szCs w:val="22"/>
-        </w:rPr>
-        <w:t>recommended</w:t>
-      </w:r>
-      <w:r>
-        <w:rPr>
-          <w:sz w:val="22"/>
-          <w:szCs w:val="22"/>
-        </w:rPr>
-        <w:t xml:space="preserve"> since South African </w:t>
-      </w:r>
-      <w:r>
-        <w:rPr>
-          <w:sz w:val="22"/>
-          <w:szCs w:val="22"/>
-        </w:rPr>
-        <w:t>audience's</w:t>
-      </w:r>
-      <w:r>
-        <w:rPr>
-          <w:sz w:val="22"/>
-          <w:szCs w:val="22"/>
-        </w:rPr>
-        <w:t xml:space="preserve"> trust </w:t>
-      </w:r>
-      <w:r>
-        <w:rPr>
-          <w:sz w:val="22"/>
-          <w:szCs w:val="22"/>
-        </w:rPr>
-        <w:t>the.</w:t>
-      </w:r>
-      <w:r>
-        <w:rPr>
-          <w:sz w:val="22"/>
-          <w:szCs w:val="22"/>
-        </w:rPr>
-        <w:t>co.za extension</w:t>
-      </w:r>
-    </w:p>
-    <w:p>
-      <w:pPr>
-        <w:pStyle w:val="ListParagraph"/>
-        <w:numPr>
-          <w:ilvl w:val="0"/>
-          <w:numId w:val="9"/>
-        </w:numPr>
-        <w:rPr>
-          <w:sz w:val="22"/>
-          <w:szCs w:val="22"/>
-        </w:rPr>
-      </w:pPr>
-      <w:r>
-        <w:rPr>
-          <w:b w:val="1"/>
-          <w:bCs w:val="1"/>
-          <w:sz w:val="22"/>
-          <w:szCs w:val="22"/>
-        </w:rPr>
-        <w:t>Hosting</w:t>
-      </w:r>
-      <w:r>
-        <w:rPr>
-          <w:sz w:val="22"/>
-          <w:szCs w:val="22"/>
-        </w:rPr>
-        <w:t>: shared hosting from a South African host is sufficient for a brochure-style small business site</w:t>
-      </w:r>
-    </w:p>
-    <w:p>
-      <w:pPr>
-        <w:pStyle w:val="ListParagraph"/>
-        <w:ind w:left="720"/>
-        <w:rPr>
-          <w:sz w:val="22"/>
-          <w:szCs w:val="22"/>
-        </w:rPr>
-      </w:pPr>
-    </w:p>
-    <w:p>
-      <w:pPr>
-        <w:pStyle w:val="Heading2"/>
-        <w:rPr>
-          <w:color w:val="FFC000"/>
-        </w:rPr>
-      </w:pPr>
-      <w:bookmarkStart w:name="_Toc1775591898" w:id="312327047"/>
-      <w:r>
-        <w:rPr>
-          <w:color w:val="FFC000"/>
-        </w:rPr>
-        <w:t>Programming Languages and Frameworks</w:t>
-      </w:r>
-      <w:bookmarkEnd w:id="312327047"/>
-    </w:p>
-    <w:p>
-      <w:pPr>
-        <w:pStyle w:val="ListParagraph"/>
-        <w:numPr>
-          <w:ilvl w:val="0"/>
-          <w:numId w:val="10"/>
-        </w:numPr>
-        <w:rPr>
-          <w:sz w:val="22"/>
-          <w:szCs w:val="22"/>
-        </w:rPr>
-      </w:pPr>
-      <w:r>
-        <w:rPr>
-          <w:b w:val="1"/>
-          <w:bCs w:val="1"/>
-          <w:sz w:val="22"/>
-          <w:szCs w:val="22"/>
-        </w:rPr>
-        <w:t>HTML5</w:t>
-      </w:r>
-      <w:r>
-        <w:rPr>
-          <w:sz w:val="22"/>
-          <w:szCs w:val="22"/>
-        </w:rPr>
-        <w:t xml:space="preserve">: Page structure and semantic </w:t>
-      </w:r>
-      <w:r>
-        <w:rPr>
-          <w:sz w:val="22"/>
-          <w:szCs w:val="22"/>
-        </w:rPr>
-        <w:t>markup</w:t>
-      </w:r>
-    </w:p>
-    <w:p>
-      <w:pPr>
-        <w:pStyle w:val="ListParagraph"/>
-        <w:numPr>
-          <w:ilvl w:val="0"/>
-          <w:numId w:val="10"/>
-        </w:numPr>
-        <w:rPr>
-          <w:sz w:val="22"/>
-          <w:szCs w:val="22"/>
-        </w:rPr>
-      </w:pPr>
-      <w:r>
-        <w:rPr>
-          <w:b w:val="1"/>
-          <w:bCs w:val="1"/>
-          <w:sz w:val="22"/>
-          <w:szCs w:val="22"/>
-        </w:rPr>
-        <w:t>CSS</w:t>
-      </w:r>
-      <w:r>
-        <w:rPr>
-          <w:sz w:val="22"/>
-          <w:szCs w:val="22"/>
-        </w:rPr>
-        <w:t>: Styling, responsive layout and the black/gold brand theme</w:t>
-      </w:r>
-    </w:p>
-    <w:p>
-      <w:pPr>
-        <w:pStyle w:val="ListParagraph"/>
-        <w:numPr>
-          <w:ilvl w:val="0"/>
-          <w:numId w:val="10"/>
-        </w:numPr>
-        <w:rPr>
-          <w:sz w:val="22"/>
-          <w:szCs w:val="22"/>
-        </w:rPr>
-      </w:pPr>
-      <w:r>
-        <w:rPr>
-          <w:b w:val="1"/>
-          <w:bCs w:val="1"/>
-          <w:sz w:val="22"/>
-          <w:szCs w:val="22"/>
-        </w:rPr>
-        <w:t>JavaScript</w:t>
-      </w:r>
-      <w:r>
-        <w:rPr>
-          <w:sz w:val="22"/>
-          <w:szCs w:val="22"/>
-        </w:rPr>
-        <w:t xml:space="preserve">: Interactive elements like images, form </w:t>
-      </w:r>
-      <w:r>
-        <w:rPr>
-          <w:sz w:val="22"/>
-          <w:szCs w:val="22"/>
-        </w:rPr>
-        <w:t>validation</w:t>
-      </w:r>
-      <w:r>
-        <w:rPr>
-          <w:sz w:val="22"/>
-          <w:szCs w:val="22"/>
-        </w:rPr>
-        <w:t xml:space="preserve"> and the mobile navigation menu</w:t>
-      </w:r>
-    </w:p>
-    <w:p>
-      <w:pPr>
-        <w:pStyle w:val="Normal"/>
-        <w:ind w:left="720"/>
-        <w:rPr>
-          <w:sz w:val="22"/>
-          <w:szCs w:val="22"/>
-        </w:rPr>
-      </w:pPr>
-    </w:p>
-    <w:p>
-      <w:pPr>
-        <w:pStyle w:val="Heading1"/>
-        <w:rPr>
-          <w:color w:val="auto"/>
-        </w:rPr>
-      </w:pPr>
-      <w:bookmarkStart w:name="_Toc1002309657" w:id="1888995414"/>
-      <w:r>
-        <w:rPr>
-          <w:color w:val="auto"/>
-        </w:rPr>
-        <w:t xml:space="preserve">Timeline and </w:t>
-      </w:r>
-      <w:r>
-        <w:rPr>
-          <w:color w:val="auto"/>
-        </w:rPr>
-        <w:t>Milestones</w:t>
-      </w:r>
-      <w:bookmarkEnd w:id="1888995414"/>
-    </w:p>
-    <w:p>
-      <w:pPr>
-        <w:pStyle w:val="Normal"/>
-      </w:pPr>
+        </w:rPr>
+        <w:t>Timeline and Milestones</w:t>
+      </w:r>
+      <w:bookmarkEnd w:id="17"/>
+    </w:p>
+    <w:p>
       <w:r>
         <w:rPr>
           <w:sz w:val="22"/>
@@ -2684,28 +2919,27 @@
       <w:tblPr>
         <w:tblStyle w:val="GridTable4-Accent3"/>
         <w:tblW w:w="0" w:type="auto"/>
+        <w:tblInd w:w="-5" w:type="dxa"/>
         <w:tblLook w:val="06A0" w:firstRow="1" w:lastRow="0" w:firstColumn="1" w:lastColumn="0" w:noHBand="1" w:noVBand="1"/>
       </w:tblPr>
       <w:tblGrid>
-        <w:gridCol w:w="2340"/>
-        <w:gridCol w:w="2340"/>
-        <w:gridCol w:w="2475"/>
-        <w:gridCol w:w="2205"/>
+        <w:gridCol w:w="2337"/>
+        <w:gridCol w:w="2339"/>
+        <w:gridCol w:w="2472"/>
+        <w:gridCol w:w="2202"/>
       </w:tblGrid>
       <w:tr>
         <w:trPr>
+          <w:cnfStyle w:val="100000000000" w:firstRow="1" w:lastRow="0" w:firstColumn="0" w:lastColumn="0" w:oddVBand="0" w:evenVBand="0" w:oddHBand="0" w:evenHBand="0" w:firstRowFirstColumn="0" w:firstRowLastColumn="0" w:lastRowFirstColumn="0" w:lastRowLastColumn="0"/>
           <w:trHeight w:val="300"/>
         </w:trPr>
         <w:tc>
           <w:tcPr>
             <w:cnfStyle w:val="001000000000" w:firstRow="0" w:lastRow="0" w:firstColumn="1" w:lastColumn="0" w:oddVBand="0" w:evenVBand="0" w:oddHBand="0" w:evenHBand="0" w:firstRowFirstColumn="0" w:firstRowLastColumn="0" w:lastRowFirstColumn="0" w:lastRowLastColumn="0"/>
-            <w:tcW w:w="2340" w:type="dxa"/>
-            <w:tcMar/>
+            <w:tcW w:w="2337" w:type="dxa"/>
           </w:tcPr>
           <w:p>
-            <w:pPr>
-              <w:pStyle w:val="Normal"/>
-            </w:pPr>
+            <w:bookmarkStart w:id="18" w:name="_GoBack"/>
             <w:r>
               <w:rPr>
                 <w:sz w:val="22"/>
@@ -2717,13 +2951,11 @@
         </w:tc>
         <w:tc>
           <w:tcPr>
-            <w:cnfStyle w:val="000000000000" w:firstRow="0" w:lastRow="0" w:firstColumn="0" w:lastColumn="0" w:oddVBand="0" w:evenVBand="0" w:oddHBand="0" w:evenHBand="0" w:firstRowFirstColumn="0" w:firstRowLastColumn="0" w:lastRowFirstColumn="0" w:lastRowLastColumn="0"/>
-            <w:tcW w:w="2340" w:type="dxa"/>
-            <w:tcMar/>
+            <w:tcW w:w="2339" w:type="dxa"/>
           </w:tcPr>
           <w:p>
             <w:pPr>
-              <w:pStyle w:val="Normal"/>
+              <w:cnfStyle w:val="100000000000" w:firstRow="1" w:lastRow="0" w:firstColumn="0" w:lastColumn="0" w:oddVBand="0" w:evenVBand="0" w:oddHBand="0" w:evenHBand="0" w:firstRowFirstColumn="0" w:firstRowLastColumn="0" w:lastRowFirstColumn="0" w:lastRowLastColumn="0"/>
             </w:pPr>
             <w:r>
               <w:rPr>
@@ -2736,13 +2968,11 @@
         </w:tc>
         <w:tc>
           <w:tcPr>
-            <w:cnfStyle w:val="000000000000" w:firstRow="0" w:lastRow="0" w:firstColumn="0" w:lastColumn="0" w:oddVBand="0" w:evenVBand="0" w:oddHBand="0" w:evenHBand="0" w:firstRowFirstColumn="0" w:firstRowLastColumn="0" w:lastRowFirstColumn="0" w:lastRowLastColumn="0"/>
-            <w:tcW w:w="2475" w:type="dxa"/>
-            <w:tcMar/>
+            <w:tcW w:w="2472" w:type="dxa"/>
           </w:tcPr>
           <w:p>
             <w:pPr>
-              <w:pStyle w:val="Normal"/>
+              <w:cnfStyle w:val="100000000000" w:firstRow="1" w:lastRow="0" w:firstColumn="0" w:lastColumn="0" w:oddVBand="0" w:evenVBand="0" w:oddHBand="0" w:evenHBand="0" w:firstRowFirstColumn="0" w:firstRowLastColumn="0" w:lastRowFirstColumn="0" w:lastRowLastColumn="0"/>
             </w:pPr>
             <w:r>
               <w:rPr>
@@ -2755,13 +2985,11 @@
         </w:tc>
         <w:tc>
           <w:tcPr>
-            <w:cnfStyle w:val="000000000000" w:firstRow="0" w:lastRow="0" w:firstColumn="0" w:lastColumn="0" w:oddVBand="0" w:evenVBand="0" w:oddHBand="0" w:evenHBand="0" w:firstRowFirstColumn="0" w:firstRowLastColumn="0" w:lastRowFirstColumn="0" w:lastRowLastColumn="0"/>
-            <w:tcW w:w="2205" w:type="dxa"/>
-            <w:tcMar/>
+            <w:tcW w:w="2202" w:type="dxa"/>
           </w:tcPr>
           <w:p>
             <w:pPr>
-              <w:pStyle w:val="Normal"/>
+              <w:cnfStyle w:val="100000000000" w:firstRow="1" w:lastRow="0" w:firstColumn="0" w:lastColumn="0" w:oddVBand="0" w:evenVBand="0" w:oddHBand="0" w:evenHBand="0" w:firstRowFirstColumn="0" w:firstRowLastColumn="0" w:lastRowFirstColumn="0" w:lastRowLastColumn="0"/>
             </w:pPr>
             <w:r>
               <w:rPr>
@@ -2780,13 +3008,9 @@
         <w:tc>
           <w:tcPr>
             <w:cnfStyle w:val="001000000000" w:firstRow="0" w:lastRow="0" w:firstColumn="1" w:lastColumn="0" w:oddVBand="0" w:evenVBand="0" w:oddHBand="0" w:evenHBand="0" w:firstRowFirstColumn="0" w:firstRowLastColumn="0" w:lastRowFirstColumn="0" w:lastRowLastColumn="0"/>
-            <w:tcW w:w="2340" w:type="dxa"/>
-            <w:tcMar/>
+            <w:tcW w:w="2337" w:type="dxa"/>
           </w:tcPr>
           <w:p>
-            <w:pPr>
-              <w:pStyle w:val="Normal"/>
-            </w:pPr>
             <w:r>
               <w:rPr>
                 <w:b w:val="0"/>
@@ -2800,14 +3024,11 @@
         </w:tc>
         <w:tc>
           <w:tcPr>
-            <w:cnfStyle w:val="000000000000" w:firstRow="0" w:lastRow="0" w:firstColumn="0" w:lastColumn="0" w:oddVBand="0" w:evenVBand="0" w:oddHBand="0" w:evenHBand="0" w:firstRowFirstColumn="0" w:firstRowLastColumn="0" w:lastRowFirstColumn="0" w:lastRowLastColumn="0"/>
-            <w:tcW w:w="2340" w:type="dxa"/>
-            <w:tcMar/>
+            <w:tcW w:w="2339" w:type="dxa"/>
           </w:tcPr>
           <w:p>
             <w:pPr>
-              <w:pStyle w:val="Normal"/>
-              <w:jc w:val="left"/>
+              <w:cnfStyle w:val="000000000000" w:firstRow="0" w:lastRow="0" w:firstColumn="0" w:lastColumn="0" w:oddVBand="0" w:evenVBand="0" w:oddHBand="0" w:evenHBand="0" w:firstRowFirstColumn="0" w:firstRowLastColumn="0" w:lastRowFirstColumn="0" w:lastRowLastColumn="0"/>
             </w:pPr>
             <w:r>
               <w:rPr>
@@ -2820,13 +3041,11 @@
         </w:tc>
         <w:tc>
           <w:tcPr>
-            <w:cnfStyle w:val="000000000000" w:firstRow="0" w:lastRow="0" w:firstColumn="0" w:lastColumn="0" w:oddVBand="0" w:evenVBand="0" w:oddHBand="0" w:evenHBand="0" w:firstRowFirstColumn="0" w:firstRowLastColumn="0" w:lastRowFirstColumn="0" w:lastRowLastColumn="0"/>
-            <w:tcW w:w="2475" w:type="dxa"/>
-            <w:tcMar/>
+            <w:tcW w:w="2472" w:type="dxa"/>
           </w:tcPr>
           <w:p>
             <w:pPr>
-              <w:pStyle w:val="Normal"/>
+              <w:cnfStyle w:val="000000000000" w:firstRow="0" w:lastRow="0" w:firstColumn="0" w:lastColumn="0" w:oddVBand="0" w:evenVBand="0" w:oddHBand="0" w:evenHBand="0" w:firstRowFirstColumn="0" w:firstRowLastColumn="0" w:lastRowFirstColumn="0" w:lastRowLastColumn="0"/>
               <w:rPr>
                 <w:sz w:val="22"/>
                 <w:szCs w:val="22"/>
@@ -2835,8 +3054,8 @@
           </w:p>
           <w:p>
             <w:pPr>
-              <w:pStyle w:val="Normal"/>
               <w:jc w:val="center"/>
+              <w:cnfStyle w:val="000000000000" w:firstRow="0" w:lastRow="0" w:firstColumn="0" w:lastColumn="0" w:oddVBand="0" w:evenVBand="0" w:oddHBand="0" w:evenHBand="0" w:firstRowFirstColumn="0" w:firstRowLastColumn="0" w:lastRowFirstColumn="0" w:lastRowLastColumn="0"/>
             </w:pPr>
             <w:r>
               <w:rPr>
@@ -2849,13 +3068,11 @@
         </w:tc>
         <w:tc>
           <w:tcPr>
-            <w:cnfStyle w:val="000000000000" w:firstRow="0" w:lastRow="0" w:firstColumn="0" w:lastColumn="0" w:oddVBand="0" w:evenVBand="0" w:oddHBand="0" w:evenHBand="0" w:firstRowFirstColumn="0" w:firstRowLastColumn="0" w:lastRowFirstColumn="0" w:lastRowLastColumn="0"/>
-            <w:tcW w:w="2205" w:type="dxa"/>
-            <w:tcMar/>
+            <w:tcW w:w="2202" w:type="dxa"/>
           </w:tcPr>
           <w:p>
             <w:pPr>
-              <w:pStyle w:val="Normal"/>
+              <w:cnfStyle w:val="000000000000" w:firstRow="0" w:lastRow="0" w:firstColumn="0" w:lastColumn="0" w:oddVBand="0" w:evenVBand="0" w:oddHBand="0" w:evenHBand="0" w:firstRowFirstColumn="0" w:firstRowLastColumn="0" w:lastRowFirstColumn="0" w:lastRowLastColumn="0"/>
               <w:rPr>
                 <w:sz w:val="22"/>
                 <w:szCs w:val="22"/>
@@ -2864,8 +3081,8 @@
           </w:p>
           <w:p>
             <w:pPr>
-              <w:pStyle w:val="Normal"/>
               <w:jc w:val="center"/>
+              <w:cnfStyle w:val="000000000000" w:firstRow="0" w:lastRow="0" w:firstColumn="0" w:lastColumn="0" w:oddVBand="0" w:evenVBand="0" w:oddHBand="0" w:evenHBand="0" w:firstRowFirstColumn="0" w:firstRowLastColumn="0" w:lastRowFirstColumn="0" w:lastRowLastColumn="0"/>
             </w:pPr>
             <w:r>
               <w:rPr>
@@ -2884,13 +3101,9 @@
         <w:tc>
           <w:tcPr>
             <w:cnfStyle w:val="001000000000" w:firstRow="0" w:lastRow="0" w:firstColumn="1" w:lastColumn="0" w:oddVBand="0" w:evenVBand="0" w:oddHBand="0" w:evenHBand="0" w:firstRowFirstColumn="0" w:firstRowLastColumn="0" w:lastRowFirstColumn="0" w:lastRowLastColumn="0"/>
-            <w:tcW w:w="2340" w:type="dxa"/>
-            <w:tcMar/>
+            <w:tcW w:w="2337" w:type="dxa"/>
           </w:tcPr>
           <w:p>
-            <w:pPr>
-              <w:pStyle w:val="Normal"/>
-            </w:pPr>
             <w:r>
               <w:rPr>
                 <w:b w:val="0"/>
@@ -2904,47 +3117,29 @@
         </w:tc>
         <w:tc>
           <w:tcPr>
-            <w:cnfStyle w:val="000000000000" w:firstRow="0" w:lastRow="0" w:firstColumn="0" w:lastColumn="0" w:oddVBand="0" w:evenVBand="0" w:oddHBand="0" w:evenHBand="0" w:firstRowFirstColumn="0" w:firstRowLastColumn="0" w:lastRowFirstColumn="0" w:lastRowLastColumn="0"/>
-            <w:tcW w:w="2340" w:type="dxa"/>
-            <w:tcMar/>
+            <w:tcW w:w="2339" w:type="dxa"/>
           </w:tcPr>
           <w:p>
             <w:pPr>
-              <w:pStyle w:val="Normal"/>
+              <w:cnfStyle w:val="000000000000" w:firstRow="0" w:lastRow="0" w:firstColumn="0" w:lastColumn="0" w:oddVBand="0" w:evenVBand="0" w:oddHBand="0" w:evenHBand="0" w:firstRowFirstColumn="0" w:firstRowLastColumn="0" w:lastRowFirstColumn="0" w:lastRowLastColumn="0"/>
             </w:pPr>
             <w:r>
               <w:rPr>
                 <w:sz w:val="22"/>
                 <w:szCs w:val="22"/>
               </w:rPr>
-              <w:t xml:space="preserve">Color </w:t>
-            </w:r>
-            <w:r>
-              <w:rPr>
-                <w:sz w:val="22"/>
-                <w:szCs w:val="22"/>
-              </w:rPr>
-              <w:t>palette</w:t>
-            </w:r>
-            <w:r>
-              <w:rPr>
-                <w:sz w:val="22"/>
-                <w:szCs w:val="22"/>
-              </w:rPr>
-              <w:t>, typography, wireframes</w:t>
+              <w:t>Color palette, typography, wireframes</w:t>
             </w:r>
           </w:p>
         </w:tc>
         <w:tc>
           <w:tcPr>
-            <w:cnfStyle w:val="000000000000" w:firstRow="0" w:lastRow="0" w:firstColumn="0" w:lastColumn="0" w:oddVBand="0" w:evenVBand="0" w:oddHBand="0" w:evenHBand="0" w:firstRowFirstColumn="0" w:firstRowLastColumn="0" w:lastRowFirstColumn="0" w:lastRowLastColumn="0"/>
-            <w:tcW w:w="2475" w:type="dxa"/>
-            <w:tcMar/>
+            <w:tcW w:w="2472" w:type="dxa"/>
           </w:tcPr>
           <w:p>
             <w:pPr>
-              <w:pStyle w:val="Normal"/>
               <w:jc w:val="center"/>
+              <w:cnfStyle w:val="000000000000" w:firstRow="0" w:lastRow="0" w:firstColumn="0" w:lastColumn="0" w:oddVBand="0" w:evenVBand="0" w:oddHBand="0" w:evenHBand="0" w:firstRowFirstColumn="0" w:firstRowLastColumn="0" w:lastRowFirstColumn="0" w:lastRowLastColumn="0"/>
               <w:rPr>
                 <w:sz w:val="22"/>
                 <w:szCs w:val="22"/>
@@ -2953,8 +3148,8 @@
           </w:p>
           <w:p>
             <w:pPr>
-              <w:pStyle w:val="Normal"/>
               <w:jc w:val="center"/>
+              <w:cnfStyle w:val="000000000000" w:firstRow="0" w:lastRow="0" w:firstColumn="0" w:lastColumn="0" w:oddVBand="0" w:evenVBand="0" w:oddHBand="0" w:evenHBand="0" w:firstRowFirstColumn="0" w:firstRowLastColumn="0" w:lastRowFirstColumn="0" w:lastRowLastColumn="0"/>
             </w:pPr>
             <w:r>
               <w:rPr>
@@ -2967,13 +3162,11 @@
         </w:tc>
         <w:tc>
           <w:tcPr>
-            <w:cnfStyle w:val="000000000000" w:firstRow="0" w:lastRow="0" w:firstColumn="0" w:lastColumn="0" w:oddVBand="0" w:evenVBand="0" w:oddHBand="0" w:evenHBand="0" w:firstRowFirstColumn="0" w:firstRowLastColumn="0" w:lastRowFirstColumn="0" w:lastRowLastColumn="0"/>
-            <w:tcW w:w="2205" w:type="dxa"/>
-            <w:tcMar/>
+            <w:tcW w:w="2202" w:type="dxa"/>
           </w:tcPr>
           <w:p>
             <w:pPr>
-              <w:pStyle w:val="Normal"/>
+              <w:cnfStyle w:val="000000000000" w:firstRow="0" w:lastRow="0" w:firstColumn="0" w:lastColumn="0" w:oddVBand="0" w:evenVBand="0" w:oddHBand="0" w:evenHBand="0" w:firstRowFirstColumn="0" w:firstRowLastColumn="0" w:lastRowFirstColumn="0" w:lastRowLastColumn="0"/>
               <w:rPr>
                 <w:sz w:val="22"/>
                 <w:szCs w:val="22"/>
@@ -2982,8 +3175,8 @@
           </w:p>
           <w:p>
             <w:pPr>
-              <w:pStyle w:val="Normal"/>
               <w:jc w:val="center"/>
+              <w:cnfStyle w:val="000000000000" w:firstRow="0" w:lastRow="0" w:firstColumn="0" w:lastColumn="0" w:oddVBand="0" w:evenVBand="0" w:oddHBand="0" w:evenHBand="0" w:firstRowFirstColumn="0" w:firstRowLastColumn="0" w:lastRowFirstColumn="0" w:lastRowLastColumn="0"/>
             </w:pPr>
             <w:r>
               <w:rPr>
@@ -3002,13 +3195,9 @@
         <w:tc>
           <w:tcPr>
             <w:cnfStyle w:val="001000000000" w:firstRow="0" w:lastRow="0" w:firstColumn="1" w:lastColumn="0" w:oddVBand="0" w:evenVBand="0" w:oddHBand="0" w:evenHBand="0" w:firstRowFirstColumn="0" w:firstRowLastColumn="0" w:lastRowFirstColumn="0" w:lastRowLastColumn="0"/>
-            <w:tcW w:w="2340" w:type="dxa"/>
-            <w:tcMar/>
+            <w:tcW w:w="2337" w:type="dxa"/>
           </w:tcPr>
           <w:p>
-            <w:pPr>
-              <w:pStyle w:val="Normal"/>
-            </w:pPr>
             <w:r>
               <w:rPr>
                 <w:b w:val="0"/>
@@ -3022,13 +3211,11 @@
         </w:tc>
         <w:tc>
           <w:tcPr>
-            <w:cnfStyle w:val="000000000000" w:firstRow="0" w:lastRow="0" w:firstColumn="0" w:lastColumn="0" w:oddVBand="0" w:evenVBand="0" w:oddHBand="0" w:evenHBand="0" w:firstRowFirstColumn="0" w:firstRowLastColumn="0" w:lastRowFirstColumn="0" w:lastRowLastColumn="0"/>
-            <w:tcW w:w="2340" w:type="dxa"/>
-            <w:tcMar/>
+            <w:tcW w:w="2339" w:type="dxa"/>
           </w:tcPr>
           <w:p>
             <w:pPr>
-              <w:pStyle w:val="Normal"/>
+              <w:cnfStyle w:val="000000000000" w:firstRow="0" w:lastRow="0" w:firstColumn="0" w:lastColumn="0" w:oddVBand="0" w:evenVBand="0" w:oddHBand="0" w:evenHBand="0" w:firstRowFirstColumn="0" w:firstRowLastColumn="0" w:lastRowFirstColumn="0" w:lastRowLastColumn="0"/>
             </w:pPr>
             <w:r>
               <w:rPr>
@@ -3041,13 +3228,11 @@
         </w:tc>
         <w:tc>
           <w:tcPr>
-            <w:cnfStyle w:val="000000000000" w:firstRow="0" w:lastRow="0" w:firstColumn="0" w:lastColumn="0" w:oddVBand="0" w:evenVBand="0" w:oddHBand="0" w:evenHBand="0" w:firstRowFirstColumn="0" w:firstRowLastColumn="0" w:lastRowFirstColumn="0" w:lastRowLastColumn="0"/>
-            <w:tcW w:w="2475" w:type="dxa"/>
-            <w:tcMar/>
+            <w:tcW w:w="2472" w:type="dxa"/>
           </w:tcPr>
           <w:p>
             <w:pPr>
-              <w:pStyle w:val="Normal"/>
+              <w:cnfStyle w:val="000000000000" w:firstRow="0" w:lastRow="0" w:firstColumn="0" w:lastColumn="0" w:oddVBand="0" w:evenVBand="0" w:oddHBand="0" w:evenHBand="0" w:firstRowFirstColumn="0" w:firstRowLastColumn="0" w:lastRowFirstColumn="0" w:lastRowLastColumn="0"/>
               <w:rPr>
                 <w:sz w:val="22"/>
                 <w:szCs w:val="22"/>
@@ -3056,7 +3241,7 @@
           </w:p>
           <w:p>
             <w:pPr>
-              <w:pStyle w:val="Normal"/>
+              <w:cnfStyle w:val="000000000000" w:firstRow="0" w:lastRow="0" w:firstColumn="0" w:lastColumn="0" w:oddVBand="0" w:evenVBand="0" w:oddHBand="0" w:evenHBand="0" w:firstRowFirstColumn="0" w:firstRowLastColumn="0" w:lastRowFirstColumn="0" w:lastRowLastColumn="0"/>
               <w:rPr>
                 <w:sz w:val="22"/>
                 <w:szCs w:val="22"/>
@@ -3065,7 +3250,7 @@
           </w:p>
           <w:p>
             <w:pPr>
-              <w:pStyle w:val="Normal"/>
+              <w:cnfStyle w:val="000000000000" w:firstRow="0" w:lastRow="0" w:firstColumn="0" w:lastColumn="0" w:oddVBand="0" w:evenVBand="0" w:oddHBand="0" w:evenHBand="0" w:firstRowFirstColumn="0" w:firstRowLastColumn="0" w:lastRowFirstColumn="0" w:lastRowLastColumn="0"/>
               <w:rPr>
                 <w:sz w:val="22"/>
                 <w:szCs w:val="22"/>
@@ -3074,8 +3259,8 @@
           </w:p>
           <w:p>
             <w:pPr>
-              <w:pStyle w:val="Normal"/>
               <w:jc w:val="center"/>
+              <w:cnfStyle w:val="000000000000" w:firstRow="0" w:lastRow="0" w:firstColumn="0" w:lastColumn="0" w:oddVBand="0" w:evenVBand="0" w:oddHBand="0" w:evenHBand="0" w:firstRowFirstColumn="0" w:firstRowLastColumn="0" w:lastRowFirstColumn="0" w:lastRowLastColumn="0"/>
             </w:pPr>
             <w:r>
               <w:rPr>
@@ -3088,13 +3273,11 @@
         </w:tc>
         <w:tc>
           <w:tcPr>
-            <w:cnfStyle w:val="000000000000" w:firstRow="0" w:lastRow="0" w:firstColumn="0" w:lastColumn="0" w:oddVBand="0" w:evenVBand="0" w:oddHBand="0" w:evenHBand="0" w:firstRowFirstColumn="0" w:firstRowLastColumn="0" w:lastRowFirstColumn="0" w:lastRowLastColumn="0"/>
-            <w:tcW w:w="2205" w:type="dxa"/>
-            <w:tcMar/>
+            <w:tcW w:w="2202" w:type="dxa"/>
           </w:tcPr>
           <w:p>
             <w:pPr>
-              <w:pStyle w:val="Normal"/>
+              <w:cnfStyle w:val="000000000000" w:firstRow="0" w:lastRow="0" w:firstColumn="0" w:lastColumn="0" w:oddVBand="0" w:evenVBand="0" w:oddHBand="0" w:evenHBand="0" w:firstRowFirstColumn="0" w:firstRowLastColumn="0" w:lastRowFirstColumn="0" w:lastRowLastColumn="0"/>
               <w:rPr>
                 <w:sz w:val="22"/>
                 <w:szCs w:val="22"/>
@@ -3103,7 +3286,7 @@
           </w:p>
           <w:p>
             <w:pPr>
-              <w:pStyle w:val="Normal"/>
+              <w:cnfStyle w:val="000000000000" w:firstRow="0" w:lastRow="0" w:firstColumn="0" w:lastColumn="0" w:oddVBand="0" w:evenVBand="0" w:oddHBand="0" w:evenHBand="0" w:firstRowFirstColumn="0" w:firstRowLastColumn="0" w:lastRowFirstColumn="0" w:lastRowLastColumn="0"/>
               <w:rPr>
                 <w:sz w:val="22"/>
                 <w:szCs w:val="22"/>
@@ -3112,7 +3295,7 @@
           </w:p>
           <w:p>
             <w:pPr>
-              <w:pStyle w:val="Normal"/>
+              <w:cnfStyle w:val="000000000000" w:firstRow="0" w:lastRow="0" w:firstColumn="0" w:lastColumn="0" w:oddVBand="0" w:evenVBand="0" w:oddHBand="0" w:evenHBand="0" w:firstRowFirstColumn="0" w:firstRowLastColumn="0" w:lastRowFirstColumn="0" w:lastRowLastColumn="0"/>
               <w:rPr>
                 <w:sz w:val="22"/>
                 <w:szCs w:val="22"/>
@@ -3121,8 +3304,8 @@
           </w:p>
           <w:p>
             <w:pPr>
-              <w:pStyle w:val="Normal"/>
               <w:jc w:val="center"/>
+              <w:cnfStyle w:val="000000000000" w:firstRow="0" w:lastRow="0" w:firstColumn="0" w:lastColumn="0" w:oddVBand="0" w:evenVBand="0" w:oddHBand="0" w:evenHBand="0" w:firstRowFirstColumn="0" w:firstRowLastColumn="0" w:lastRowFirstColumn="0" w:lastRowLastColumn="0"/>
             </w:pPr>
             <w:r>
               <w:rPr>
@@ -3141,13 +3324,9 @@
         <w:tc>
           <w:tcPr>
             <w:cnfStyle w:val="001000000000" w:firstRow="0" w:lastRow="0" w:firstColumn="1" w:lastColumn="0" w:oddVBand="0" w:evenVBand="0" w:oddHBand="0" w:evenHBand="0" w:firstRowFirstColumn="0" w:firstRowLastColumn="0" w:lastRowFirstColumn="0" w:lastRowLastColumn="0"/>
-            <w:tcW w:w="2340" w:type="dxa"/>
-            <w:tcMar/>
+            <w:tcW w:w="2337" w:type="dxa"/>
           </w:tcPr>
           <w:p>
-            <w:pPr>
-              <w:pStyle w:val="Normal"/>
-            </w:pPr>
             <w:r>
               <w:rPr>
                 <w:b w:val="0"/>
@@ -3161,13 +3340,11 @@
         </w:tc>
         <w:tc>
           <w:tcPr>
-            <w:cnfStyle w:val="000000000000" w:firstRow="0" w:lastRow="0" w:firstColumn="0" w:lastColumn="0" w:oddVBand="0" w:evenVBand="0" w:oddHBand="0" w:evenHBand="0" w:firstRowFirstColumn="0" w:firstRowLastColumn="0" w:lastRowFirstColumn="0" w:lastRowLastColumn="0"/>
-            <w:tcW w:w="2340" w:type="dxa"/>
-            <w:tcMar/>
+            <w:tcW w:w="2339" w:type="dxa"/>
           </w:tcPr>
           <w:p>
             <w:pPr>
-              <w:pStyle w:val="Normal"/>
+              <w:cnfStyle w:val="000000000000" w:firstRow="0" w:lastRow="0" w:firstColumn="0" w:lastColumn="0" w:oddVBand="0" w:evenVBand="0" w:oddHBand="0" w:evenHBand="0" w:firstRowFirstColumn="0" w:firstRowLastColumn="0" w:lastRowFirstColumn="0" w:lastRowLastColumn="0"/>
             </w:pPr>
             <w:r>
               <w:rPr>
@@ -3180,13 +3357,11 @@
         </w:tc>
         <w:tc>
           <w:tcPr>
-            <w:cnfStyle w:val="000000000000" w:firstRow="0" w:lastRow="0" w:firstColumn="0" w:lastColumn="0" w:oddVBand="0" w:evenVBand="0" w:oddHBand="0" w:evenHBand="0" w:firstRowFirstColumn="0" w:firstRowLastColumn="0" w:lastRowFirstColumn="0" w:lastRowLastColumn="0"/>
-            <w:tcW w:w="2475" w:type="dxa"/>
-            <w:tcMar/>
+            <w:tcW w:w="2472" w:type="dxa"/>
           </w:tcPr>
           <w:p>
             <w:pPr>
-              <w:pStyle w:val="Normal"/>
+              <w:cnfStyle w:val="000000000000" w:firstRow="0" w:lastRow="0" w:firstColumn="0" w:lastColumn="0" w:oddVBand="0" w:evenVBand="0" w:oddHBand="0" w:evenHBand="0" w:firstRowFirstColumn="0" w:firstRowLastColumn="0" w:lastRowFirstColumn="0" w:lastRowLastColumn="0"/>
               <w:rPr>
                 <w:sz w:val="22"/>
                 <w:szCs w:val="22"/>
@@ -3195,7 +3370,7 @@
           </w:p>
           <w:p>
             <w:pPr>
-              <w:pStyle w:val="Normal"/>
+              <w:cnfStyle w:val="000000000000" w:firstRow="0" w:lastRow="0" w:firstColumn="0" w:lastColumn="0" w:oddVBand="0" w:evenVBand="0" w:oddHBand="0" w:evenHBand="0" w:firstRowFirstColumn="0" w:firstRowLastColumn="0" w:lastRowFirstColumn="0" w:lastRowLastColumn="0"/>
               <w:rPr>
                 <w:sz w:val="22"/>
                 <w:szCs w:val="22"/>
@@ -3204,8 +3379,8 @@
           </w:p>
           <w:p>
             <w:pPr>
-              <w:pStyle w:val="Normal"/>
               <w:jc w:val="center"/>
+              <w:cnfStyle w:val="000000000000" w:firstRow="0" w:lastRow="0" w:firstColumn="0" w:lastColumn="0" w:oddVBand="0" w:evenVBand="0" w:oddHBand="0" w:evenHBand="0" w:firstRowFirstColumn="0" w:firstRowLastColumn="0" w:lastRowFirstColumn="0" w:lastRowLastColumn="0"/>
             </w:pPr>
             <w:r>
               <w:rPr>
@@ -3218,13 +3393,11 @@
         </w:tc>
         <w:tc>
           <w:tcPr>
-            <w:cnfStyle w:val="000000000000" w:firstRow="0" w:lastRow="0" w:firstColumn="0" w:lastColumn="0" w:oddVBand="0" w:evenVBand="0" w:oddHBand="0" w:evenHBand="0" w:firstRowFirstColumn="0" w:firstRowLastColumn="0" w:lastRowFirstColumn="0" w:lastRowLastColumn="0"/>
-            <w:tcW w:w="2205" w:type="dxa"/>
-            <w:tcMar/>
+            <w:tcW w:w="2202" w:type="dxa"/>
           </w:tcPr>
           <w:p>
             <w:pPr>
-              <w:pStyle w:val="Normal"/>
+              <w:cnfStyle w:val="000000000000" w:firstRow="0" w:lastRow="0" w:firstColumn="0" w:lastColumn="0" w:oddVBand="0" w:evenVBand="0" w:oddHBand="0" w:evenHBand="0" w:firstRowFirstColumn="0" w:firstRowLastColumn="0" w:lastRowFirstColumn="0" w:lastRowLastColumn="0"/>
               <w:rPr>
                 <w:sz w:val="22"/>
                 <w:szCs w:val="22"/>
@@ -3233,7 +3406,7 @@
           </w:p>
           <w:p>
             <w:pPr>
-              <w:pStyle w:val="Normal"/>
+              <w:cnfStyle w:val="000000000000" w:firstRow="0" w:lastRow="0" w:firstColumn="0" w:lastColumn="0" w:oddVBand="0" w:evenVBand="0" w:oddHBand="0" w:evenHBand="0" w:firstRowFirstColumn="0" w:firstRowLastColumn="0" w:lastRowFirstColumn="0" w:lastRowLastColumn="0"/>
               <w:rPr>
                 <w:sz w:val="22"/>
                 <w:szCs w:val="22"/>
@@ -3242,8 +3415,8 @@
           </w:p>
           <w:p>
             <w:pPr>
-              <w:pStyle w:val="Normal"/>
               <w:jc w:val="center"/>
+              <w:cnfStyle w:val="000000000000" w:firstRow="0" w:lastRow="0" w:firstColumn="0" w:lastColumn="0" w:oddVBand="0" w:evenVBand="0" w:oddHBand="0" w:evenHBand="0" w:firstRowFirstColumn="0" w:firstRowLastColumn="0" w:lastRowFirstColumn="0" w:lastRowLastColumn="0"/>
             </w:pPr>
             <w:r>
               <w:rPr>
@@ -3262,13 +3435,9 @@
         <w:tc>
           <w:tcPr>
             <w:cnfStyle w:val="001000000000" w:firstRow="0" w:lastRow="0" w:firstColumn="1" w:lastColumn="0" w:oddVBand="0" w:evenVBand="0" w:oddHBand="0" w:evenHBand="0" w:firstRowFirstColumn="0" w:firstRowLastColumn="0" w:lastRowFirstColumn="0" w:lastRowLastColumn="0"/>
-            <w:tcW w:w="2340" w:type="dxa"/>
-            <w:tcMar/>
+            <w:tcW w:w="2337" w:type="dxa"/>
           </w:tcPr>
           <w:p>
-            <w:pPr>
-              <w:pStyle w:val="Normal"/>
-            </w:pPr>
             <w:r>
               <w:rPr>
                 <w:b w:val="0"/>
@@ -3282,13 +3451,11 @@
         </w:tc>
         <w:tc>
           <w:tcPr>
-            <w:cnfStyle w:val="000000000000" w:firstRow="0" w:lastRow="0" w:firstColumn="0" w:lastColumn="0" w:oddVBand="0" w:evenVBand="0" w:oddHBand="0" w:evenHBand="0" w:firstRowFirstColumn="0" w:firstRowLastColumn="0" w:lastRowFirstColumn="0" w:lastRowLastColumn="0"/>
-            <w:tcW w:w="2340" w:type="dxa"/>
-            <w:tcMar/>
+            <w:tcW w:w="2339" w:type="dxa"/>
           </w:tcPr>
           <w:p>
             <w:pPr>
-              <w:pStyle w:val="Normal"/>
+              <w:cnfStyle w:val="000000000000" w:firstRow="0" w:lastRow="0" w:firstColumn="0" w:lastColumn="0" w:oddVBand="0" w:evenVBand="0" w:oddHBand="0" w:evenHBand="0" w:firstRowFirstColumn="0" w:firstRowLastColumn="0" w:lastRowFirstColumn="0" w:lastRowLastColumn="0"/>
             </w:pPr>
             <w:r>
               <w:rPr>
@@ -3301,14 +3468,12 @@
         </w:tc>
         <w:tc>
           <w:tcPr>
-            <w:cnfStyle w:val="000000000000" w:firstRow="0" w:lastRow="0" w:firstColumn="0" w:lastColumn="0" w:oddVBand="0" w:evenVBand="0" w:oddHBand="0" w:evenHBand="0" w:firstRowFirstColumn="0" w:firstRowLastColumn="0" w:lastRowFirstColumn="0" w:lastRowLastColumn="0"/>
-            <w:tcW w:w="2475" w:type="dxa"/>
-            <w:tcMar/>
+            <w:tcW w:w="2472" w:type="dxa"/>
           </w:tcPr>
           <w:p>
             <w:pPr>
-              <w:pStyle w:val="Normal"/>
               <w:jc w:val="center"/>
+              <w:cnfStyle w:val="000000000000" w:firstRow="0" w:lastRow="0" w:firstColumn="0" w:lastColumn="0" w:oddVBand="0" w:evenVBand="0" w:oddHBand="0" w:evenHBand="0" w:firstRowFirstColumn="0" w:firstRowLastColumn="0" w:lastRowFirstColumn="0" w:lastRowLastColumn="0"/>
             </w:pPr>
             <w:r>
               <w:rPr>
@@ -3321,14 +3486,12 @@
         </w:tc>
         <w:tc>
           <w:tcPr>
-            <w:cnfStyle w:val="000000000000" w:firstRow="0" w:lastRow="0" w:firstColumn="0" w:lastColumn="0" w:oddVBand="0" w:evenVBand="0" w:oddHBand="0" w:evenHBand="0" w:firstRowFirstColumn="0" w:firstRowLastColumn="0" w:lastRowFirstColumn="0" w:lastRowLastColumn="0"/>
-            <w:tcW w:w="2205" w:type="dxa"/>
-            <w:tcMar/>
+            <w:tcW w:w="2202" w:type="dxa"/>
           </w:tcPr>
           <w:p>
             <w:pPr>
-              <w:pStyle w:val="Normal"/>
               <w:jc w:val="center"/>
+              <w:cnfStyle w:val="000000000000" w:firstRow="0" w:lastRow="0" w:firstColumn="0" w:lastColumn="0" w:oddVBand="0" w:evenVBand="0" w:oddHBand="0" w:evenHBand="0" w:firstRowFirstColumn="0" w:firstRowLastColumn="0" w:lastRowFirstColumn="0" w:lastRowLastColumn="0"/>
             </w:pPr>
             <w:r>
               <w:rPr>
@@ -3347,13 +3510,9 @@
         <w:tc>
           <w:tcPr>
             <w:cnfStyle w:val="001000000000" w:firstRow="0" w:lastRow="0" w:firstColumn="1" w:lastColumn="0" w:oddVBand="0" w:evenVBand="0" w:oddHBand="0" w:evenHBand="0" w:firstRowFirstColumn="0" w:firstRowLastColumn="0" w:lastRowFirstColumn="0" w:lastRowLastColumn="0"/>
-            <w:tcW w:w="2340" w:type="dxa"/>
-            <w:tcMar/>
+            <w:tcW w:w="2337" w:type="dxa"/>
           </w:tcPr>
           <w:p>
-            <w:pPr>
-              <w:pStyle w:val="Normal"/>
-            </w:pPr>
             <w:r>
               <w:rPr>
                 <w:b w:val="0"/>
@@ -3367,13 +3526,11 @@
         </w:tc>
         <w:tc>
           <w:tcPr>
-            <w:cnfStyle w:val="000000000000" w:firstRow="0" w:lastRow="0" w:firstColumn="0" w:lastColumn="0" w:oddVBand="0" w:evenVBand="0" w:oddHBand="0" w:evenHBand="0" w:firstRowFirstColumn="0" w:firstRowLastColumn="0" w:lastRowFirstColumn="0" w:lastRowLastColumn="0"/>
-            <w:tcW w:w="2340" w:type="dxa"/>
-            <w:tcMar/>
+            <w:tcW w:w="2339" w:type="dxa"/>
           </w:tcPr>
           <w:p>
             <w:pPr>
-              <w:pStyle w:val="Normal"/>
+              <w:cnfStyle w:val="000000000000" w:firstRow="0" w:lastRow="0" w:firstColumn="0" w:lastColumn="0" w:oddVBand="0" w:evenVBand="0" w:oddHBand="0" w:evenHBand="0" w:firstRowFirstColumn="0" w:firstRowLastColumn="0" w:lastRowFirstColumn="0" w:lastRowLastColumn="0"/>
             </w:pPr>
             <w:r>
               <w:rPr>
@@ -3386,13 +3543,11 @@
         </w:tc>
         <w:tc>
           <w:tcPr>
-            <w:cnfStyle w:val="000000000000" w:firstRow="0" w:lastRow="0" w:firstColumn="0" w:lastColumn="0" w:oddVBand="0" w:evenVBand="0" w:oddHBand="0" w:evenHBand="0" w:firstRowFirstColumn="0" w:firstRowLastColumn="0" w:lastRowFirstColumn="0" w:lastRowLastColumn="0"/>
-            <w:tcW w:w="2475" w:type="dxa"/>
-            <w:tcMar/>
+            <w:tcW w:w="2472" w:type="dxa"/>
           </w:tcPr>
           <w:p>
             <w:pPr>
-              <w:pStyle w:val="Normal"/>
+              <w:cnfStyle w:val="000000000000" w:firstRow="0" w:lastRow="0" w:firstColumn="0" w:lastColumn="0" w:oddVBand="0" w:evenVBand="0" w:oddHBand="0" w:evenHBand="0" w:firstRowFirstColumn="0" w:firstRowLastColumn="0" w:lastRowFirstColumn="0" w:lastRowLastColumn="0"/>
               <w:rPr>
                 <w:sz w:val="22"/>
                 <w:szCs w:val="22"/>
@@ -3401,8 +3556,8 @@
           </w:p>
           <w:p>
             <w:pPr>
-              <w:pStyle w:val="Normal"/>
               <w:jc w:val="center"/>
+              <w:cnfStyle w:val="000000000000" w:firstRow="0" w:lastRow="0" w:firstColumn="0" w:lastColumn="0" w:oddVBand="0" w:evenVBand="0" w:oddHBand="0" w:evenHBand="0" w:firstRowFirstColumn="0" w:firstRowLastColumn="0" w:lastRowFirstColumn="0" w:lastRowLastColumn="0"/>
             </w:pPr>
             <w:r>
               <w:rPr>
@@ -3415,13 +3570,11 @@
         </w:tc>
         <w:tc>
           <w:tcPr>
-            <w:cnfStyle w:val="000000000000" w:firstRow="0" w:lastRow="0" w:firstColumn="0" w:lastColumn="0" w:oddVBand="0" w:evenVBand="0" w:oddHBand="0" w:evenHBand="0" w:firstRowFirstColumn="0" w:firstRowLastColumn="0" w:lastRowFirstColumn="0" w:lastRowLastColumn="0"/>
-            <w:tcW w:w="2205" w:type="dxa"/>
-            <w:tcMar/>
+            <w:tcW w:w="2202" w:type="dxa"/>
           </w:tcPr>
           <w:p>
             <w:pPr>
-              <w:pStyle w:val="Normal"/>
+              <w:cnfStyle w:val="000000000000" w:firstRow="0" w:lastRow="0" w:firstColumn="0" w:lastColumn="0" w:oddVBand="0" w:evenVBand="0" w:oddHBand="0" w:evenHBand="0" w:firstRowFirstColumn="0" w:firstRowLastColumn="0" w:lastRowFirstColumn="0" w:lastRowLastColumn="0"/>
               <w:rPr>
                 <w:sz w:val="22"/>
                 <w:szCs w:val="22"/>
@@ -3430,8 +3583,8 @@
           </w:p>
           <w:p>
             <w:pPr>
-              <w:pStyle w:val="Normal"/>
               <w:jc w:val="center"/>
+              <w:cnfStyle w:val="000000000000" w:firstRow="0" w:lastRow="0" w:firstColumn="0" w:lastColumn="0" w:oddVBand="0" w:evenVBand="0" w:oddHBand="0" w:evenHBand="0" w:firstRowFirstColumn="0" w:firstRowLastColumn="0" w:lastRowFirstColumn="0" w:lastRowLastColumn="0"/>
             </w:pPr>
             <w:r>
               <w:rPr>
@@ -3450,13 +3603,9 @@
         <w:tc>
           <w:tcPr>
             <w:cnfStyle w:val="001000000000" w:firstRow="0" w:lastRow="0" w:firstColumn="1" w:lastColumn="0" w:oddVBand="0" w:evenVBand="0" w:oddHBand="0" w:evenHBand="0" w:firstRowFirstColumn="0" w:firstRowLastColumn="0" w:lastRowFirstColumn="0" w:lastRowLastColumn="0"/>
-            <w:tcW w:w="2340" w:type="dxa"/>
-            <w:tcMar/>
+            <w:tcW w:w="2337" w:type="dxa"/>
           </w:tcPr>
           <w:p>
-            <w:pPr>
-              <w:pStyle w:val="Normal"/>
-            </w:pPr>
             <w:r>
               <w:rPr>
                 <w:b w:val="0"/>
@@ -3470,13 +3619,11 @@
         </w:tc>
         <w:tc>
           <w:tcPr>
-            <w:cnfStyle w:val="000000000000" w:firstRow="0" w:lastRow="0" w:firstColumn="0" w:lastColumn="0" w:oddVBand="0" w:evenVBand="0" w:oddHBand="0" w:evenHBand="0" w:firstRowFirstColumn="0" w:firstRowLastColumn="0" w:lastRowFirstColumn="0" w:lastRowLastColumn="0"/>
-            <w:tcW w:w="2340" w:type="dxa"/>
-            <w:tcMar/>
+            <w:tcW w:w="2339" w:type="dxa"/>
           </w:tcPr>
           <w:p>
             <w:pPr>
-              <w:pStyle w:val="Normal"/>
+              <w:cnfStyle w:val="000000000000" w:firstRow="0" w:lastRow="0" w:firstColumn="0" w:lastColumn="0" w:oddVBand="0" w:evenVBand="0" w:oddHBand="0" w:evenHBand="0" w:firstRowFirstColumn="0" w:firstRowLastColumn="0" w:lastRowFirstColumn="0" w:lastRowLastColumn="0"/>
             </w:pPr>
             <w:r>
               <w:rPr>
@@ -3489,13 +3636,11 @@
         </w:tc>
         <w:tc>
           <w:tcPr>
-            <w:cnfStyle w:val="000000000000" w:firstRow="0" w:lastRow="0" w:firstColumn="0" w:lastColumn="0" w:oddVBand="0" w:evenVBand="0" w:oddHBand="0" w:evenHBand="0" w:firstRowFirstColumn="0" w:firstRowLastColumn="0" w:lastRowFirstColumn="0" w:lastRowLastColumn="0"/>
-            <w:tcW w:w="2475" w:type="dxa"/>
-            <w:tcMar/>
+            <w:tcW w:w="2472" w:type="dxa"/>
           </w:tcPr>
           <w:p>
             <w:pPr>
-              <w:pStyle w:val="Normal"/>
+              <w:cnfStyle w:val="000000000000" w:firstRow="0" w:lastRow="0" w:firstColumn="0" w:lastColumn="0" w:oddVBand="0" w:evenVBand="0" w:oddHBand="0" w:evenHBand="0" w:firstRowFirstColumn="0" w:firstRowLastColumn="0" w:lastRowFirstColumn="0" w:lastRowLastColumn="0"/>
               <w:rPr>
                 <w:sz w:val="22"/>
                 <w:szCs w:val="22"/>
@@ -3504,8 +3649,8 @@
           </w:p>
           <w:p>
             <w:pPr>
-              <w:pStyle w:val="Normal"/>
               <w:jc w:val="center"/>
+              <w:cnfStyle w:val="000000000000" w:firstRow="0" w:lastRow="0" w:firstColumn="0" w:lastColumn="0" w:oddVBand="0" w:evenVBand="0" w:oddHBand="0" w:evenHBand="0" w:firstRowFirstColumn="0" w:firstRowLastColumn="0" w:lastRowFirstColumn="0" w:lastRowLastColumn="0"/>
             </w:pPr>
             <w:r>
               <w:rPr>
@@ -3518,13 +3663,11 @@
         </w:tc>
         <w:tc>
           <w:tcPr>
-            <w:cnfStyle w:val="000000000000" w:firstRow="0" w:lastRow="0" w:firstColumn="0" w:lastColumn="0" w:oddVBand="0" w:evenVBand="0" w:oddHBand="0" w:evenHBand="0" w:firstRowFirstColumn="0" w:firstRowLastColumn="0" w:lastRowFirstColumn="0" w:lastRowLastColumn="0"/>
-            <w:tcW w:w="2205" w:type="dxa"/>
-            <w:tcMar/>
+            <w:tcW w:w="2202" w:type="dxa"/>
           </w:tcPr>
           <w:p>
             <w:pPr>
-              <w:pStyle w:val="Normal"/>
+              <w:cnfStyle w:val="000000000000" w:firstRow="0" w:lastRow="0" w:firstColumn="0" w:lastColumn="0" w:oddVBand="0" w:evenVBand="0" w:oddHBand="0" w:evenHBand="0" w:firstRowFirstColumn="0" w:firstRowLastColumn="0" w:lastRowFirstColumn="0" w:lastRowLastColumn="0"/>
               <w:rPr>
                 <w:sz w:val="22"/>
                 <w:szCs w:val="22"/>
@@ -3533,8 +3676,8 @@
           </w:p>
           <w:p>
             <w:pPr>
-              <w:pStyle w:val="Normal"/>
               <w:jc w:val="center"/>
+              <w:cnfStyle w:val="000000000000" w:firstRow="0" w:lastRow="0" w:firstColumn="0" w:lastColumn="0" w:oddVBand="0" w:evenVBand="0" w:oddHBand="0" w:evenHBand="0" w:firstRowFirstColumn="0" w:firstRowLastColumn="0" w:lastRowFirstColumn="0" w:lastRowLastColumn="0"/>
             </w:pPr>
             <w:r>
               <w:rPr>
@@ -3546,12 +3689,9 @@
           </w:p>
         </w:tc>
       </w:tr>
+      <w:bookmarkEnd w:id="18"/>
     </w:tbl>
-    <w:p>
-      <w:pPr>
-        <w:pStyle w:val="Normal"/>
-      </w:pPr>
-    </w:p>
+    <w:p/>
     <w:p>
       <w:pPr>
         <w:pStyle w:val="Heading1"/>
@@ -3559,14 +3699,14 @@
           <w:color w:val="auto"/>
         </w:rPr>
       </w:pPr>
-      <w:bookmarkStart w:name="_Toc1230781486" w:id="472928771"/>
+      <w:bookmarkStart w:id="19" w:name="_Toc1230781486"/>
       <w:r>
         <w:rPr>
           <w:color w:val="auto"/>
         </w:rPr>
         <w:t>Budget</w:t>
       </w:r>
-      <w:bookmarkEnd w:id="472928771"/>
+      <w:bookmarkEnd w:id="19"/>
     </w:p>
     <w:tbl>
       <w:tblPr>
@@ -3575,24 +3715,21 @@
         <w:tblLook w:val="06A0" w:firstRow="1" w:lastRow="0" w:firstColumn="1" w:lastColumn="0" w:noHBand="1" w:noVBand="1"/>
       </w:tblPr>
       <w:tblGrid>
-        <w:gridCol w:w="3120"/>
-        <w:gridCol w:w="3015"/>
-        <w:gridCol w:w="3225"/>
+        <w:gridCol w:w="3118"/>
+        <w:gridCol w:w="3011"/>
+        <w:gridCol w:w="3221"/>
       </w:tblGrid>
       <w:tr>
         <w:trPr>
+          <w:cnfStyle w:val="100000000000" w:firstRow="1" w:lastRow="0" w:firstColumn="0" w:lastColumn="0" w:oddVBand="0" w:evenVBand="0" w:oddHBand="0" w:evenHBand="0" w:firstRowFirstColumn="0" w:firstRowLastColumn="0" w:lastRowFirstColumn="0" w:lastRowLastColumn="0"/>
           <w:trHeight w:val="300"/>
         </w:trPr>
         <w:tc>
           <w:tcPr>
             <w:cnfStyle w:val="001000000000" w:firstRow="0" w:lastRow="0" w:firstColumn="1" w:lastColumn="0" w:oddVBand="0" w:evenVBand="0" w:oddHBand="0" w:evenHBand="0" w:firstRowFirstColumn="0" w:firstRowLastColumn="0" w:lastRowFirstColumn="0" w:lastRowLastColumn="0"/>
             <w:tcW w:w="3120" w:type="dxa"/>
-            <w:tcMar/>
           </w:tcPr>
           <w:p>
-            <w:pPr>
-              <w:pStyle w:val="Normal"/>
-            </w:pPr>
             <w:r>
               <w:rPr>
                 <w:sz w:val="22"/>
@@ -3604,13 +3741,11 @@
         </w:tc>
         <w:tc>
           <w:tcPr>
-            <w:cnfStyle w:val="000000000000" w:firstRow="0" w:lastRow="0" w:firstColumn="0" w:lastColumn="0" w:oddVBand="0" w:evenVBand="0" w:oddHBand="0" w:evenHBand="0" w:firstRowFirstColumn="0" w:firstRowLastColumn="0" w:lastRowFirstColumn="0" w:lastRowLastColumn="0"/>
             <w:tcW w:w="3015" w:type="dxa"/>
-            <w:tcMar/>
           </w:tcPr>
           <w:p>
             <w:pPr>
-              <w:pStyle w:val="Normal"/>
+              <w:cnfStyle w:val="100000000000" w:firstRow="1" w:lastRow="0" w:firstColumn="0" w:lastColumn="0" w:oddVBand="0" w:evenVBand="0" w:oddHBand="0" w:evenHBand="0" w:firstRowFirstColumn="0" w:firstRowLastColumn="0" w:lastRowFirstColumn="0" w:lastRowLastColumn="0"/>
             </w:pPr>
             <w:r>
               <w:rPr>
@@ -3623,14 +3758,11 @@
         </w:tc>
         <w:tc>
           <w:tcPr>
-            <w:cnfStyle w:val="000000000000" w:firstRow="0" w:lastRow="0" w:firstColumn="0" w:lastColumn="0" w:oddVBand="0" w:evenVBand="0" w:oddHBand="0" w:evenHBand="0" w:firstRowFirstColumn="0" w:firstRowLastColumn="0" w:lastRowFirstColumn="0" w:lastRowLastColumn="0"/>
             <w:tcW w:w="3225" w:type="dxa"/>
-            <w:tcMar/>
           </w:tcPr>
           <w:p>
             <w:pPr>
-              <w:pStyle w:val="Normal"/>
-              <w:jc w:val="left"/>
+              <w:cnfStyle w:val="100000000000" w:firstRow="1" w:lastRow="0" w:firstColumn="0" w:lastColumn="0" w:oddVBand="0" w:evenVBand="0" w:oddHBand="0" w:evenHBand="0" w:firstRowFirstColumn="0" w:firstRowLastColumn="0" w:lastRowFirstColumn="0" w:lastRowLastColumn="0"/>
             </w:pPr>
             <w:r>
               <w:rPr>
@@ -3650,44 +3782,24 @@
           <w:tcPr>
             <w:cnfStyle w:val="001000000000" w:firstRow="0" w:lastRow="0" w:firstColumn="1" w:lastColumn="0" w:oddVBand="0" w:evenVBand="0" w:oddHBand="0" w:evenHBand="0" w:firstRowFirstColumn="0" w:firstRowLastColumn="0" w:lastRowFirstColumn="0" w:lastRowLastColumn="0"/>
             <w:tcW w:w="3120" w:type="dxa"/>
-            <w:tcMar/>
           </w:tcPr>
           <w:p>
-            <w:pPr>
-              <w:pStyle w:val="Normal"/>
-            </w:pPr>
-            <w:r>
-              <w:rPr>
-                <w:sz w:val="22"/>
-                <w:szCs w:val="22"/>
-              </w:rPr>
-              <w:t xml:space="preserve">Domain name </w:t>
-            </w:r>
-            <w:r>
-              <w:rPr>
-                <w:sz w:val="22"/>
-                <w:szCs w:val="22"/>
-              </w:rPr>
-              <w:t>(. co.za</w:t>
-            </w:r>
-            <w:r>
-              <w:rPr>
-                <w:sz w:val="22"/>
-                <w:szCs w:val="22"/>
-              </w:rPr>
-              <w:t>)</w:t>
+            <w:r>
+              <w:rPr>
+                <w:sz w:val="22"/>
+                <w:szCs w:val="22"/>
+              </w:rPr>
+              <w:t>Domain name (. co.za)</w:t>
             </w:r>
           </w:p>
         </w:tc>
         <w:tc>
           <w:tcPr>
-            <w:cnfStyle w:val="000000000000" w:firstRow="0" w:lastRow="0" w:firstColumn="0" w:lastColumn="0" w:oddVBand="0" w:evenVBand="0" w:oddHBand="0" w:evenHBand="0" w:firstRowFirstColumn="0" w:firstRowLastColumn="0" w:lastRowFirstColumn="0" w:lastRowLastColumn="0"/>
             <w:tcW w:w="3015" w:type="dxa"/>
-            <w:tcMar/>
           </w:tcPr>
           <w:p>
             <w:pPr>
-              <w:pStyle w:val="Normal"/>
+              <w:cnfStyle w:val="000000000000" w:firstRow="0" w:lastRow="0" w:firstColumn="0" w:lastColumn="0" w:oddVBand="0" w:evenVBand="0" w:oddHBand="0" w:evenHBand="0" w:firstRowFirstColumn="0" w:firstRowLastColumn="0" w:lastRowFirstColumn="0" w:lastRowLastColumn="0"/>
             </w:pPr>
             <w:r>
               <w:rPr>
@@ -3700,14 +3812,12 @@
         </w:tc>
         <w:tc>
           <w:tcPr>
-            <w:cnfStyle w:val="000000000000" w:firstRow="0" w:lastRow="0" w:firstColumn="0" w:lastColumn="0" w:oddVBand="0" w:evenVBand="0" w:oddHBand="0" w:evenHBand="0" w:firstRowFirstColumn="0" w:firstRowLastColumn="0" w:lastRowFirstColumn="0" w:lastRowLastColumn="0"/>
             <w:tcW w:w="3225" w:type="dxa"/>
-            <w:tcMar/>
           </w:tcPr>
           <w:p>
             <w:pPr>
-              <w:pStyle w:val="Normal"/>
               <w:jc w:val="center"/>
+              <w:cnfStyle w:val="000000000000" w:firstRow="0" w:lastRow="0" w:firstColumn="0" w:lastColumn="0" w:oddVBand="0" w:evenVBand="0" w:oddHBand="0" w:evenHBand="0" w:firstRowFirstColumn="0" w:firstRowLastColumn="0" w:lastRowFirstColumn="0" w:lastRowLastColumn="0"/>
             </w:pPr>
             <w:r>
               <w:rPr>
@@ -3727,13 +3837,8 @@
           <w:tcPr>
             <w:cnfStyle w:val="001000000000" w:firstRow="0" w:lastRow="0" w:firstColumn="1" w:lastColumn="0" w:oddVBand="0" w:evenVBand="0" w:oddHBand="0" w:evenHBand="0" w:firstRowFirstColumn="0" w:firstRowLastColumn="0" w:lastRowFirstColumn="0" w:lastRowLastColumn="0"/>
             <w:tcW w:w="3120" w:type="dxa"/>
-            <w:tcMar/>
           </w:tcPr>
           <w:p>
-            <w:pPr>
-              <w:pStyle w:val="Normal"/>
-              <w:jc w:val="left"/>
-            </w:pPr>
             <w:r>
               <w:rPr>
                 <w:sz w:val="22"/>
@@ -3745,13 +3850,11 @@
         </w:tc>
         <w:tc>
           <w:tcPr>
-            <w:cnfStyle w:val="000000000000" w:firstRow="0" w:lastRow="0" w:firstColumn="0" w:lastColumn="0" w:oddVBand="0" w:evenVBand="0" w:oddHBand="0" w:evenHBand="0" w:firstRowFirstColumn="0" w:firstRowLastColumn="0" w:lastRowFirstColumn="0" w:lastRowLastColumn="0"/>
             <w:tcW w:w="3015" w:type="dxa"/>
-            <w:tcMar/>
           </w:tcPr>
           <w:p>
             <w:pPr>
-              <w:pStyle w:val="Normal"/>
+              <w:cnfStyle w:val="000000000000" w:firstRow="0" w:lastRow="0" w:firstColumn="0" w:lastColumn="0" w:oddVBand="0" w:evenVBand="0" w:oddHBand="0" w:evenHBand="0" w:firstRowFirstColumn="0" w:firstRowLastColumn="0" w:lastRowFirstColumn="0" w:lastRowLastColumn="0"/>
             </w:pPr>
             <w:r>
               <w:rPr>
@@ -3764,14 +3867,12 @@
         </w:tc>
         <w:tc>
           <w:tcPr>
-            <w:cnfStyle w:val="000000000000" w:firstRow="0" w:lastRow="0" w:firstColumn="0" w:lastColumn="0" w:oddVBand="0" w:evenVBand="0" w:oddHBand="0" w:evenHBand="0" w:firstRowFirstColumn="0" w:firstRowLastColumn="0" w:lastRowFirstColumn="0" w:lastRowLastColumn="0"/>
             <w:tcW w:w="3225" w:type="dxa"/>
-            <w:tcMar/>
           </w:tcPr>
           <w:p>
             <w:pPr>
-              <w:pStyle w:val="Normal"/>
               <w:jc w:val="center"/>
+              <w:cnfStyle w:val="000000000000" w:firstRow="0" w:lastRow="0" w:firstColumn="0" w:lastColumn="0" w:oddVBand="0" w:evenVBand="0" w:oddHBand="0" w:evenHBand="0" w:firstRowFirstColumn="0" w:firstRowLastColumn="0" w:lastRowFirstColumn="0" w:lastRowLastColumn="0"/>
             </w:pPr>
             <w:r>
               <w:rPr>
@@ -3791,30 +3892,25 @@
           <w:tcPr>
             <w:cnfStyle w:val="001000000000" w:firstRow="0" w:lastRow="0" w:firstColumn="1" w:lastColumn="0" w:oddVBand="0" w:evenVBand="0" w:oddHBand="0" w:evenHBand="0" w:firstRowFirstColumn="0" w:firstRowLastColumn="0" w:lastRowFirstColumn="0" w:lastRowLastColumn="0"/>
             <w:tcW w:w="3120" w:type="dxa"/>
-            <w:tcMar/>
           </w:tcPr>
           <w:p>
-            <w:pPr>
-              <w:pStyle w:val="Normal"/>
-            </w:pPr>
-            <w:r>
-              <w:rPr>
-                <w:sz w:val="22"/>
-                <w:szCs w:val="22"/>
-              </w:rPr>
+            <w:r>
+              <w:rPr>
+                <w:sz w:val="22"/>
+                <w:szCs w:val="22"/>
+              </w:rPr>
+              <w:lastRenderedPageBreak/>
               <w:t>Website design and development</w:t>
             </w:r>
           </w:p>
         </w:tc>
         <w:tc>
           <w:tcPr>
-            <w:cnfStyle w:val="000000000000" w:firstRow="0" w:lastRow="0" w:firstColumn="0" w:lastColumn="0" w:oddVBand="0" w:evenVBand="0" w:oddHBand="0" w:evenHBand="0" w:firstRowFirstColumn="0" w:firstRowLastColumn="0" w:lastRowFirstColumn="0" w:lastRowLastColumn="0"/>
             <w:tcW w:w="3015" w:type="dxa"/>
-            <w:tcMar/>
           </w:tcPr>
           <w:p>
             <w:pPr>
-              <w:pStyle w:val="Normal"/>
+              <w:cnfStyle w:val="000000000000" w:firstRow="0" w:lastRow="0" w:firstColumn="0" w:lastColumn="0" w:oddVBand="0" w:evenVBand="0" w:oddHBand="0" w:evenHBand="0" w:firstRowFirstColumn="0" w:firstRowLastColumn="0" w:lastRowFirstColumn="0" w:lastRowLastColumn="0"/>
             </w:pPr>
             <w:r>
               <w:rPr>
@@ -3827,14 +3923,12 @@
         </w:tc>
         <w:tc>
           <w:tcPr>
-            <w:cnfStyle w:val="000000000000" w:firstRow="0" w:lastRow="0" w:firstColumn="0" w:lastColumn="0" w:oddVBand="0" w:evenVBand="0" w:oddHBand="0" w:evenHBand="0" w:firstRowFirstColumn="0" w:firstRowLastColumn="0" w:lastRowFirstColumn="0" w:lastRowLastColumn="0"/>
             <w:tcW w:w="3225" w:type="dxa"/>
-            <w:tcMar/>
           </w:tcPr>
           <w:p>
             <w:pPr>
-              <w:pStyle w:val="Normal"/>
               <w:jc w:val="center"/>
+              <w:cnfStyle w:val="000000000000" w:firstRow="0" w:lastRow="0" w:firstColumn="0" w:lastColumn="0" w:oddVBand="0" w:evenVBand="0" w:oddHBand="0" w:evenHBand="0" w:firstRowFirstColumn="0" w:firstRowLastColumn="0" w:lastRowFirstColumn="0" w:lastRowLastColumn="0"/>
             </w:pPr>
             <w:r>
               <w:rPr>
@@ -3854,12 +3948,8 @@
           <w:tcPr>
             <w:cnfStyle w:val="001000000000" w:firstRow="0" w:lastRow="0" w:firstColumn="1" w:lastColumn="0" w:oddVBand="0" w:evenVBand="0" w:oddHBand="0" w:evenHBand="0" w:firstRowFirstColumn="0" w:firstRowLastColumn="0" w:lastRowFirstColumn="0" w:lastRowLastColumn="0"/>
             <w:tcW w:w="3120" w:type="dxa"/>
-            <w:tcMar/>
           </w:tcPr>
           <w:p>
-            <w:pPr>
-              <w:pStyle w:val="Normal"/>
-            </w:pPr>
             <w:r>
               <w:rPr>
                 <w:sz w:val="22"/>
@@ -3871,13 +3961,11 @@
         </w:tc>
         <w:tc>
           <w:tcPr>
-            <w:cnfStyle w:val="000000000000" w:firstRow="0" w:lastRow="0" w:firstColumn="0" w:lastColumn="0" w:oddVBand="0" w:evenVBand="0" w:oddHBand="0" w:evenHBand="0" w:firstRowFirstColumn="0" w:firstRowLastColumn="0" w:lastRowFirstColumn="0" w:lastRowLastColumn="0"/>
             <w:tcW w:w="3015" w:type="dxa"/>
-            <w:tcMar/>
           </w:tcPr>
           <w:p>
             <w:pPr>
-              <w:pStyle w:val="Normal"/>
+              <w:cnfStyle w:val="000000000000" w:firstRow="0" w:lastRow="0" w:firstColumn="0" w:lastColumn="0" w:oddVBand="0" w:evenVBand="0" w:oddHBand="0" w:evenHBand="0" w:firstRowFirstColumn="0" w:firstRowLastColumn="0" w:lastRowFirstColumn="0" w:lastRowLastColumn="0"/>
             </w:pPr>
             <w:r>
               <w:rPr>
@@ -3890,14 +3978,12 @@
         </w:tc>
         <w:tc>
           <w:tcPr>
-            <w:cnfStyle w:val="000000000000" w:firstRow="0" w:lastRow="0" w:firstColumn="0" w:lastColumn="0" w:oddVBand="0" w:evenVBand="0" w:oddHBand="0" w:evenHBand="0" w:firstRowFirstColumn="0" w:firstRowLastColumn="0" w:lastRowFirstColumn="0" w:lastRowLastColumn="0"/>
             <w:tcW w:w="3225" w:type="dxa"/>
-            <w:tcMar/>
           </w:tcPr>
           <w:p>
             <w:pPr>
-              <w:pStyle w:val="Normal"/>
               <w:jc w:val="center"/>
+              <w:cnfStyle w:val="000000000000" w:firstRow="0" w:lastRow="0" w:firstColumn="0" w:lastColumn="0" w:oddVBand="0" w:evenVBand="0" w:oddHBand="0" w:evenHBand="0" w:firstRowFirstColumn="0" w:firstRowLastColumn="0" w:lastRowFirstColumn="0" w:lastRowLastColumn="0"/>
             </w:pPr>
             <w:r>
               <w:rPr>
@@ -3917,12 +4003,8 @@
           <w:tcPr>
             <w:cnfStyle w:val="001000000000" w:firstRow="0" w:lastRow="0" w:firstColumn="1" w:lastColumn="0" w:oddVBand="0" w:evenVBand="0" w:oddHBand="0" w:evenHBand="0" w:firstRowFirstColumn="0" w:firstRowLastColumn="0" w:lastRowFirstColumn="0" w:lastRowLastColumn="0"/>
             <w:tcW w:w="3120" w:type="dxa"/>
-            <w:tcMar/>
           </w:tcPr>
           <w:p>
-            <w:pPr>
-              <w:pStyle w:val="Normal"/>
-            </w:pPr>
             <w:r>
               <w:rPr>
                 <w:sz w:val="22"/>
@@ -3934,13 +4016,11 @@
         </w:tc>
         <w:tc>
           <w:tcPr>
-            <w:cnfStyle w:val="000000000000" w:firstRow="0" w:lastRow="0" w:firstColumn="0" w:lastColumn="0" w:oddVBand="0" w:evenVBand="0" w:oddHBand="0" w:evenHBand="0" w:firstRowFirstColumn="0" w:firstRowLastColumn="0" w:lastRowFirstColumn="0" w:lastRowLastColumn="0"/>
             <w:tcW w:w="3015" w:type="dxa"/>
-            <w:tcMar/>
           </w:tcPr>
           <w:p>
             <w:pPr>
-              <w:pStyle w:val="Normal"/>
+              <w:cnfStyle w:val="000000000000" w:firstRow="0" w:lastRow="0" w:firstColumn="0" w:lastColumn="0" w:oddVBand="0" w:evenVBand="0" w:oddHBand="0" w:evenHBand="0" w:firstRowFirstColumn="0" w:firstRowLastColumn="0" w:lastRowFirstColumn="0" w:lastRowLastColumn="0"/>
             </w:pPr>
             <w:r>
               <w:rPr>
@@ -3953,14 +4033,12 @@
         </w:tc>
         <w:tc>
           <w:tcPr>
-            <w:cnfStyle w:val="000000000000" w:firstRow="0" w:lastRow="0" w:firstColumn="0" w:lastColumn="0" w:oddVBand="0" w:evenVBand="0" w:oddHBand="0" w:evenHBand="0" w:firstRowFirstColumn="0" w:firstRowLastColumn="0" w:lastRowFirstColumn="0" w:lastRowLastColumn="0"/>
             <w:tcW w:w="3225" w:type="dxa"/>
-            <w:tcMar/>
           </w:tcPr>
           <w:p>
             <w:pPr>
-              <w:pStyle w:val="Normal"/>
               <w:jc w:val="center"/>
+              <w:cnfStyle w:val="000000000000" w:firstRow="0" w:lastRow="0" w:firstColumn="0" w:lastColumn="0" w:oddVBand="0" w:evenVBand="0" w:oddHBand="0" w:evenHBand="0" w:firstRowFirstColumn="0" w:firstRowLastColumn="0" w:lastRowFirstColumn="0" w:lastRowLastColumn="0"/>
             </w:pPr>
             <w:r>
               <w:rPr>
@@ -3980,12 +4058,8 @@
           <w:tcPr>
             <w:cnfStyle w:val="001000000000" w:firstRow="0" w:lastRow="0" w:firstColumn="1" w:lastColumn="0" w:oddVBand="0" w:evenVBand="0" w:oddHBand="0" w:evenHBand="0" w:firstRowFirstColumn="0" w:firstRowLastColumn="0" w:lastRowFirstColumn="0" w:lastRowLastColumn="0"/>
             <w:tcW w:w="3120" w:type="dxa"/>
-            <w:tcMar/>
           </w:tcPr>
           <w:p>
-            <w:pPr>
-              <w:pStyle w:val="Normal"/>
-            </w:pPr>
             <w:r>
               <w:rPr>
                 <w:sz w:val="22"/>
@@ -3997,13 +4071,11 @@
         </w:tc>
         <w:tc>
           <w:tcPr>
-            <w:cnfStyle w:val="000000000000" w:firstRow="0" w:lastRow="0" w:firstColumn="0" w:lastColumn="0" w:oddVBand="0" w:evenVBand="0" w:oddHBand="0" w:evenHBand="0" w:firstRowFirstColumn="0" w:firstRowLastColumn="0" w:lastRowFirstColumn="0" w:lastRowLastColumn="0"/>
             <w:tcW w:w="3015" w:type="dxa"/>
-            <w:tcMar/>
           </w:tcPr>
           <w:p>
             <w:pPr>
-              <w:pStyle w:val="Normal"/>
+              <w:cnfStyle w:val="000000000000" w:firstRow="0" w:lastRow="0" w:firstColumn="0" w:lastColumn="0" w:oddVBand="0" w:evenVBand="0" w:oddHBand="0" w:evenHBand="0" w:firstRowFirstColumn="0" w:firstRowLastColumn="0" w:lastRowFirstColumn="0" w:lastRowLastColumn="0"/>
             </w:pPr>
             <w:r>
               <w:rPr>
@@ -4016,14 +4088,12 @@
         </w:tc>
         <w:tc>
           <w:tcPr>
-            <w:cnfStyle w:val="000000000000" w:firstRow="0" w:lastRow="0" w:firstColumn="0" w:lastColumn="0" w:oddVBand="0" w:evenVBand="0" w:oddHBand="0" w:evenHBand="0" w:firstRowFirstColumn="0" w:firstRowLastColumn="0" w:lastRowFirstColumn="0" w:lastRowLastColumn="0"/>
             <w:tcW w:w="3225" w:type="dxa"/>
-            <w:tcMar/>
           </w:tcPr>
           <w:p>
             <w:pPr>
-              <w:pStyle w:val="Normal"/>
               <w:jc w:val="center"/>
+              <w:cnfStyle w:val="000000000000" w:firstRow="0" w:lastRow="0" w:firstColumn="0" w:lastColumn="0" w:oddVBand="0" w:evenVBand="0" w:oddHBand="0" w:evenHBand="0" w:firstRowFirstColumn="0" w:firstRowLastColumn="0" w:lastRowFirstColumn="0" w:lastRowLastColumn="0"/>
             </w:pPr>
             <w:r>
               <w:rPr>
@@ -4043,12 +4113,8 @@
           <w:tcPr>
             <w:cnfStyle w:val="001000000000" w:firstRow="0" w:lastRow="0" w:firstColumn="1" w:lastColumn="0" w:oddVBand="0" w:evenVBand="0" w:oddHBand="0" w:evenHBand="0" w:firstRowFirstColumn="0" w:firstRowLastColumn="0" w:lastRowFirstColumn="0" w:lastRowLastColumn="0"/>
             <w:tcW w:w="3120" w:type="dxa"/>
-            <w:tcMar/>
           </w:tcPr>
           <w:p>
-            <w:pPr>
-              <w:pStyle w:val="Normal"/>
-            </w:pPr>
             <w:r>
               <w:rPr>
                 <w:sz w:val="22"/>
@@ -4060,13 +4126,11 @@
         </w:tc>
         <w:tc>
           <w:tcPr>
-            <w:cnfStyle w:val="000000000000" w:firstRow="0" w:lastRow="0" w:firstColumn="0" w:lastColumn="0" w:oddVBand="0" w:evenVBand="0" w:oddHBand="0" w:evenHBand="0" w:firstRowFirstColumn="0" w:firstRowLastColumn="0" w:lastRowFirstColumn="0" w:lastRowLastColumn="0"/>
             <w:tcW w:w="3015" w:type="dxa"/>
-            <w:tcMar/>
           </w:tcPr>
           <w:p>
             <w:pPr>
-              <w:pStyle w:val="Normal"/>
+              <w:cnfStyle w:val="000000000000" w:firstRow="0" w:lastRow="0" w:firstColumn="0" w:lastColumn="0" w:oddVBand="0" w:evenVBand="0" w:oddHBand="0" w:evenHBand="0" w:firstRowFirstColumn="0" w:firstRowLastColumn="0" w:lastRowFirstColumn="0" w:lastRowLastColumn="0"/>
             </w:pPr>
             <w:r>
               <w:rPr>
@@ -4079,14 +4143,12 @@
         </w:tc>
         <w:tc>
           <w:tcPr>
-            <w:cnfStyle w:val="000000000000" w:firstRow="0" w:lastRow="0" w:firstColumn="0" w:lastColumn="0" w:oddVBand="0" w:evenVBand="0" w:oddHBand="0" w:evenHBand="0" w:firstRowFirstColumn="0" w:firstRowLastColumn="0" w:lastRowFirstColumn="0" w:lastRowLastColumn="0"/>
             <w:tcW w:w="3225" w:type="dxa"/>
-            <w:tcMar/>
           </w:tcPr>
           <w:p>
             <w:pPr>
-              <w:pStyle w:val="Normal"/>
               <w:jc w:val="center"/>
+              <w:cnfStyle w:val="000000000000" w:firstRow="0" w:lastRow="0" w:firstColumn="0" w:lastColumn="0" w:oddVBand="0" w:evenVBand="0" w:oddHBand="0" w:evenHBand="0" w:firstRowFirstColumn="0" w:firstRowLastColumn="0" w:lastRowFirstColumn="0" w:lastRowLastColumn="0"/>
             </w:pPr>
             <w:r>
               <w:rPr>
@@ -4109,7 +4171,6 @@
     <w:p/>
     <w:p>
       <w:pPr>
-        <w:pStyle w:val="Normal"/>
         <w:jc w:val="center"/>
       </w:pPr>
     </w:p>
@@ -4120,21 +4181,21 @@
           <w:color w:val="auto"/>
         </w:rPr>
       </w:pPr>
-      <w:bookmarkStart w:name="_Toc2077560629" w:id="1576772354"/>
+      <w:bookmarkStart w:id="20" w:name="_Toc2077560629"/>
       <w:r>
         <w:rPr>
           <w:color w:val="auto"/>
         </w:rPr>
         <w:t>References</w:t>
       </w:r>
-      <w:bookmarkEnd w:id="1576772354"/>
+      <w:bookmarkEnd w:id="20"/>
     </w:p>
     <w:p>
       <w:pPr>
         <w:pStyle w:val="ListParagraph"/>
         <w:numPr>
           <w:ilvl w:val="0"/>
-          <w:numId w:val="11"/>
+          <w:numId w:val="1"/>
         </w:numPr>
         <w:rPr>
           <w:sz w:val="22"/>
@@ -4146,14 +4207,7 @@
           <w:sz w:val="22"/>
           <w:szCs w:val="22"/>
         </w:rPr>
-        <w:t>Truehost</w:t>
-      </w:r>
-      <w:r>
-        <w:rPr>
-          <w:sz w:val="22"/>
-          <w:szCs w:val="22"/>
-        </w:rPr>
-        <w:t xml:space="preserve"> South Africa. "Best Domain Registration in South Africa (2026): Prices, Providers </w:t>
+        <w:t xml:space="preserve">Truehost South Africa. "Best Domain Registration in South Africa (2026): Prices, Providers </w:t>
       </w:r>
       <w:r>
         <w:rPr>
@@ -4189,7 +4243,7 @@
         <w:pStyle w:val="ListParagraph"/>
         <w:numPr>
           <w:ilvl w:val="0"/>
-          <w:numId w:val="11"/>
+          <w:numId w:val="1"/>
         </w:numPr>
         <w:rPr>
           <w:sz w:val="22"/>
@@ -4208,7 +4262,15 @@
           <w:sz w:val="22"/>
           <w:szCs w:val="22"/>
         </w:rPr>
-        <w:t>. "</w:t>
+        <w:t xml:space="preserve">. </w:t>
+      </w:r>
+      <w:proofErr w:type="gramStart"/>
+      <w:r>
+        <w:rPr>
+          <w:sz w:val="22"/>
+          <w:szCs w:val="22"/>
+        </w:rPr>
+        <w:t>"</w:t>
       </w:r>
       <w:r>
         <w:rPr>
@@ -4217,6 +4279,7 @@
         </w:rPr>
         <w:t xml:space="preserve"> co.za</w:t>
       </w:r>
+      <w:proofErr w:type="gramEnd"/>
       <w:r>
         <w:rPr>
           <w:sz w:val="22"/>
@@ -4244,7 +4307,7 @@
         <w:pStyle w:val="ListParagraph"/>
         <w:numPr>
           <w:ilvl w:val="0"/>
-          <w:numId w:val="11"/>
+          <w:numId w:val="1"/>
         </w:numPr>
         <w:rPr>
           <w:sz w:val="22"/>
@@ -4256,35 +4319,14 @@
           <w:sz w:val="22"/>
           <w:szCs w:val="22"/>
         </w:rPr>
-        <w:t>LaunchLlama</w:t>
-      </w:r>
-      <w:r>
-        <w:rPr>
-          <w:sz w:val="22"/>
-          <w:szCs w:val="22"/>
-        </w:rPr>
-        <w:t>. "Hosting and.co.za Domains in South Africa: 2026 Guide."</w:t>
-      </w:r>
-      <w:r>
-        <w:rPr>
-          <w:sz w:val="22"/>
-          <w:szCs w:val="22"/>
-        </w:rPr>
-        <w:t xml:space="preserve"> </w:t>
-      </w:r>
-      <w:r>
-        <w:rPr>
-          <w:sz w:val="22"/>
-          <w:szCs w:val="22"/>
-        </w:rPr>
-        <w:t>Launchllama</w:t>
-      </w:r>
-      <w:r>
-        <w:rPr>
-          <w:sz w:val="22"/>
-          <w:szCs w:val="22"/>
-        </w:rPr>
-        <w:t>.co.za</w:t>
+        <w:t>LaunchLlama. "Hosting and.co.za Domains in South Africa: 2026 Guide."</w:t>
+      </w:r>
+      <w:r>
+        <w:rPr>
+          <w:sz w:val="22"/>
+          <w:szCs w:val="22"/>
+        </w:rPr>
+        <w:t xml:space="preserve"> Launchllama.co.za</w:t>
       </w:r>
     </w:p>
     <w:p>
@@ -4292,7 +4334,7 @@
         <w:pStyle w:val="ListParagraph"/>
         <w:numPr>
           <w:ilvl w:val="0"/>
-          <w:numId w:val="11"/>
+          <w:numId w:val="1"/>
         </w:numPr>
         <w:rPr>
           <w:sz w:val="22"/>
@@ -4358,28 +4400,21 @@
     </w:p>
     <w:p>
       <w:pPr>
-        <w:pStyle w:val="Normal"/>
-        <w:rPr>
-          <w:sz w:val="22"/>
-          <w:szCs w:val="22"/>
-        </w:rPr>
-      </w:pPr>
-    </w:p>
-    <w:p>
-      <w:pPr>
-        <w:pStyle w:val="Normal"/>
-      </w:pPr>
-    </w:p>
+        <w:rPr>
+          <w:sz w:val="22"/>
+          <w:szCs w:val="22"/>
+        </w:rPr>
+      </w:pPr>
+    </w:p>
+    <w:p/>
     <w:p>
       <w:pPr>
         <w:pStyle w:val="ListParagraph"/>
-        <w:ind w:left="720"/>
       </w:pPr>
     </w:p>
     <w:p>
       <w:pPr>
         <w:pStyle w:val="ListParagraph"/>
-        <w:ind w:left="720"/>
         <w:rPr>
           <w:sz w:val="22"/>
           <w:szCs w:val="22"/>
@@ -4389,17 +4424,14 @@
     <w:p>
       <w:pPr>
         <w:pStyle w:val="ListParagraph"/>
-        <w:ind w:left="720"/>
-        <w:rPr>
-          <w:sz w:val="22"/>
-          <w:szCs w:val="22"/>
-        </w:rPr>
-      </w:pPr>
-    </w:p>
-    <w:p>
-      <w:pPr>
-        <w:pStyle w:val="Normal"/>
-        <w:ind w:left="0"/>
+        <w:rPr>
+          <w:sz w:val="22"/>
+          <w:szCs w:val="22"/>
+        </w:rPr>
+      </w:pPr>
+    </w:p>
+    <w:p>
+      <w:pPr>
         <w:rPr>
           <w:sz w:val="22"/>
           <w:szCs w:val="22"/>
@@ -4409,48 +4441,136 @@
         <w:br/>
       </w:r>
     </w:p>
-    <w:p>
-      <w:pPr>
-        <w:pStyle w:val="Normal"/>
-      </w:pPr>
-    </w:p>
-    <w:p>
-      <w:pPr>
-        <w:pStyle w:val="Normal"/>
-      </w:pPr>
-    </w:p>
+    <w:p/>
+    <w:p/>
     <w:p>
       <w:pPr>
         <w:pStyle w:val="Heading2"/>
       </w:pPr>
       <w:r>
-        <w:rPr/>
         <w:t xml:space="preserve"> </w:t>
       </w:r>
     </w:p>
-    <w:p>
-      <w:pPr>
-        <w:pStyle w:val="Normal"/>
-      </w:pPr>
-    </w:p>
+    <w:p/>
     <w:sectPr>
-      <w:pgSz w:w="12240" w:h="15840" w:orient="portrait"/>
+      <w:headerReference w:type="default" r:id="rId7"/>
+      <w:footerReference w:type="default" r:id="rId8"/>
+      <w:pgSz w:w="12240" w:h="15840"/>
       <w:pgMar w:top="1440" w:right="1440" w:bottom="1440" w:left="1440" w:header="720" w:footer="720" w:gutter="0"/>
       <w:cols w:space="720"/>
       <w:docGrid w:linePitch="360"/>
-      <w:headerReference w:type="default" r:id="Rb4b5b8a35b0c443b"/>
-      <w:footerReference w:type="default" r:id="R0843a38330ab4948"/>
     </w:sectPr>
   </w:body>
 </w:document>
 </file>
 
-<file path=word/footer.xml><?xml version="1.0" encoding="utf-8"?>
-<w:ftr xmlns:w14="http://schemas.microsoft.com/office/word/2010/wordml" xmlns:w="http://schemas.openxmlformats.org/wordprocessingml/2006/main">
+<file path=word/endnotes.xml><?xml version="1.0" encoding="utf-8"?>
+<w:endnotes xmlns:wpc="http://schemas.microsoft.com/office/word/2010/wordprocessingCanvas" xmlns:mc="http://schemas.openxmlformats.org/markup-compatibility/2006" xmlns:o="urn:schemas-microsoft-com:office:office" xmlns:r="http://schemas.openxmlformats.org/officeDocument/2006/relationships" xmlns:m="http://schemas.openxmlformats.org/officeDocument/2006/math" xmlns:v="urn:schemas-microsoft-com:vml" xmlns:wp14="http://schemas.microsoft.com/office/word/2010/wordprocessingDrawing" xmlns:wp="http://schemas.openxmlformats.org/drawingml/2006/wordprocessingDrawing" xmlns:w10="urn:schemas-microsoft-com:office:word" xmlns:w="http://schemas.openxmlformats.org/wordprocessingml/2006/main" xmlns:w14="http://schemas.microsoft.com/office/word/2010/wordml" xmlns:w15="http://schemas.microsoft.com/office/word/2012/wordml" xmlns:wpg="http://schemas.microsoft.com/office/word/2010/wordprocessingGroup" xmlns:wpi="http://schemas.microsoft.com/office/word/2010/wordprocessingInk" xmlns:wne="http://schemas.microsoft.com/office/word/2006/wordml" xmlns:wps="http://schemas.microsoft.com/office/word/2010/wordprocessingShape" mc:Ignorable="w14 w15 wp14">
+  <w:endnote w:type="separator" w:id="-1">
+    <w:p>
+      <w:pPr>
+        <w:spacing w:after="0" w:line="240" w:lineRule="auto"/>
+      </w:pPr>
+      <w:r>
+        <w:separator/>
+      </w:r>
+    </w:p>
+  </w:endnote>
+  <w:endnote w:type="continuationSeparator" w:id="0">
+    <w:p>
+      <w:pPr>
+        <w:spacing w:after="0" w:line="240" w:lineRule="auto"/>
+      </w:pPr>
+      <w:r>
+        <w:continuationSeparator/>
+      </w:r>
+    </w:p>
+  </w:endnote>
+</w:endnotes>
+</file>
+
+<file path=word/footer1.xml><?xml version="1.0" encoding="utf-8"?>
+<w:ftr xmlns:wpc="http://schemas.microsoft.com/office/word/2010/wordprocessingCanvas" xmlns:mc="http://schemas.openxmlformats.org/markup-compatibility/2006" xmlns:o="urn:schemas-microsoft-com:office:office" xmlns:r="http://schemas.openxmlformats.org/officeDocument/2006/relationships" xmlns:m="http://schemas.openxmlformats.org/officeDocument/2006/math" xmlns:v="urn:schemas-microsoft-com:vml" xmlns:wp14="http://schemas.microsoft.com/office/word/2010/wordprocessingDrawing" xmlns:wp="http://schemas.openxmlformats.org/drawingml/2006/wordprocessingDrawing" xmlns:w10="urn:schemas-microsoft-com:office:word" xmlns:w="http://schemas.openxmlformats.org/wordprocessingml/2006/main" xmlns:w14="http://schemas.microsoft.com/office/word/2010/wordml" xmlns:w15="http://schemas.microsoft.com/office/word/2012/wordml" xmlns:wpg="http://schemas.microsoft.com/office/word/2010/wordprocessingGroup" xmlns:wpi="http://schemas.microsoft.com/office/word/2010/wordprocessingInk" xmlns:wne="http://schemas.microsoft.com/office/word/2006/wordml" xmlns:wps="http://schemas.microsoft.com/office/word/2010/wordprocessingShape" mc:Ignorable="w14 w15 wp14">
+  <w:sdt>
+    <w:sdtPr>
+      <w:id w:val="-1598706620"/>
+      <w:docPartObj>
+        <w:docPartGallery w:val="Page Numbers (Bottom of Page)"/>
+        <w:docPartUnique/>
+      </w:docPartObj>
+    </w:sdtPr>
+    <w:sdtEndPr>
+      <w:rPr>
+        <w:noProof/>
+      </w:rPr>
+    </w:sdtEndPr>
+    <w:sdtContent>
+      <w:p>
+        <w:pPr>
+          <w:pStyle w:val="Footer"/>
+          <w:jc w:val="center"/>
+        </w:pPr>
+        <w:r>
+          <w:fldChar w:fldCharType="begin"/>
+        </w:r>
+        <w:r>
+          <w:instrText xml:space="preserve"> PAGE   \* MERGEFORMAT </w:instrText>
+        </w:r>
+        <w:r>
+          <w:fldChar w:fldCharType="separate"/>
+        </w:r>
+        <w:r>
+          <w:rPr>
+            <w:noProof/>
+          </w:rPr>
+          <w:t>6</w:t>
+        </w:r>
+        <w:r>
+          <w:rPr>
+            <w:noProof/>
+          </w:rPr>
+          <w:fldChar w:fldCharType="end"/>
+        </w:r>
+      </w:p>
+    </w:sdtContent>
+  </w:sdt>
+  <w:p>
+    <w:pPr>
+      <w:pStyle w:val="Footer"/>
+    </w:pPr>
+  </w:p>
+</w:ftr>
+</file>
+
+<file path=word/footnotes.xml><?xml version="1.0" encoding="utf-8"?>
+<w:footnotes xmlns:wpc="http://schemas.microsoft.com/office/word/2010/wordprocessingCanvas" xmlns:mc="http://schemas.openxmlformats.org/markup-compatibility/2006" xmlns:o="urn:schemas-microsoft-com:office:office" xmlns:r="http://schemas.openxmlformats.org/officeDocument/2006/relationships" xmlns:m="http://schemas.openxmlformats.org/officeDocument/2006/math" xmlns:v="urn:schemas-microsoft-com:vml" xmlns:wp14="http://schemas.microsoft.com/office/word/2010/wordprocessingDrawing" xmlns:wp="http://schemas.openxmlformats.org/drawingml/2006/wordprocessingDrawing" xmlns:w10="urn:schemas-microsoft-com:office:word" xmlns:w="http://schemas.openxmlformats.org/wordprocessingml/2006/main" xmlns:w14="http://schemas.microsoft.com/office/word/2010/wordml" xmlns:w15="http://schemas.microsoft.com/office/word/2012/wordml" xmlns:wpg="http://schemas.microsoft.com/office/word/2010/wordprocessingGroup" xmlns:wpi="http://schemas.microsoft.com/office/word/2010/wordprocessingInk" xmlns:wne="http://schemas.microsoft.com/office/word/2006/wordml" xmlns:wps="http://schemas.microsoft.com/office/word/2010/wordprocessingShape" mc:Ignorable="w14 w15 wp14">
+  <w:footnote w:type="separator" w:id="-1">
+    <w:p>
+      <w:pPr>
+        <w:spacing w:after="0" w:line="240" w:lineRule="auto"/>
+      </w:pPr>
+      <w:r>
+        <w:separator/>
+      </w:r>
+    </w:p>
+  </w:footnote>
+  <w:footnote w:type="continuationSeparator" w:id="0">
+    <w:p>
+      <w:pPr>
+        <w:spacing w:after="0" w:line="240" w:lineRule="auto"/>
+      </w:pPr>
+      <w:r>
+        <w:continuationSeparator/>
+      </w:r>
+    </w:p>
+  </w:footnote>
+</w:footnotes>
+</file>
+
+<file path=word/header1.xml><?xml version="1.0" encoding="utf-8"?>
+<w:hdr xmlns:wpc="http://schemas.microsoft.com/office/word/2010/wordprocessingCanvas" xmlns:mc="http://schemas.openxmlformats.org/markup-compatibility/2006" xmlns:o="urn:schemas-microsoft-com:office:office" xmlns:r="http://schemas.openxmlformats.org/officeDocument/2006/relationships" xmlns:m="http://schemas.openxmlformats.org/officeDocument/2006/math" xmlns:v="urn:schemas-microsoft-com:vml" xmlns:wp14="http://schemas.microsoft.com/office/word/2010/wordprocessingDrawing" xmlns:wp="http://schemas.openxmlformats.org/drawingml/2006/wordprocessingDrawing" xmlns:w10="urn:schemas-microsoft-com:office:word" xmlns:w="http://schemas.openxmlformats.org/wordprocessingml/2006/main" xmlns:w14="http://schemas.microsoft.com/office/word/2010/wordml" xmlns:w15="http://schemas.microsoft.com/office/word/2012/wordml" xmlns:wpg="http://schemas.microsoft.com/office/word/2010/wordprocessingGroup" xmlns:wpi="http://schemas.microsoft.com/office/word/2010/wordprocessingInk" xmlns:wne="http://schemas.microsoft.com/office/word/2006/wordml" xmlns:wps="http://schemas.microsoft.com/office/word/2010/wordprocessingShape" mc:Ignorable="w14 w15 wp14">
   <w:tbl>
     <w:tblPr>
-      <w:tblStyle w:val="TableNormal"/>
-      <w:bidiVisual w:val="0"/>
       <w:tblW w:w="0" w:type="auto"/>
       <w:tblLook w:val="06A0" w:firstRow="1" w:lastRow="0" w:firstColumn="1" w:lastColumn="0" w:noHBand="1" w:noVBand="1"/>
     </w:tblPr>
@@ -4466,26 +4586,21 @@
       <w:tc>
         <w:tcPr>
           <w:tcW w:w="3120" w:type="dxa"/>
-          <w:tcMar/>
         </w:tcPr>
         <w:p>
           <w:pPr>
             <w:pStyle w:val="Header"/>
-            <w:bidi w:val="0"/>
             <w:ind w:left="-115"/>
-            <w:jc w:val="left"/>
           </w:pPr>
         </w:p>
       </w:tc>
       <w:tc>
         <w:tcPr>
           <w:tcW w:w="3120" w:type="dxa"/>
-          <w:tcMar/>
         </w:tcPr>
         <w:p>
           <w:pPr>
             <w:pStyle w:val="Header"/>
-            <w:bidi w:val="0"/>
             <w:jc w:val="center"/>
           </w:pPr>
         </w:p>
@@ -4493,82 +4608,10 @@
       <w:tc>
         <w:tcPr>
           <w:tcW w:w="3120" w:type="dxa"/>
-          <w:tcMar/>
         </w:tcPr>
         <w:p>
           <w:pPr>
             <w:pStyle w:val="Header"/>
-            <w:bidi w:val="0"/>
-            <w:ind w:right="-115"/>
-            <w:jc w:val="right"/>
-          </w:pPr>
-        </w:p>
-      </w:tc>
-    </w:tr>
-  </w:tbl>
-  <w:p>
-    <w:pPr>
-      <w:pStyle w:val="Footer"/>
-      <w:bidi w:val="0"/>
-    </w:pPr>
-  </w:p>
-</w:ftr>
-</file>
-
-<file path=word/header.xml><?xml version="1.0" encoding="utf-8"?>
-<w:hdr xmlns:w14="http://schemas.microsoft.com/office/word/2010/wordml" xmlns:w="http://schemas.openxmlformats.org/wordprocessingml/2006/main">
-  <w:tbl>
-    <w:tblPr>
-      <w:tblStyle w:val="TableNormal"/>
-      <w:bidiVisual w:val="0"/>
-      <w:tblW w:w="0" w:type="auto"/>
-      <w:tblLook w:val="06A0" w:firstRow="1" w:lastRow="0" w:firstColumn="1" w:lastColumn="0" w:noHBand="1" w:noVBand="1"/>
-    </w:tblPr>
-    <w:tblGrid>
-      <w:gridCol w:w="3120"/>
-      <w:gridCol w:w="3120"/>
-      <w:gridCol w:w="3120"/>
-    </w:tblGrid>
-    <w:tr>
-      <w:trPr>
-        <w:trHeight w:val="300"/>
-      </w:trPr>
-      <w:tc>
-        <w:tcPr>
-          <w:tcW w:w="3120" w:type="dxa"/>
-          <w:tcMar/>
-        </w:tcPr>
-        <w:p>
-          <w:pPr>
-            <w:pStyle w:val="Header"/>
-            <w:bidi w:val="0"/>
-            <w:ind w:left="-115"/>
-            <w:jc w:val="left"/>
-          </w:pPr>
-        </w:p>
-      </w:tc>
-      <w:tc>
-        <w:tcPr>
-          <w:tcW w:w="3120" w:type="dxa"/>
-          <w:tcMar/>
-        </w:tcPr>
-        <w:p>
-          <w:pPr>
-            <w:pStyle w:val="Header"/>
-            <w:bidi w:val="0"/>
-            <w:jc w:val="center"/>
-          </w:pPr>
-        </w:p>
-      </w:tc>
-      <w:tc>
-        <w:tcPr>
-          <w:tcW w:w="3120" w:type="dxa"/>
-          <w:tcMar/>
-        </w:tcPr>
-        <w:p>
-          <w:pPr>
-            <w:pStyle w:val="Header"/>
-            <w:bidi w:val="0"/>
             <w:ind w:right="-115"/>
             <w:jc w:val="right"/>
           </w:pPr>
@@ -4579,30 +4622,143 @@
   <w:p>
     <w:pPr>
       <w:pStyle w:val="Header"/>
-      <w:bidi w:val="0"/>
     </w:pPr>
   </w:p>
 </w:hdr>
 </file>
 
 <file path=word/numbering.xml><?xml version="1.0" encoding="utf-8"?>
-<w:numbering xmlns:w="http://schemas.openxmlformats.org/wordprocessingml/2006/main">
-  <w:abstractNum xmlns:w="http://schemas.openxmlformats.org/wordprocessingml/2006/main" w:abstractNumId="11">
-    <w:nsid w:val="66e02267"/>
-    <w:multiLevelType xmlns:w="http://schemas.openxmlformats.org/wordprocessingml/2006/main" w:val="hybridMultilevel"/>
-    <w:lvl xmlns:w="http://schemas.openxmlformats.org/wordprocessingml/2006/main" w:ilvl="0">
+<w:numbering xmlns:wpc="http://schemas.microsoft.com/office/word/2010/wordprocessingCanvas" xmlns:mc="http://schemas.openxmlformats.org/markup-compatibility/2006" xmlns:o="urn:schemas-microsoft-com:office:office" xmlns:r="http://schemas.openxmlformats.org/officeDocument/2006/relationships" xmlns:m="http://schemas.openxmlformats.org/officeDocument/2006/math" xmlns:v="urn:schemas-microsoft-com:vml" xmlns:wp14="http://schemas.microsoft.com/office/word/2010/wordprocessingDrawing" xmlns:wp="http://schemas.openxmlformats.org/drawingml/2006/wordprocessingDrawing" xmlns:w10="urn:schemas-microsoft-com:office:word" xmlns:w="http://schemas.openxmlformats.org/wordprocessingml/2006/main" xmlns:w14="http://schemas.microsoft.com/office/word/2010/wordml" xmlns:w15="http://schemas.microsoft.com/office/word/2012/wordml" xmlns:wpg="http://schemas.microsoft.com/office/word/2010/wordprocessingGroup" xmlns:wpi="http://schemas.microsoft.com/office/word/2010/wordprocessingInk" xmlns:wne="http://schemas.microsoft.com/office/word/2006/wordml" xmlns:wps="http://schemas.microsoft.com/office/word/2010/wordprocessingShape" mc:Ignorable="w14 w15 wp14">
+  <w:abstractNum w:abstractNumId="0" w15:restartNumberingAfterBreak="0">
+    <w:nsid w:val="0EA52835"/>
+    <w:multiLevelType w:val="hybridMultilevel"/>
+    <w:tmpl w:val="FFA85CD8"/>
+    <w:lvl w:ilvl="0" w:tplc="66B0C9EC">
+      <w:start w:val="1"/>
+      <w:numFmt w:val="bullet"/>
+      <w:lvlText w:val="o"/>
+      <w:lvlJc w:val="left"/>
+      <w:pPr>
+        <w:ind w:left="720" w:hanging="360"/>
+      </w:pPr>
+      <w:rPr>
+        <w:rFonts w:ascii="Courier New" w:hAnsi="Courier New" w:hint="default"/>
+      </w:rPr>
+    </w:lvl>
+    <w:lvl w:ilvl="1" w:tplc="2112FE54">
+      <w:start w:val="1"/>
+      <w:numFmt w:val="bullet"/>
+      <w:lvlText w:val="o"/>
+      <w:lvlJc w:val="left"/>
+      <w:pPr>
+        <w:ind w:left="1440" w:hanging="360"/>
+      </w:pPr>
+      <w:rPr>
+        <w:rFonts w:ascii="Courier New" w:hAnsi="Courier New" w:hint="default"/>
+      </w:rPr>
+    </w:lvl>
+    <w:lvl w:ilvl="2" w:tplc="7E1A287C">
+      <w:start w:val="1"/>
+      <w:numFmt w:val="bullet"/>
+      <w:lvlText w:val=""/>
+      <w:lvlJc w:val="left"/>
+      <w:pPr>
+        <w:ind w:left="2160" w:hanging="360"/>
+      </w:pPr>
+      <w:rPr>
+        <w:rFonts w:ascii="Wingdings" w:hAnsi="Wingdings" w:hint="default"/>
+      </w:rPr>
+    </w:lvl>
+    <w:lvl w:ilvl="3" w:tplc="8E828018">
       <w:start w:val="1"/>
       <w:numFmt w:val="bullet"/>
       <w:lvlText w:val=""/>
       <w:lvlJc w:val="left"/>
       <w:pPr>
+        <w:ind w:left="2880" w:hanging="360"/>
+      </w:pPr>
+      <w:rPr>
+        <w:rFonts w:ascii="Symbol" w:hAnsi="Symbol" w:hint="default"/>
+      </w:rPr>
+    </w:lvl>
+    <w:lvl w:ilvl="4" w:tplc="B642A79E">
+      <w:start w:val="1"/>
+      <w:numFmt w:val="bullet"/>
+      <w:lvlText w:val="o"/>
+      <w:lvlJc w:val="left"/>
+      <w:pPr>
+        <w:ind w:left="3600" w:hanging="360"/>
+      </w:pPr>
+      <w:rPr>
+        <w:rFonts w:ascii="Courier New" w:hAnsi="Courier New" w:hint="default"/>
+      </w:rPr>
+    </w:lvl>
+    <w:lvl w:ilvl="5" w:tplc="CBECAE94">
+      <w:start w:val="1"/>
+      <w:numFmt w:val="bullet"/>
+      <w:lvlText w:val=""/>
+      <w:lvlJc w:val="left"/>
+      <w:pPr>
+        <w:ind w:left="4320" w:hanging="360"/>
+      </w:pPr>
+      <w:rPr>
+        <w:rFonts w:ascii="Wingdings" w:hAnsi="Wingdings" w:hint="default"/>
+      </w:rPr>
+    </w:lvl>
+    <w:lvl w:ilvl="6" w:tplc="052E18C0">
+      <w:start w:val="1"/>
+      <w:numFmt w:val="bullet"/>
+      <w:lvlText w:val=""/>
+      <w:lvlJc w:val="left"/>
+      <w:pPr>
+        <w:ind w:left="5040" w:hanging="360"/>
+      </w:pPr>
+      <w:rPr>
+        <w:rFonts w:ascii="Symbol" w:hAnsi="Symbol" w:hint="default"/>
+      </w:rPr>
+    </w:lvl>
+    <w:lvl w:ilvl="7" w:tplc="E9F4B634">
+      <w:start w:val="1"/>
+      <w:numFmt w:val="bullet"/>
+      <w:lvlText w:val="o"/>
+      <w:lvlJc w:val="left"/>
+      <w:pPr>
+        <w:ind w:left="5760" w:hanging="360"/>
+      </w:pPr>
+      <w:rPr>
+        <w:rFonts w:ascii="Courier New" w:hAnsi="Courier New" w:hint="default"/>
+      </w:rPr>
+    </w:lvl>
+    <w:lvl w:ilvl="8" w:tplc="9C6C523C">
+      <w:start w:val="1"/>
+      <w:numFmt w:val="bullet"/>
+      <w:lvlText w:val=""/>
+      <w:lvlJc w:val="left"/>
+      <w:pPr>
+        <w:ind w:left="6480" w:hanging="360"/>
+      </w:pPr>
+      <w:rPr>
+        <w:rFonts w:ascii="Wingdings" w:hAnsi="Wingdings" w:hint="default"/>
+      </w:rPr>
+    </w:lvl>
+  </w:abstractNum>
+  <w:abstractNum w:abstractNumId="1" w15:restartNumberingAfterBreak="0">
+    <w:nsid w:val="16DEAF7E"/>
+    <w:multiLevelType w:val="hybridMultilevel"/>
+    <w:tmpl w:val="9B5222CC"/>
+    <w:lvl w:ilvl="0" w:tplc="5956A2BE">
+      <w:start w:val="1"/>
+      <w:numFmt w:val="bullet"/>
+      <w:lvlText w:val=""/>
+      <w:lvlJc w:val="left"/>
+      <w:pPr>
         <w:ind w:left="720" w:hanging="360"/>
       </w:pPr>
       <w:rPr>
-        <w:rFonts w:hint="default" w:ascii="Symbol" w:hAnsi="Symbol"/>
-      </w:rPr>
-    </w:lvl>
-    <w:lvl xmlns:w="http://schemas.openxmlformats.org/wordprocessingml/2006/main" w:ilvl="1">
+        <w:rFonts w:ascii="Symbol" w:hAnsi="Symbol" w:hint="default"/>
+      </w:rPr>
+    </w:lvl>
+    <w:lvl w:ilvl="1" w:tplc="D0F009C2">
       <w:start w:val="1"/>
       <w:numFmt w:val="bullet"/>
       <w:lvlText w:val="o"/>
@@ -4611,10 +4767,10 @@
         <w:ind w:left="1440" w:hanging="360"/>
       </w:pPr>
       <w:rPr>
-        <w:rFonts w:hint="default" w:ascii="Courier New" w:hAnsi="Courier New"/>
-      </w:rPr>
-    </w:lvl>
-    <w:lvl xmlns:w="http://schemas.openxmlformats.org/wordprocessingml/2006/main" w:ilvl="2">
+        <w:rFonts w:ascii="Courier New" w:hAnsi="Courier New" w:hint="default"/>
+      </w:rPr>
+    </w:lvl>
+    <w:lvl w:ilvl="2" w:tplc="ADB2FCD4">
       <w:start w:val="1"/>
       <w:numFmt w:val="bullet"/>
       <w:lvlText w:val=""/>
@@ -4623,10 +4779,10 @@
         <w:ind w:left="2160" w:hanging="360"/>
       </w:pPr>
       <w:rPr>
-        <w:rFonts w:hint="default" w:ascii="Wingdings" w:hAnsi="Wingdings"/>
-      </w:rPr>
-    </w:lvl>
-    <w:lvl xmlns:w="http://schemas.openxmlformats.org/wordprocessingml/2006/main" w:ilvl="3">
+        <w:rFonts w:ascii="Wingdings" w:hAnsi="Wingdings" w:hint="default"/>
+      </w:rPr>
+    </w:lvl>
+    <w:lvl w:ilvl="3" w:tplc="E3BE816E">
       <w:start w:val="1"/>
       <w:numFmt w:val="bullet"/>
       <w:lvlText w:val=""/>
@@ -4635,10 +4791,10 @@
         <w:ind w:left="2880" w:hanging="360"/>
       </w:pPr>
       <w:rPr>
-        <w:rFonts w:hint="default" w:ascii="Symbol" w:hAnsi="Symbol"/>
-      </w:rPr>
-    </w:lvl>
-    <w:lvl xmlns:w="http://schemas.openxmlformats.org/wordprocessingml/2006/main" w:ilvl="4">
+        <w:rFonts w:ascii="Symbol" w:hAnsi="Symbol" w:hint="default"/>
+      </w:rPr>
+    </w:lvl>
+    <w:lvl w:ilvl="4" w:tplc="B7FA99E0">
       <w:start w:val="1"/>
       <w:numFmt w:val="bullet"/>
       <w:lvlText w:val="o"/>
@@ -4647,10 +4803,10 @@
         <w:ind w:left="3600" w:hanging="360"/>
       </w:pPr>
       <w:rPr>
-        <w:rFonts w:hint="default" w:ascii="Courier New" w:hAnsi="Courier New"/>
-      </w:rPr>
-    </w:lvl>
-    <w:lvl xmlns:w="http://schemas.openxmlformats.org/wordprocessingml/2006/main" w:ilvl="5">
+        <w:rFonts w:ascii="Courier New" w:hAnsi="Courier New" w:hint="default"/>
+      </w:rPr>
+    </w:lvl>
+    <w:lvl w:ilvl="5" w:tplc="AA1A33C4">
       <w:start w:val="1"/>
       <w:numFmt w:val="bullet"/>
       <w:lvlText w:val=""/>
@@ -4659,10 +4815,10 @@
         <w:ind w:left="4320" w:hanging="360"/>
       </w:pPr>
       <w:rPr>
-        <w:rFonts w:hint="default" w:ascii="Wingdings" w:hAnsi="Wingdings"/>
-      </w:rPr>
-    </w:lvl>
-    <w:lvl xmlns:w="http://schemas.openxmlformats.org/wordprocessingml/2006/main" w:ilvl="6">
+        <w:rFonts w:ascii="Wingdings" w:hAnsi="Wingdings" w:hint="default"/>
+      </w:rPr>
+    </w:lvl>
+    <w:lvl w:ilvl="6" w:tplc="63F08768">
       <w:start w:val="1"/>
       <w:numFmt w:val="bullet"/>
       <w:lvlText w:val=""/>
@@ -4671,10 +4827,10 @@
         <w:ind w:left="5040" w:hanging="360"/>
       </w:pPr>
       <w:rPr>
-        <w:rFonts w:hint="default" w:ascii="Symbol" w:hAnsi="Symbol"/>
-      </w:rPr>
-    </w:lvl>
-    <w:lvl xmlns:w="http://schemas.openxmlformats.org/wordprocessingml/2006/main" w:ilvl="7">
+        <w:rFonts w:ascii="Symbol" w:hAnsi="Symbol" w:hint="default"/>
+      </w:rPr>
+    </w:lvl>
+    <w:lvl w:ilvl="7" w:tplc="356605E6">
       <w:start w:val="1"/>
       <w:numFmt w:val="bullet"/>
       <w:lvlText w:val="o"/>
@@ -4683,10 +4839,10 @@
         <w:ind w:left="5760" w:hanging="360"/>
       </w:pPr>
       <w:rPr>
-        <w:rFonts w:hint="default" w:ascii="Courier New" w:hAnsi="Courier New"/>
-      </w:rPr>
-    </w:lvl>
-    <w:lvl xmlns:w="http://schemas.openxmlformats.org/wordprocessingml/2006/main" w:ilvl="8">
+        <w:rFonts w:ascii="Courier New" w:hAnsi="Courier New" w:hint="default"/>
+      </w:rPr>
+    </w:lvl>
+    <w:lvl w:ilvl="8" w:tplc="8E32A4A2">
       <w:start w:val="1"/>
       <w:numFmt w:val="bullet"/>
       <w:lvlText w:val=""/>
@@ -4695,14 +4851,15 @@
         <w:ind w:left="6480" w:hanging="360"/>
       </w:pPr>
       <w:rPr>
-        <w:rFonts w:hint="default" w:ascii="Wingdings" w:hAnsi="Wingdings"/>
+        <w:rFonts w:ascii="Wingdings" w:hAnsi="Wingdings" w:hint="default"/>
       </w:rPr>
     </w:lvl>
   </w:abstractNum>
-  <w:abstractNum xmlns:w="http://schemas.openxmlformats.org/wordprocessingml/2006/main" w:abstractNumId="10">
-    <w:nsid w:val="6937d14d"/>
-    <w:multiLevelType xmlns:w="http://schemas.openxmlformats.org/wordprocessingml/2006/main" w:val="hybridMultilevel"/>
-    <w:lvl xmlns:w="http://schemas.openxmlformats.org/wordprocessingml/2006/main" w:ilvl="0">
+  <w:abstractNum w:abstractNumId="2" w15:restartNumberingAfterBreak="0">
+    <w:nsid w:val="1A92795F"/>
+    <w:multiLevelType w:val="hybridMultilevel"/>
+    <w:tmpl w:val="36EEA390"/>
+    <w:lvl w:ilvl="0" w:tplc="4348A922">
       <w:start w:val="1"/>
       <w:numFmt w:val="bullet"/>
       <w:lvlText w:val=""/>
@@ -4711,10 +4868,10 @@
         <w:ind w:left="720" w:hanging="360"/>
       </w:pPr>
       <w:rPr>
-        <w:rFonts w:hint="default" w:ascii="Symbol" w:hAnsi="Symbol"/>
-      </w:rPr>
-    </w:lvl>
-    <w:lvl xmlns:w="http://schemas.openxmlformats.org/wordprocessingml/2006/main" w:ilvl="1">
+        <w:rFonts w:ascii="Symbol" w:hAnsi="Symbol" w:hint="default"/>
+      </w:rPr>
+    </w:lvl>
+    <w:lvl w:ilvl="1" w:tplc="EF3EE08A">
       <w:start w:val="1"/>
       <w:numFmt w:val="bullet"/>
       <w:lvlText w:val="o"/>
@@ -4723,10 +4880,10 @@
         <w:ind w:left="1440" w:hanging="360"/>
       </w:pPr>
       <w:rPr>
-        <w:rFonts w:hint="default" w:ascii="Courier New" w:hAnsi="Courier New"/>
-      </w:rPr>
-    </w:lvl>
-    <w:lvl xmlns:w="http://schemas.openxmlformats.org/wordprocessingml/2006/main" w:ilvl="2">
+        <w:rFonts w:ascii="Courier New" w:hAnsi="Courier New" w:hint="default"/>
+      </w:rPr>
+    </w:lvl>
+    <w:lvl w:ilvl="2" w:tplc="92ECDC64">
       <w:start w:val="1"/>
       <w:numFmt w:val="bullet"/>
       <w:lvlText w:val=""/>
@@ -4735,10 +4892,10 @@
         <w:ind w:left="2160" w:hanging="360"/>
       </w:pPr>
       <w:rPr>
-        <w:rFonts w:hint="default" w:ascii="Wingdings" w:hAnsi="Wingdings"/>
-      </w:rPr>
-    </w:lvl>
-    <w:lvl xmlns:w="http://schemas.openxmlformats.org/wordprocessingml/2006/main" w:ilvl="3">
+        <w:rFonts w:ascii="Wingdings" w:hAnsi="Wingdings" w:hint="default"/>
+      </w:rPr>
+    </w:lvl>
+    <w:lvl w:ilvl="3" w:tplc="7CDEE256">
       <w:start w:val="1"/>
       <w:numFmt w:val="bullet"/>
       <w:lvlText w:val=""/>
@@ -4747,10 +4904,10 @@
         <w:ind w:left="2880" w:hanging="360"/>
       </w:pPr>
       <w:rPr>
-        <w:rFonts w:hint="default" w:ascii="Symbol" w:hAnsi="Symbol"/>
-      </w:rPr>
-    </w:lvl>
-    <w:lvl xmlns:w="http://schemas.openxmlformats.org/wordprocessingml/2006/main" w:ilvl="4">
+        <w:rFonts w:ascii="Symbol" w:hAnsi="Symbol" w:hint="default"/>
+      </w:rPr>
+    </w:lvl>
+    <w:lvl w:ilvl="4" w:tplc="876E26CA">
       <w:start w:val="1"/>
       <w:numFmt w:val="bullet"/>
       <w:lvlText w:val="o"/>
@@ -4759,10 +4916,10 @@
         <w:ind w:left="3600" w:hanging="360"/>
       </w:pPr>
       <w:rPr>
-        <w:rFonts w:hint="default" w:ascii="Courier New" w:hAnsi="Courier New"/>
-      </w:rPr>
-    </w:lvl>
-    <w:lvl xmlns:w="http://schemas.openxmlformats.org/wordprocessingml/2006/main" w:ilvl="5">
+        <w:rFonts w:ascii="Courier New" w:hAnsi="Courier New" w:hint="default"/>
+      </w:rPr>
+    </w:lvl>
+    <w:lvl w:ilvl="5" w:tplc="6DBAF3EE">
       <w:start w:val="1"/>
       <w:numFmt w:val="bullet"/>
       <w:lvlText w:val=""/>
@@ -4771,10 +4928,10 @@
         <w:ind w:left="4320" w:hanging="360"/>
       </w:pPr>
       <w:rPr>
-        <w:rFonts w:hint="default" w:ascii="Wingdings" w:hAnsi="Wingdings"/>
-      </w:rPr>
-    </w:lvl>
-    <w:lvl xmlns:w="http://schemas.openxmlformats.org/wordprocessingml/2006/main" w:ilvl="6">
+        <w:rFonts w:ascii="Wingdings" w:hAnsi="Wingdings" w:hint="default"/>
+      </w:rPr>
+    </w:lvl>
+    <w:lvl w:ilvl="6" w:tplc="B0B0EC0A">
       <w:start w:val="1"/>
       <w:numFmt w:val="bullet"/>
       <w:lvlText w:val=""/>
@@ -4783,10 +4940,10 @@
         <w:ind w:left="5040" w:hanging="360"/>
       </w:pPr>
       <w:rPr>
-        <w:rFonts w:hint="default" w:ascii="Symbol" w:hAnsi="Symbol"/>
-      </w:rPr>
-    </w:lvl>
-    <w:lvl xmlns:w="http://schemas.openxmlformats.org/wordprocessingml/2006/main" w:ilvl="7">
+        <w:rFonts w:ascii="Symbol" w:hAnsi="Symbol" w:hint="default"/>
+      </w:rPr>
+    </w:lvl>
+    <w:lvl w:ilvl="7" w:tplc="C040C704">
       <w:start w:val="1"/>
       <w:numFmt w:val="bullet"/>
       <w:lvlText w:val="o"/>
@@ -4795,10 +4952,10 @@
         <w:ind w:left="5760" w:hanging="360"/>
       </w:pPr>
       <w:rPr>
-        <w:rFonts w:hint="default" w:ascii="Courier New" w:hAnsi="Courier New"/>
-      </w:rPr>
-    </w:lvl>
-    <w:lvl xmlns:w="http://schemas.openxmlformats.org/wordprocessingml/2006/main" w:ilvl="8">
+        <w:rFonts w:ascii="Courier New" w:hAnsi="Courier New" w:hint="default"/>
+      </w:rPr>
+    </w:lvl>
+    <w:lvl w:ilvl="8" w:tplc="75B6493A">
       <w:start w:val="1"/>
       <w:numFmt w:val="bullet"/>
       <w:lvlText w:val=""/>
@@ -4807,14 +4964,15 @@
         <w:ind w:left="6480" w:hanging="360"/>
       </w:pPr>
       <w:rPr>
-        <w:rFonts w:hint="default" w:ascii="Wingdings" w:hAnsi="Wingdings"/>
+        <w:rFonts w:ascii="Wingdings" w:hAnsi="Wingdings" w:hint="default"/>
       </w:rPr>
     </w:lvl>
   </w:abstractNum>
-  <w:abstractNum xmlns:w="http://schemas.openxmlformats.org/wordprocessingml/2006/main" w:abstractNumId="9">
-    <w:nsid w:val="241638da"/>
-    <w:multiLevelType xmlns:w="http://schemas.openxmlformats.org/wordprocessingml/2006/main" w:val="hybridMultilevel"/>
-    <w:lvl xmlns:w="http://schemas.openxmlformats.org/wordprocessingml/2006/main" w:ilvl="0">
+  <w:abstractNum w:abstractNumId="3" w15:restartNumberingAfterBreak="0">
+    <w:nsid w:val="241638DA"/>
+    <w:multiLevelType w:val="hybridMultilevel"/>
+    <w:tmpl w:val="1912322C"/>
+    <w:lvl w:ilvl="0" w:tplc="435A5C6E">
       <w:start w:val="1"/>
       <w:numFmt w:val="bullet"/>
       <w:lvlText w:val=""/>
@@ -4823,10 +4981,10 @@
         <w:ind w:left="720" w:hanging="360"/>
       </w:pPr>
       <w:rPr>
-        <w:rFonts w:hint="default" w:ascii="Symbol" w:hAnsi="Symbol"/>
-      </w:rPr>
-    </w:lvl>
-    <w:lvl xmlns:w="http://schemas.openxmlformats.org/wordprocessingml/2006/main" w:ilvl="1">
+        <w:rFonts w:ascii="Symbol" w:hAnsi="Symbol" w:hint="default"/>
+      </w:rPr>
+    </w:lvl>
+    <w:lvl w:ilvl="1" w:tplc="625837A4">
       <w:start w:val="1"/>
       <w:numFmt w:val="bullet"/>
       <w:lvlText w:val="o"/>
@@ -4835,10 +4993,10 @@
         <w:ind w:left="1440" w:hanging="360"/>
       </w:pPr>
       <w:rPr>
-        <w:rFonts w:hint="default" w:ascii="Courier New" w:hAnsi="Courier New"/>
-      </w:rPr>
-    </w:lvl>
-    <w:lvl xmlns:w="http://schemas.openxmlformats.org/wordprocessingml/2006/main" w:ilvl="2">
+        <w:rFonts w:ascii="Courier New" w:hAnsi="Courier New" w:hint="default"/>
+      </w:rPr>
+    </w:lvl>
+    <w:lvl w:ilvl="2" w:tplc="DAD248BA">
       <w:start w:val="1"/>
       <w:numFmt w:val="bullet"/>
       <w:lvlText w:val=""/>
@@ -4847,10 +5005,10 @@
         <w:ind w:left="2160" w:hanging="360"/>
       </w:pPr>
       <w:rPr>
-        <w:rFonts w:hint="default" w:ascii="Wingdings" w:hAnsi="Wingdings"/>
-      </w:rPr>
-    </w:lvl>
-    <w:lvl xmlns:w="http://schemas.openxmlformats.org/wordprocessingml/2006/main" w:ilvl="3">
+        <w:rFonts w:ascii="Wingdings" w:hAnsi="Wingdings" w:hint="default"/>
+      </w:rPr>
+    </w:lvl>
+    <w:lvl w:ilvl="3" w:tplc="71123234">
       <w:start w:val="1"/>
       <w:numFmt w:val="bullet"/>
       <w:lvlText w:val=""/>
@@ -4859,10 +5017,10 @@
         <w:ind w:left="2880" w:hanging="360"/>
       </w:pPr>
       <w:rPr>
-        <w:rFonts w:hint="default" w:ascii="Symbol" w:hAnsi="Symbol"/>
-      </w:rPr>
-    </w:lvl>
-    <w:lvl xmlns:w="http://schemas.openxmlformats.org/wordprocessingml/2006/main" w:ilvl="4">
+        <w:rFonts w:ascii="Symbol" w:hAnsi="Symbol" w:hint="default"/>
+      </w:rPr>
+    </w:lvl>
+    <w:lvl w:ilvl="4" w:tplc="4BC42788">
       <w:start w:val="1"/>
       <w:numFmt w:val="bullet"/>
       <w:lvlText w:val="o"/>
@@ -4871,10 +5029,10 @@
         <w:ind w:left="3600" w:hanging="360"/>
       </w:pPr>
       <w:rPr>
-        <w:rFonts w:hint="default" w:ascii="Courier New" w:hAnsi="Courier New"/>
-      </w:rPr>
-    </w:lvl>
-    <w:lvl xmlns:w="http://schemas.openxmlformats.org/wordprocessingml/2006/main" w:ilvl="5">
+        <w:rFonts w:ascii="Courier New" w:hAnsi="Courier New" w:hint="default"/>
+      </w:rPr>
+    </w:lvl>
+    <w:lvl w:ilvl="5" w:tplc="E44609F4">
       <w:start w:val="1"/>
       <w:numFmt w:val="bullet"/>
       <w:lvlText w:val=""/>
@@ -4883,10 +5041,10 @@
         <w:ind w:left="4320" w:hanging="360"/>
       </w:pPr>
       <w:rPr>
-        <w:rFonts w:hint="default" w:ascii="Wingdings" w:hAnsi="Wingdings"/>
-      </w:rPr>
-    </w:lvl>
-    <w:lvl xmlns:w="http://schemas.openxmlformats.org/wordprocessingml/2006/main" w:ilvl="6">
+        <w:rFonts w:ascii="Wingdings" w:hAnsi="Wingdings" w:hint="default"/>
+      </w:rPr>
+    </w:lvl>
+    <w:lvl w:ilvl="6" w:tplc="52DE87B0">
       <w:start w:val="1"/>
       <w:numFmt w:val="bullet"/>
       <w:lvlText w:val=""/>
@@ -4895,10 +5053,10 @@
         <w:ind w:left="5040" w:hanging="360"/>
       </w:pPr>
       <w:rPr>
-        <w:rFonts w:hint="default" w:ascii="Symbol" w:hAnsi="Symbol"/>
-      </w:rPr>
-    </w:lvl>
-    <w:lvl xmlns:w="http://schemas.openxmlformats.org/wordprocessingml/2006/main" w:ilvl="7">
+        <w:rFonts w:ascii="Symbol" w:hAnsi="Symbol" w:hint="default"/>
+      </w:rPr>
+    </w:lvl>
+    <w:lvl w:ilvl="7" w:tplc="F8EC19C4">
       <w:start w:val="1"/>
       <w:numFmt w:val="bullet"/>
       <w:lvlText w:val="o"/>
@@ -4907,10 +5065,10 @@
         <w:ind w:left="5760" w:hanging="360"/>
       </w:pPr>
       <w:rPr>
-        <w:rFonts w:hint="default" w:ascii="Courier New" w:hAnsi="Courier New"/>
-      </w:rPr>
-    </w:lvl>
-    <w:lvl xmlns:w="http://schemas.openxmlformats.org/wordprocessingml/2006/main" w:ilvl="8">
+        <w:rFonts w:ascii="Courier New" w:hAnsi="Courier New" w:hint="default"/>
+      </w:rPr>
+    </w:lvl>
+    <w:lvl w:ilvl="8" w:tplc="DD9687D4">
       <w:start w:val="1"/>
       <w:numFmt w:val="bullet"/>
       <w:lvlText w:val=""/>
@@ -4919,14 +5077,15 @@
         <w:ind w:left="6480" w:hanging="360"/>
       </w:pPr>
       <w:rPr>
-        <w:rFonts w:hint="default" w:ascii="Wingdings" w:hAnsi="Wingdings"/>
+        <w:rFonts w:ascii="Wingdings" w:hAnsi="Wingdings" w:hint="default"/>
       </w:rPr>
     </w:lvl>
   </w:abstractNum>
-  <w:abstractNum xmlns:w="http://schemas.openxmlformats.org/wordprocessingml/2006/main" w:abstractNumId="8">
-    <w:nsid w:val="77f9311b"/>
-    <w:multiLevelType xmlns:w="http://schemas.openxmlformats.org/wordprocessingml/2006/main" w:val="hybridMultilevel"/>
-    <w:lvl xmlns:w="http://schemas.openxmlformats.org/wordprocessingml/2006/main" w:ilvl="0">
+  <w:abstractNum w:abstractNumId="4" w15:restartNumberingAfterBreak="0">
+    <w:nsid w:val="25804E63"/>
+    <w:multiLevelType w:val="hybridMultilevel"/>
+    <w:tmpl w:val="89CCDB90"/>
+    <w:lvl w:ilvl="0" w:tplc="CEC28F0C">
       <w:start w:val="1"/>
       <w:numFmt w:val="bullet"/>
       <w:lvlText w:val=""/>
@@ -4935,10 +5094,10 @@
         <w:ind w:left="720" w:hanging="360"/>
       </w:pPr>
       <w:rPr>
-        <w:rFonts w:hint="default" w:ascii="Symbol" w:hAnsi="Symbol"/>
-      </w:rPr>
-    </w:lvl>
-    <w:lvl xmlns:w="http://schemas.openxmlformats.org/wordprocessingml/2006/main" w:ilvl="1">
+        <w:rFonts w:ascii="Symbol" w:hAnsi="Symbol" w:hint="default"/>
+      </w:rPr>
+    </w:lvl>
+    <w:lvl w:ilvl="1" w:tplc="2FAA05FC">
       <w:start w:val="1"/>
       <w:numFmt w:val="bullet"/>
       <w:lvlText w:val="o"/>
@@ -4947,10 +5106,10 @@
         <w:ind w:left="1440" w:hanging="360"/>
       </w:pPr>
       <w:rPr>
-        <w:rFonts w:hint="default" w:ascii="Courier New" w:hAnsi="Courier New"/>
-      </w:rPr>
-    </w:lvl>
-    <w:lvl xmlns:w="http://schemas.openxmlformats.org/wordprocessingml/2006/main" w:ilvl="2">
+        <w:rFonts w:ascii="Courier New" w:hAnsi="Courier New" w:hint="default"/>
+      </w:rPr>
+    </w:lvl>
+    <w:lvl w:ilvl="2" w:tplc="CF743E8A">
       <w:start w:val="1"/>
       <w:numFmt w:val="bullet"/>
       <w:lvlText w:val=""/>
@@ -4959,10 +5118,10 @@
         <w:ind w:left="2160" w:hanging="360"/>
       </w:pPr>
       <w:rPr>
-        <w:rFonts w:hint="default" w:ascii="Wingdings" w:hAnsi="Wingdings"/>
-      </w:rPr>
-    </w:lvl>
-    <w:lvl xmlns:w="http://schemas.openxmlformats.org/wordprocessingml/2006/main" w:ilvl="3">
+        <w:rFonts w:ascii="Wingdings" w:hAnsi="Wingdings" w:hint="default"/>
+      </w:rPr>
+    </w:lvl>
+    <w:lvl w:ilvl="3" w:tplc="AFD05FF4">
       <w:start w:val="1"/>
       <w:numFmt w:val="bullet"/>
       <w:lvlText w:val=""/>
@@ -4971,10 +5130,10 @@
         <w:ind w:left="2880" w:hanging="360"/>
       </w:pPr>
       <w:rPr>
-        <w:rFonts w:hint="default" w:ascii="Symbol" w:hAnsi="Symbol"/>
-      </w:rPr>
-    </w:lvl>
-    <w:lvl xmlns:w="http://schemas.openxmlformats.org/wordprocessingml/2006/main" w:ilvl="4">
+        <w:rFonts w:ascii="Symbol" w:hAnsi="Symbol" w:hint="default"/>
+      </w:rPr>
+    </w:lvl>
+    <w:lvl w:ilvl="4" w:tplc="A87C0DAC">
       <w:start w:val="1"/>
       <w:numFmt w:val="bullet"/>
       <w:lvlText w:val="o"/>
@@ -4983,10 +5142,10 @@
         <w:ind w:left="3600" w:hanging="360"/>
       </w:pPr>
       <w:rPr>
-        <w:rFonts w:hint="default" w:ascii="Courier New" w:hAnsi="Courier New"/>
-      </w:rPr>
-    </w:lvl>
-    <w:lvl xmlns:w="http://schemas.openxmlformats.org/wordprocessingml/2006/main" w:ilvl="5">
+        <w:rFonts w:ascii="Courier New" w:hAnsi="Courier New" w:hint="default"/>
+      </w:rPr>
+    </w:lvl>
+    <w:lvl w:ilvl="5" w:tplc="E788DD48">
       <w:start w:val="1"/>
       <w:numFmt w:val="bullet"/>
       <w:lvlText w:val=""/>
@@ -4995,10 +5154,10 @@
         <w:ind w:left="4320" w:hanging="360"/>
       </w:pPr>
       <w:rPr>
-        <w:rFonts w:hint="default" w:ascii="Wingdings" w:hAnsi="Wingdings"/>
-      </w:rPr>
-    </w:lvl>
-    <w:lvl xmlns:w="http://schemas.openxmlformats.org/wordprocessingml/2006/main" w:ilvl="6">
+        <w:rFonts w:ascii="Wingdings" w:hAnsi="Wingdings" w:hint="default"/>
+      </w:rPr>
+    </w:lvl>
+    <w:lvl w:ilvl="6" w:tplc="BED6C12A">
       <w:start w:val="1"/>
       <w:numFmt w:val="bullet"/>
       <w:lvlText w:val=""/>
@@ -5007,10 +5166,10 @@
         <w:ind w:left="5040" w:hanging="360"/>
       </w:pPr>
       <w:rPr>
-        <w:rFonts w:hint="default" w:ascii="Symbol" w:hAnsi="Symbol"/>
-      </w:rPr>
-    </w:lvl>
-    <w:lvl xmlns:w="http://schemas.openxmlformats.org/wordprocessingml/2006/main" w:ilvl="7">
+        <w:rFonts w:ascii="Symbol" w:hAnsi="Symbol" w:hint="default"/>
+      </w:rPr>
+    </w:lvl>
+    <w:lvl w:ilvl="7" w:tplc="DAEADF6C">
       <w:start w:val="1"/>
       <w:numFmt w:val="bullet"/>
       <w:lvlText w:val="o"/>
@@ -5019,10 +5178,10 @@
         <w:ind w:left="5760" w:hanging="360"/>
       </w:pPr>
       <w:rPr>
-        <w:rFonts w:hint="default" w:ascii="Courier New" w:hAnsi="Courier New"/>
-      </w:rPr>
-    </w:lvl>
-    <w:lvl xmlns:w="http://schemas.openxmlformats.org/wordprocessingml/2006/main" w:ilvl="8">
+        <w:rFonts w:ascii="Courier New" w:hAnsi="Courier New" w:hint="default"/>
+      </w:rPr>
+    </w:lvl>
+    <w:lvl w:ilvl="8" w:tplc="C7F6B11C">
       <w:start w:val="1"/>
       <w:numFmt w:val="bullet"/>
       <w:lvlText w:val=""/>
@@ -5031,14 +5190,15 @@
         <w:ind w:left="6480" w:hanging="360"/>
       </w:pPr>
       <w:rPr>
-        <w:rFonts w:hint="default" w:ascii="Wingdings" w:hAnsi="Wingdings"/>
+        <w:rFonts w:ascii="Wingdings" w:hAnsi="Wingdings" w:hint="default"/>
       </w:rPr>
     </w:lvl>
   </w:abstractNum>
-  <w:abstractNum xmlns:w="http://schemas.openxmlformats.org/wordprocessingml/2006/main" w:abstractNumId="7">
-    <w:nsid w:val="57dee721"/>
-    <w:multiLevelType xmlns:w="http://schemas.openxmlformats.org/wordprocessingml/2006/main" w:val="hybridMultilevel"/>
-    <w:lvl xmlns:w="http://schemas.openxmlformats.org/wordprocessingml/2006/main" w:ilvl="0">
+  <w:abstractNum w:abstractNumId="5" w15:restartNumberingAfterBreak="0">
+    <w:nsid w:val="514AE010"/>
+    <w:multiLevelType w:val="hybridMultilevel"/>
+    <w:tmpl w:val="1AA488B4"/>
+    <w:lvl w:ilvl="0" w:tplc="E196D5C8">
       <w:start w:val="1"/>
       <w:numFmt w:val="bullet"/>
       <w:lvlText w:val=""/>
@@ -5047,10 +5207,10 @@
         <w:ind w:left="720" w:hanging="360"/>
       </w:pPr>
       <w:rPr>
-        <w:rFonts w:hint="default" w:ascii="Symbol" w:hAnsi="Symbol"/>
-      </w:rPr>
-    </w:lvl>
-    <w:lvl xmlns:w="http://schemas.openxmlformats.org/wordprocessingml/2006/main" w:ilvl="1">
+        <w:rFonts w:ascii="Symbol" w:hAnsi="Symbol" w:hint="default"/>
+      </w:rPr>
+    </w:lvl>
+    <w:lvl w:ilvl="1" w:tplc="07024BBC">
       <w:start w:val="1"/>
       <w:numFmt w:val="bullet"/>
       <w:lvlText w:val="o"/>
@@ -5059,10 +5219,10 @@
         <w:ind w:left="1440" w:hanging="360"/>
       </w:pPr>
       <w:rPr>
-        <w:rFonts w:hint="default" w:ascii="Courier New" w:hAnsi="Courier New"/>
-      </w:rPr>
-    </w:lvl>
-    <w:lvl xmlns:w="http://schemas.openxmlformats.org/wordprocessingml/2006/main" w:ilvl="2">
+        <w:rFonts w:ascii="Courier New" w:hAnsi="Courier New" w:hint="default"/>
+      </w:rPr>
+    </w:lvl>
+    <w:lvl w:ilvl="2" w:tplc="E4C0213C">
       <w:start w:val="1"/>
       <w:numFmt w:val="bullet"/>
       <w:lvlText w:val=""/>
@@ -5071,10 +5231,10 @@
         <w:ind w:left="2160" w:hanging="360"/>
       </w:pPr>
       <w:rPr>
-        <w:rFonts w:hint="default" w:ascii="Wingdings" w:hAnsi="Wingdings"/>
-      </w:rPr>
-    </w:lvl>
-    <w:lvl xmlns:w="http://schemas.openxmlformats.org/wordprocessingml/2006/main" w:ilvl="3">
+        <w:rFonts w:ascii="Wingdings" w:hAnsi="Wingdings" w:hint="default"/>
+      </w:rPr>
+    </w:lvl>
+    <w:lvl w:ilvl="3" w:tplc="4BDCAB6C">
       <w:start w:val="1"/>
       <w:numFmt w:val="bullet"/>
       <w:lvlText w:val=""/>
@@ -5083,10 +5243,10 @@
         <w:ind w:left="2880" w:hanging="360"/>
       </w:pPr>
       <w:rPr>
-        <w:rFonts w:hint="default" w:ascii="Symbol" w:hAnsi="Symbol"/>
-      </w:rPr>
-    </w:lvl>
-    <w:lvl xmlns:w="http://schemas.openxmlformats.org/wordprocessingml/2006/main" w:ilvl="4">
+        <w:rFonts w:ascii="Symbol" w:hAnsi="Symbol" w:hint="default"/>
+      </w:rPr>
+    </w:lvl>
+    <w:lvl w:ilvl="4" w:tplc="C1A699BC">
       <w:start w:val="1"/>
       <w:numFmt w:val="bullet"/>
       <w:lvlText w:val="o"/>
@@ -5095,10 +5255,10 @@
         <w:ind w:left="3600" w:hanging="360"/>
       </w:pPr>
       <w:rPr>
-        <w:rFonts w:hint="default" w:ascii="Courier New" w:hAnsi="Courier New"/>
-      </w:rPr>
-    </w:lvl>
-    <w:lvl xmlns:w="http://schemas.openxmlformats.org/wordprocessingml/2006/main" w:ilvl="5">
+        <w:rFonts w:ascii="Courier New" w:hAnsi="Courier New" w:hint="default"/>
+      </w:rPr>
+    </w:lvl>
+    <w:lvl w:ilvl="5" w:tplc="669AC36A">
       <w:start w:val="1"/>
       <w:numFmt w:val="bullet"/>
       <w:lvlText w:val=""/>
@@ -5107,10 +5267,10 @@
         <w:ind w:left="4320" w:hanging="360"/>
       </w:pPr>
       <w:rPr>
-        <w:rFonts w:hint="default" w:ascii="Wingdings" w:hAnsi="Wingdings"/>
-      </w:rPr>
-    </w:lvl>
-    <w:lvl xmlns:w="http://schemas.openxmlformats.org/wordprocessingml/2006/main" w:ilvl="6">
+        <w:rFonts w:ascii="Wingdings" w:hAnsi="Wingdings" w:hint="default"/>
+      </w:rPr>
+    </w:lvl>
+    <w:lvl w:ilvl="6" w:tplc="332217D4">
       <w:start w:val="1"/>
       <w:numFmt w:val="bullet"/>
       <w:lvlText w:val=""/>
@@ -5119,10 +5279,10 @@
         <w:ind w:left="5040" w:hanging="360"/>
       </w:pPr>
       <w:rPr>
-        <w:rFonts w:hint="default" w:ascii="Symbol" w:hAnsi="Symbol"/>
-      </w:rPr>
-    </w:lvl>
-    <w:lvl xmlns:w="http://schemas.openxmlformats.org/wordprocessingml/2006/main" w:ilvl="7">
+        <w:rFonts w:ascii="Symbol" w:hAnsi="Symbol" w:hint="default"/>
+      </w:rPr>
+    </w:lvl>
+    <w:lvl w:ilvl="7" w:tplc="838AE762">
       <w:start w:val="1"/>
       <w:numFmt w:val="bullet"/>
       <w:lvlText w:val="o"/>
@@ -5131,10 +5291,10 @@
         <w:ind w:left="5760" w:hanging="360"/>
       </w:pPr>
       <w:rPr>
-        <w:rFonts w:hint="default" w:ascii="Courier New" w:hAnsi="Courier New"/>
-      </w:rPr>
-    </w:lvl>
-    <w:lvl xmlns:w="http://schemas.openxmlformats.org/wordprocessingml/2006/main" w:ilvl="8">
+        <w:rFonts w:ascii="Courier New" w:hAnsi="Courier New" w:hint="default"/>
+      </w:rPr>
+    </w:lvl>
+    <w:lvl w:ilvl="8" w:tplc="3012B00A">
       <w:start w:val="1"/>
       <w:numFmt w:val="bullet"/>
       <w:lvlText w:val=""/>
@@ -5143,14 +5303,15 @@
         <w:ind w:left="6480" w:hanging="360"/>
       </w:pPr>
       <w:rPr>
-        <w:rFonts w:hint="default" w:ascii="Wingdings" w:hAnsi="Wingdings"/>
+        <w:rFonts w:ascii="Wingdings" w:hAnsi="Wingdings" w:hint="default"/>
       </w:rPr>
     </w:lvl>
   </w:abstractNum>
-  <w:abstractNum xmlns:w="http://schemas.openxmlformats.org/wordprocessingml/2006/main" w:abstractNumId="6">
-    <w:nsid w:val="1a92795f"/>
-    <w:multiLevelType xmlns:w="http://schemas.openxmlformats.org/wordprocessingml/2006/main" w:val="hybridMultilevel"/>
-    <w:lvl xmlns:w="http://schemas.openxmlformats.org/wordprocessingml/2006/main" w:ilvl="0">
+  <w:abstractNum w:abstractNumId="6" w15:restartNumberingAfterBreak="0">
+    <w:nsid w:val="57DEE721"/>
+    <w:multiLevelType w:val="hybridMultilevel"/>
+    <w:tmpl w:val="FDF6846E"/>
+    <w:lvl w:ilvl="0" w:tplc="12E89148">
       <w:start w:val="1"/>
       <w:numFmt w:val="bullet"/>
       <w:lvlText w:val=""/>
@@ -5159,10 +5320,10 @@
         <w:ind w:left="720" w:hanging="360"/>
       </w:pPr>
       <w:rPr>
-        <w:rFonts w:hint="default" w:ascii="Symbol" w:hAnsi="Symbol"/>
-      </w:rPr>
-    </w:lvl>
-    <w:lvl xmlns:w="http://schemas.openxmlformats.org/wordprocessingml/2006/main" w:ilvl="1">
+        <w:rFonts w:ascii="Symbol" w:hAnsi="Symbol" w:hint="default"/>
+      </w:rPr>
+    </w:lvl>
+    <w:lvl w:ilvl="1" w:tplc="E73ED082">
       <w:start w:val="1"/>
       <w:numFmt w:val="bullet"/>
       <w:lvlText w:val="o"/>
@@ -5171,10 +5332,10 @@
         <w:ind w:left="1440" w:hanging="360"/>
       </w:pPr>
       <w:rPr>
-        <w:rFonts w:hint="default" w:ascii="Courier New" w:hAnsi="Courier New"/>
-      </w:rPr>
-    </w:lvl>
-    <w:lvl xmlns:w="http://schemas.openxmlformats.org/wordprocessingml/2006/main" w:ilvl="2">
+        <w:rFonts w:ascii="Courier New" w:hAnsi="Courier New" w:hint="default"/>
+      </w:rPr>
+    </w:lvl>
+    <w:lvl w:ilvl="2" w:tplc="C80C04F6">
       <w:start w:val="1"/>
       <w:numFmt w:val="bullet"/>
       <w:lvlText w:val=""/>
@@ -5183,10 +5344,10 @@
         <w:ind w:left="2160" w:hanging="360"/>
       </w:pPr>
       <w:rPr>
-        <w:rFonts w:hint="default" w:ascii="Wingdings" w:hAnsi="Wingdings"/>
-      </w:rPr>
-    </w:lvl>
-    <w:lvl xmlns:w="http://schemas.openxmlformats.org/wordprocessingml/2006/main" w:ilvl="3">
+        <w:rFonts w:ascii="Wingdings" w:hAnsi="Wingdings" w:hint="default"/>
+      </w:rPr>
+    </w:lvl>
+    <w:lvl w:ilvl="3" w:tplc="D53CE61C">
       <w:start w:val="1"/>
       <w:numFmt w:val="bullet"/>
       <w:lvlText w:val=""/>
@@ -5195,10 +5356,10 @@
         <w:ind w:left="2880" w:hanging="360"/>
       </w:pPr>
       <w:rPr>
-        <w:rFonts w:hint="default" w:ascii="Symbol" w:hAnsi="Symbol"/>
-      </w:rPr>
-    </w:lvl>
-    <w:lvl xmlns:w="http://schemas.openxmlformats.org/wordprocessingml/2006/main" w:ilvl="4">
+        <w:rFonts w:ascii="Symbol" w:hAnsi="Symbol" w:hint="default"/>
+      </w:rPr>
+    </w:lvl>
+    <w:lvl w:ilvl="4" w:tplc="67B2B1DE">
       <w:start w:val="1"/>
       <w:numFmt w:val="bullet"/>
       <w:lvlText w:val="o"/>
@@ -5207,10 +5368,10 @@
         <w:ind w:left="3600" w:hanging="360"/>
       </w:pPr>
       <w:rPr>
-        <w:rFonts w:hint="default" w:ascii="Courier New" w:hAnsi="Courier New"/>
-      </w:rPr>
-    </w:lvl>
-    <w:lvl xmlns:w="http://schemas.openxmlformats.org/wordprocessingml/2006/main" w:ilvl="5">
+        <w:rFonts w:ascii="Courier New" w:hAnsi="Courier New" w:hint="default"/>
+      </w:rPr>
+    </w:lvl>
+    <w:lvl w:ilvl="5" w:tplc="1370F798">
       <w:start w:val="1"/>
       <w:numFmt w:val="bullet"/>
       <w:lvlText w:val=""/>
@@ -5219,10 +5380,10 @@
         <w:ind w:left="4320" w:hanging="360"/>
       </w:pPr>
       <w:rPr>
-        <w:rFonts w:hint="default" w:ascii="Wingdings" w:hAnsi="Wingdings"/>
-      </w:rPr>
-    </w:lvl>
-    <w:lvl xmlns:w="http://schemas.openxmlformats.org/wordprocessingml/2006/main" w:ilvl="6">
+        <w:rFonts w:ascii="Wingdings" w:hAnsi="Wingdings" w:hint="default"/>
+      </w:rPr>
+    </w:lvl>
+    <w:lvl w:ilvl="6" w:tplc="49AA8566">
       <w:start w:val="1"/>
       <w:numFmt w:val="bullet"/>
       <w:lvlText w:val=""/>
@@ -5231,10 +5392,10 @@
         <w:ind w:left="5040" w:hanging="360"/>
       </w:pPr>
       <w:rPr>
-        <w:rFonts w:hint="default" w:ascii="Symbol" w:hAnsi="Symbol"/>
-      </w:rPr>
-    </w:lvl>
-    <w:lvl xmlns:w="http://schemas.openxmlformats.org/wordprocessingml/2006/main" w:ilvl="7">
+        <w:rFonts w:ascii="Symbol" w:hAnsi="Symbol" w:hint="default"/>
+      </w:rPr>
+    </w:lvl>
+    <w:lvl w:ilvl="7" w:tplc="30C0C464">
       <w:start w:val="1"/>
       <w:numFmt w:val="bullet"/>
       <w:lvlText w:val="o"/>
@@ -5243,10 +5404,10 @@
         <w:ind w:left="5760" w:hanging="360"/>
       </w:pPr>
       <w:rPr>
-        <w:rFonts w:hint="default" w:ascii="Courier New" w:hAnsi="Courier New"/>
-      </w:rPr>
-    </w:lvl>
-    <w:lvl xmlns:w="http://schemas.openxmlformats.org/wordprocessingml/2006/main" w:ilvl="8">
+        <w:rFonts w:ascii="Courier New" w:hAnsi="Courier New" w:hint="default"/>
+      </w:rPr>
+    </w:lvl>
+    <w:lvl w:ilvl="8" w:tplc="B636ADEE">
       <w:start w:val="1"/>
       <w:numFmt w:val="bullet"/>
       <w:lvlText w:val=""/>
@@ -5255,14 +5416,15 @@
         <w:ind w:left="6480" w:hanging="360"/>
       </w:pPr>
       <w:rPr>
-        <w:rFonts w:hint="default" w:ascii="Wingdings" w:hAnsi="Wingdings"/>
+        <w:rFonts w:ascii="Wingdings" w:hAnsi="Wingdings" w:hint="default"/>
       </w:rPr>
     </w:lvl>
   </w:abstractNum>
-  <w:abstractNum xmlns:w="http://schemas.openxmlformats.org/wordprocessingml/2006/main" w:abstractNumId="5">
-    <w:nsid w:val="16deaf7e"/>
-    <w:multiLevelType xmlns:w="http://schemas.openxmlformats.org/wordprocessingml/2006/main" w:val="hybridMultilevel"/>
-    <w:lvl xmlns:w="http://schemas.openxmlformats.org/wordprocessingml/2006/main" w:ilvl="0">
+  <w:abstractNum w:abstractNumId="7" w15:restartNumberingAfterBreak="0">
+    <w:nsid w:val="66E02267"/>
+    <w:multiLevelType w:val="hybridMultilevel"/>
+    <w:tmpl w:val="B86CBA68"/>
+    <w:lvl w:ilvl="0" w:tplc="AF6EAA46">
       <w:start w:val="1"/>
       <w:numFmt w:val="bullet"/>
       <w:lvlText w:val=""/>
@@ -5271,10 +5433,10 @@
         <w:ind w:left="720" w:hanging="360"/>
       </w:pPr>
       <w:rPr>
-        <w:rFonts w:hint="default" w:ascii="Symbol" w:hAnsi="Symbol"/>
-      </w:rPr>
-    </w:lvl>
-    <w:lvl xmlns:w="http://schemas.openxmlformats.org/wordprocessingml/2006/main" w:ilvl="1">
+        <w:rFonts w:ascii="Symbol" w:hAnsi="Symbol" w:hint="default"/>
+      </w:rPr>
+    </w:lvl>
+    <w:lvl w:ilvl="1" w:tplc="C3ECD0DE">
       <w:start w:val="1"/>
       <w:numFmt w:val="bullet"/>
       <w:lvlText w:val="o"/>
@@ -5283,10 +5445,10 @@
         <w:ind w:left="1440" w:hanging="360"/>
       </w:pPr>
       <w:rPr>
-        <w:rFonts w:hint="default" w:ascii="Courier New" w:hAnsi="Courier New"/>
-      </w:rPr>
-    </w:lvl>
-    <w:lvl xmlns:w="http://schemas.openxmlformats.org/wordprocessingml/2006/main" w:ilvl="2">
+        <w:rFonts w:ascii="Courier New" w:hAnsi="Courier New" w:hint="default"/>
+      </w:rPr>
+    </w:lvl>
+    <w:lvl w:ilvl="2" w:tplc="5BBA6176">
       <w:start w:val="1"/>
       <w:numFmt w:val="bullet"/>
       <w:lvlText w:val=""/>
@@ -5295,10 +5457,10 @@
         <w:ind w:left="2160" w:hanging="360"/>
       </w:pPr>
       <w:rPr>
-        <w:rFonts w:hint="default" w:ascii="Wingdings" w:hAnsi="Wingdings"/>
-      </w:rPr>
-    </w:lvl>
-    <w:lvl xmlns:w="http://schemas.openxmlformats.org/wordprocessingml/2006/main" w:ilvl="3">
+        <w:rFonts w:ascii="Wingdings" w:hAnsi="Wingdings" w:hint="default"/>
+      </w:rPr>
+    </w:lvl>
+    <w:lvl w:ilvl="3" w:tplc="42DECD36">
       <w:start w:val="1"/>
       <w:numFmt w:val="bullet"/>
       <w:lvlText w:val=""/>
@@ -5307,10 +5469,10 @@
         <w:ind w:left="2880" w:hanging="360"/>
       </w:pPr>
       <w:rPr>
-        <w:rFonts w:hint="default" w:ascii="Symbol" w:hAnsi="Symbol"/>
-      </w:rPr>
-    </w:lvl>
-    <w:lvl xmlns:w="http://schemas.openxmlformats.org/wordprocessingml/2006/main" w:ilvl="4">
+        <w:rFonts w:ascii="Symbol" w:hAnsi="Symbol" w:hint="default"/>
+      </w:rPr>
+    </w:lvl>
+    <w:lvl w:ilvl="4" w:tplc="2CDEB97C">
       <w:start w:val="1"/>
       <w:numFmt w:val="bullet"/>
       <w:lvlText w:val="o"/>
@@ -5319,10 +5481,10 @@
         <w:ind w:left="3600" w:hanging="360"/>
       </w:pPr>
       <w:rPr>
-        <w:rFonts w:hint="default" w:ascii="Courier New" w:hAnsi="Courier New"/>
-      </w:rPr>
-    </w:lvl>
-    <w:lvl xmlns:w="http://schemas.openxmlformats.org/wordprocessingml/2006/main" w:ilvl="5">
+        <w:rFonts w:ascii="Courier New" w:hAnsi="Courier New" w:hint="default"/>
+      </w:rPr>
+    </w:lvl>
+    <w:lvl w:ilvl="5" w:tplc="678CC8D2">
       <w:start w:val="1"/>
       <w:numFmt w:val="bullet"/>
       <w:lvlText w:val=""/>
@@ -5331,10 +5493,10 @@
         <w:ind w:left="4320" w:hanging="360"/>
       </w:pPr>
       <w:rPr>
-        <w:rFonts w:hint="default" w:ascii="Wingdings" w:hAnsi="Wingdings"/>
-      </w:rPr>
-    </w:lvl>
-    <w:lvl xmlns:w="http://schemas.openxmlformats.org/wordprocessingml/2006/main" w:ilvl="6">
+        <w:rFonts w:ascii="Wingdings" w:hAnsi="Wingdings" w:hint="default"/>
+      </w:rPr>
+    </w:lvl>
+    <w:lvl w:ilvl="6" w:tplc="C4241A46">
       <w:start w:val="1"/>
       <w:numFmt w:val="bullet"/>
       <w:lvlText w:val=""/>
@@ -5343,10 +5505,10 @@
         <w:ind w:left="5040" w:hanging="360"/>
       </w:pPr>
       <w:rPr>
-        <w:rFonts w:hint="default" w:ascii="Symbol" w:hAnsi="Symbol"/>
-      </w:rPr>
-    </w:lvl>
-    <w:lvl xmlns:w="http://schemas.openxmlformats.org/wordprocessingml/2006/main" w:ilvl="7">
+        <w:rFonts w:ascii="Symbol" w:hAnsi="Symbol" w:hint="default"/>
+      </w:rPr>
+    </w:lvl>
+    <w:lvl w:ilvl="7" w:tplc="39F61FA2">
       <w:start w:val="1"/>
       <w:numFmt w:val="bullet"/>
       <w:lvlText w:val="o"/>
@@ -5355,10 +5517,10 @@
         <w:ind w:left="5760" w:hanging="360"/>
       </w:pPr>
       <w:rPr>
-        <w:rFonts w:hint="default" w:ascii="Courier New" w:hAnsi="Courier New"/>
-      </w:rPr>
-    </w:lvl>
-    <w:lvl xmlns:w="http://schemas.openxmlformats.org/wordprocessingml/2006/main" w:ilvl="8">
+        <w:rFonts w:ascii="Courier New" w:hAnsi="Courier New" w:hint="default"/>
+      </w:rPr>
+    </w:lvl>
+    <w:lvl w:ilvl="8" w:tplc="10725E70">
       <w:start w:val="1"/>
       <w:numFmt w:val="bullet"/>
       <w:lvlText w:val=""/>
@@ -5367,14 +5529,15 @@
         <w:ind w:left="6480" w:hanging="360"/>
       </w:pPr>
       <w:rPr>
-        <w:rFonts w:hint="default" w:ascii="Wingdings" w:hAnsi="Wingdings"/>
+        <w:rFonts w:ascii="Wingdings" w:hAnsi="Wingdings" w:hint="default"/>
       </w:rPr>
     </w:lvl>
   </w:abstractNum>
-  <w:abstractNum xmlns:w="http://schemas.openxmlformats.org/wordprocessingml/2006/main" w:abstractNumId="4">
-    <w:nsid w:val="25804e63"/>
-    <w:multiLevelType xmlns:w="http://schemas.openxmlformats.org/wordprocessingml/2006/main" w:val="hybridMultilevel"/>
-    <w:lvl xmlns:w="http://schemas.openxmlformats.org/wordprocessingml/2006/main" w:ilvl="0">
+  <w:abstractNum w:abstractNumId="8" w15:restartNumberingAfterBreak="0">
+    <w:nsid w:val="6937D14D"/>
+    <w:multiLevelType w:val="hybridMultilevel"/>
+    <w:tmpl w:val="625CEE0C"/>
+    <w:lvl w:ilvl="0" w:tplc="ECDC32FC">
       <w:start w:val="1"/>
       <w:numFmt w:val="bullet"/>
       <w:lvlText w:val=""/>
@@ -5383,10 +5546,10 @@
         <w:ind w:left="720" w:hanging="360"/>
       </w:pPr>
       <w:rPr>
-        <w:rFonts w:hint="default" w:ascii="Symbol" w:hAnsi="Symbol"/>
-      </w:rPr>
-    </w:lvl>
-    <w:lvl xmlns:w="http://schemas.openxmlformats.org/wordprocessingml/2006/main" w:ilvl="1">
+        <w:rFonts w:ascii="Symbol" w:hAnsi="Symbol" w:hint="default"/>
+      </w:rPr>
+    </w:lvl>
+    <w:lvl w:ilvl="1" w:tplc="49769F12">
       <w:start w:val="1"/>
       <w:numFmt w:val="bullet"/>
       <w:lvlText w:val="o"/>
@@ -5395,10 +5558,10 @@
         <w:ind w:left="1440" w:hanging="360"/>
       </w:pPr>
       <w:rPr>
-        <w:rFonts w:hint="default" w:ascii="Courier New" w:hAnsi="Courier New"/>
-      </w:rPr>
-    </w:lvl>
-    <w:lvl xmlns:w="http://schemas.openxmlformats.org/wordprocessingml/2006/main" w:ilvl="2">
+        <w:rFonts w:ascii="Courier New" w:hAnsi="Courier New" w:hint="default"/>
+      </w:rPr>
+    </w:lvl>
+    <w:lvl w:ilvl="2" w:tplc="001A2E8C">
       <w:start w:val="1"/>
       <w:numFmt w:val="bullet"/>
       <w:lvlText w:val=""/>
@@ -5407,10 +5570,10 @@
         <w:ind w:left="2160" w:hanging="360"/>
       </w:pPr>
       <w:rPr>
-        <w:rFonts w:hint="default" w:ascii="Wingdings" w:hAnsi="Wingdings"/>
-      </w:rPr>
-    </w:lvl>
-    <w:lvl xmlns:w="http://schemas.openxmlformats.org/wordprocessingml/2006/main" w:ilvl="3">
+        <w:rFonts w:ascii="Wingdings" w:hAnsi="Wingdings" w:hint="default"/>
+      </w:rPr>
+    </w:lvl>
+    <w:lvl w:ilvl="3" w:tplc="1CAA0E6C">
       <w:start w:val="1"/>
       <w:numFmt w:val="bullet"/>
       <w:lvlText w:val=""/>
@@ -5419,10 +5582,10 @@
         <w:ind w:left="2880" w:hanging="360"/>
       </w:pPr>
       <w:rPr>
-        <w:rFonts w:hint="default" w:ascii="Symbol" w:hAnsi="Symbol"/>
-      </w:rPr>
-    </w:lvl>
-    <w:lvl xmlns:w="http://schemas.openxmlformats.org/wordprocessingml/2006/main" w:ilvl="4">
+        <w:rFonts w:ascii="Symbol" w:hAnsi="Symbol" w:hint="default"/>
+      </w:rPr>
+    </w:lvl>
+    <w:lvl w:ilvl="4" w:tplc="CAE0B1B0">
       <w:start w:val="1"/>
       <w:numFmt w:val="bullet"/>
       <w:lvlText w:val="o"/>
@@ -5431,10 +5594,10 @@
         <w:ind w:left="3600" w:hanging="360"/>
       </w:pPr>
       <w:rPr>
-        <w:rFonts w:hint="default" w:ascii="Courier New" w:hAnsi="Courier New"/>
-      </w:rPr>
-    </w:lvl>
-    <w:lvl xmlns:w="http://schemas.openxmlformats.org/wordprocessingml/2006/main" w:ilvl="5">
+        <w:rFonts w:ascii="Courier New" w:hAnsi="Courier New" w:hint="default"/>
+      </w:rPr>
+    </w:lvl>
+    <w:lvl w:ilvl="5" w:tplc="325ED1D0">
       <w:start w:val="1"/>
       <w:numFmt w:val="bullet"/>
       <w:lvlText w:val=""/>
@@ -5443,10 +5606,10 @@
         <w:ind w:left="4320" w:hanging="360"/>
       </w:pPr>
       <w:rPr>
-        <w:rFonts w:hint="default" w:ascii="Wingdings" w:hAnsi="Wingdings"/>
-      </w:rPr>
-    </w:lvl>
-    <w:lvl xmlns:w="http://schemas.openxmlformats.org/wordprocessingml/2006/main" w:ilvl="6">
+        <w:rFonts w:ascii="Wingdings" w:hAnsi="Wingdings" w:hint="default"/>
+      </w:rPr>
+    </w:lvl>
+    <w:lvl w:ilvl="6" w:tplc="BBB8176A">
       <w:start w:val="1"/>
       <w:numFmt w:val="bullet"/>
       <w:lvlText w:val=""/>
@@ -5455,10 +5618,10 @@
         <w:ind w:left="5040" w:hanging="360"/>
       </w:pPr>
       <w:rPr>
-        <w:rFonts w:hint="default" w:ascii="Symbol" w:hAnsi="Symbol"/>
-      </w:rPr>
-    </w:lvl>
-    <w:lvl xmlns:w="http://schemas.openxmlformats.org/wordprocessingml/2006/main" w:ilvl="7">
+        <w:rFonts w:ascii="Symbol" w:hAnsi="Symbol" w:hint="default"/>
+      </w:rPr>
+    </w:lvl>
+    <w:lvl w:ilvl="7" w:tplc="A7200FC8">
       <w:start w:val="1"/>
       <w:numFmt w:val="bullet"/>
       <w:lvlText w:val="o"/>
@@ -5467,10 +5630,10 @@
         <w:ind w:left="5760" w:hanging="360"/>
       </w:pPr>
       <w:rPr>
-        <w:rFonts w:hint="default" w:ascii="Courier New" w:hAnsi="Courier New"/>
-      </w:rPr>
-    </w:lvl>
-    <w:lvl xmlns:w="http://schemas.openxmlformats.org/wordprocessingml/2006/main" w:ilvl="8">
+        <w:rFonts w:ascii="Courier New" w:hAnsi="Courier New" w:hint="default"/>
+      </w:rPr>
+    </w:lvl>
+    <w:lvl w:ilvl="8" w:tplc="B87E5FA0">
       <w:start w:val="1"/>
       <w:numFmt w:val="bullet"/>
       <w:lvlText w:val=""/>
@@ -5479,14 +5642,15 @@
         <w:ind w:left="6480" w:hanging="360"/>
       </w:pPr>
       <w:rPr>
-        <w:rFonts w:hint="default" w:ascii="Wingdings" w:hAnsi="Wingdings"/>
+        <w:rFonts w:ascii="Wingdings" w:hAnsi="Wingdings" w:hint="default"/>
       </w:rPr>
     </w:lvl>
   </w:abstractNum>
-  <w:abstractNum xmlns:w="http://schemas.openxmlformats.org/wordprocessingml/2006/main" w:abstractNumId="3">
-    <w:nsid w:val="514ae010"/>
-    <w:multiLevelType xmlns:w="http://schemas.openxmlformats.org/wordprocessingml/2006/main" w:val="hybridMultilevel"/>
-    <w:lvl xmlns:w="http://schemas.openxmlformats.org/wordprocessingml/2006/main" w:ilvl="0">
+  <w:abstractNum w:abstractNumId="9" w15:restartNumberingAfterBreak="0">
+    <w:nsid w:val="77F9311B"/>
+    <w:multiLevelType w:val="hybridMultilevel"/>
+    <w:tmpl w:val="514A0C94"/>
+    <w:lvl w:ilvl="0" w:tplc="F7B44B18">
       <w:start w:val="1"/>
       <w:numFmt w:val="bullet"/>
       <w:lvlText w:val=""/>
@@ -5495,10 +5659,10 @@
         <w:ind w:left="720" w:hanging="360"/>
       </w:pPr>
       <w:rPr>
-        <w:rFonts w:hint="default" w:ascii="Symbol" w:hAnsi="Symbol"/>
-      </w:rPr>
-    </w:lvl>
-    <w:lvl xmlns:w="http://schemas.openxmlformats.org/wordprocessingml/2006/main" w:ilvl="1">
+        <w:rFonts w:ascii="Symbol" w:hAnsi="Symbol" w:hint="default"/>
+      </w:rPr>
+    </w:lvl>
+    <w:lvl w:ilvl="1" w:tplc="5AA021BE">
       <w:start w:val="1"/>
       <w:numFmt w:val="bullet"/>
       <w:lvlText w:val="o"/>
@@ -5507,10 +5671,10 @@
         <w:ind w:left="1440" w:hanging="360"/>
       </w:pPr>
       <w:rPr>
-        <w:rFonts w:hint="default" w:ascii="Courier New" w:hAnsi="Courier New"/>
-      </w:rPr>
-    </w:lvl>
-    <w:lvl xmlns:w="http://schemas.openxmlformats.org/wordprocessingml/2006/main" w:ilvl="2">
+        <w:rFonts w:ascii="Courier New" w:hAnsi="Courier New" w:hint="default"/>
+      </w:rPr>
+    </w:lvl>
+    <w:lvl w:ilvl="2" w:tplc="F3022DA8">
       <w:start w:val="1"/>
       <w:numFmt w:val="bullet"/>
       <w:lvlText w:val=""/>
@@ -5519,10 +5683,10 @@
         <w:ind w:left="2160" w:hanging="360"/>
       </w:pPr>
       <w:rPr>
-        <w:rFonts w:hint="default" w:ascii="Wingdings" w:hAnsi="Wingdings"/>
-      </w:rPr>
-    </w:lvl>
-    <w:lvl xmlns:w="http://schemas.openxmlformats.org/wordprocessingml/2006/main" w:ilvl="3">
+        <w:rFonts w:ascii="Wingdings" w:hAnsi="Wingdings" w:hint="default"/>
+      </w:rPr>
+    </w:lvl>
+    <w:lvl w:ilvl="3" w:tplc="15407ED6">
       <w:start w:val="1"/>
       <w:numFmt w:val="bullet"/>
       <w:lvlText w:val=""/>
@@ -5531,10 +5695,10 @@
         <w:ind w:left="2880" w:hanging="360"/>
       </w:pPr>
       <w:rPr>
-        <w:rFonts w:hint="default" w:ascii="Symbol" w:hAnsi="Symbol"/>
-      </w:rPr>
-    </w:lvl>
-    <w:lvl xmlns:w="http://schemas.openxmlformats.org/wordprocessingml/2006/main" w:ilvl="4">
+        <w:rFonts w:ascii="Symbol" w:hAnsi="Symbol" w:hint="default"/>
+      </w:rPr>
+    </w:lvl>
+    <w:lvl w:ilvl="4" w:tplc="729AE3B0">
       <w:start w:val="1"/>
       <w:numFmt w:val="bullet"/>
       <w:lvlText w:val="o"/>
@@ -5543,10 +5707,10 @@
         <w:ind w:left="3600" w:hanging="360"/>
       </w:pPr>
       <w:rPr>
-        <w:rFonts w:hint="default" w:ascii="Courier New" w:hAnsi="Courier New"/>
-      </w:rPr>
-    </w:lvl>
-    <w:lvl xmlns:w="http://schemas.openxmlformats.org/wordprocessingml/2006/main" w:ilvl="5">
+        <w:rFonts w:ascii="Courier New" w:hAnsi="Courier New" w:hint="default"/>
+      </w:rPr>
+    </w:lvl>
+    <w:lvl w:ilvl="5" w:tplc="8A0C4F22">
       <w:start w:val="1"/>
       <w:numFmt w:val="bullet"/>
       <w:lvlText w:val=""/>
@@ -5555,10 +5719,10 @@
         <w:ind w:left="4320" w:hanging="360"/>
       </w:pPr>
       <w:rPr>
-        <w:rFonts w:hint="default" w:ascii="Wingdings" w:hAnsi="Wingdings"/>
-      </w:rPr>
-    </w:lvl>
-    <w:lvl xmlns:w="http://schemas.openxmlformats.org/wordprocessingml/2006/main" w:ilvl="6">
+        <w:rFonts w:ascii="Wingdings" w:hAnsi="Wingdings" w:hint="default"/>
+      </w:rPr>
+    </w:lvl>
+    <w:lvl w:ilvl="6" w:tplc="4E546F1A">
       <w:start w:val="1"/>
       <w:numFmt w:val="bullet"/>
       <w:lvlText w:val=""/>
@@ -5567,10 +5731,10 @@
         <w:ind w:left="5040" w:hanging="360"/>
       </w:pPr>
       <w:rPr>
-        <w:rFonts w:hint="default" w:ascii="Symbol" w:hAnsi="Symbol"/>
-      </w:rPr>
-    </w:lvl>
-    <w:lvl xmlns:w="http://schemas.openxmlformats.org/wordprocessingml/2006/main" w:ilvl="7">
+        <w:rFonts w:ascii="Symbol" w:hAnsi="Symbol" w:hint="default"/>
+      </w:rPr>
+    </w:lvl>
+    <w:lvl w:ilvl="7" w:tplc="CC64AEE6">
       <w:start w:val="1"/>
       <w:numFmt w:val="bullet"/>
       <w:lvlText w:val="o"/>
@@ -5579,10 +5743,10 @@
         <w:ind w:left="5760" w:hanging="360"/>
       </w:pPr>
       <w:rPr>
-        <w:rFonts w:hint="default" w:ascii="Courier New" w:hAnsi="Courier New"/>
-      </w:rPr>
-    </w:lvl>
-    <w:lvl xmlns:w="http://schemas.openxmlformats.org/wordprocessingml/2006/main" w:ilvl="8">
+        <w:rFonts w:ascii="Courier New" w:hAnsi="Courier New" w:hint="default"/>
+      </w:rPr>
+    </w:lvl>
+    <w:lvl w:ilvl="8" w:tplc="6326377C">
       <w:start w:val="1"/>
       <w:numFmt w:val="bullet"/>
       <w:lvlText w:val=""/>
@@ -5591,14 +5755,15 @@
         <w:ind w:left="6480" w:hanging="360"/>
       </w:pPr>
       <w:rPr>
-        <w:rFonts w:hint="default" w:ascii="Wingdings" w:hAnsi="Wingdings"/>
+        <w:rFonts w:ascii="Wingdings" w:hAnsi="Wingdings" w:hint="default"/>
       </w:rPr>
     </w:lvl>
   </w:abstractNum>
-  <w:abstractNum xmlns:w="http://schemas.openxmlformats.org/wordprocessingml/2006/main" w:abstractNumId="2">
-    <w:nsid w:val="ea52835"/>
-    <w:multiLevelType xmlns:w="http://schemas.openxmlformats.org/wordprocessingml/2006/main" w:val="hybridMultilevel"/>
-    <w:lvl xmlns:w="http://schemas.openxmlformats.org/wordprocessingml/2006/main" w:ilvl="0">
+  <w:abstractNum w:abstractNumId="10" w15:restartNumberingAfterBreak="0">
+    <w:nsid w:val="7B9A8981"/>
+    <w:multiLevelType w:val="hybridMultilevel"/>
+    <w:tmpl w:val="27F2DAA0"/>
+    <w:lvl w:ilvl="0" w:tplc="B69C2C6E">
       <w:start w:val="1"/>
       <w:numFmt w:val="bullet"/>
       <w:lvlText w:val="o"/>
@@ -5607,10 +5772,10 @@
         <w:ind w:left="720" w:hanging="360"/>
       </w:pPr>
       <w:rPr>
-        <w:rFonts w:hint="default" w:ascii="Courier New" w:hAnsi="Courier New"/>
-      </w:rPr>
-    </w:lvl>
-    <w:lvl xmlns:w="http://schemas.openxmlformats.org/wordprocessingml/2006/main" w:ilvl="1">
+        <w:rFonts w:ascii="Courier New" w:hAnsi="Courier New" w:hint="default"/>
+      </w:rPr>
+    </w:lvl>
+    <w:lvl w:ilvl="1" w:tplc="BD18D25E">
       <w:start w:val="1"/>
       <w:numFmt w:val="bullet"/>
       <w:lvlText w:val="o"/>
@@ -5619,10 +5784,10 @@
         <w:ind w:left="1440" w:hanging="360"/>
       </w:pPr>
       <w:rPr>
-        <w:rFonts w:hint="default" w:ascii="Courier New" w:hAnsi="Courier New"/>
-      </w:rPr>
-    </w:lvl>
-    <w:lvl xmlns:w="http://schemas.openxmlformats.org/wordprocessingml/2006/main" w:ilvl="2">
+        <w:rFonts w:ascii="Courier New" w:hAnsi="Courier New" w:hint="default"/>
+      </w:rPr>
+    </w:lvl>
+    <w:lvl w:ilvl="2" w:tplc="13C00982">
       <w:start w:val="1"/>
       <w:numFmt w:val="bullet"/>
       <w:lvlText w:val=""/>
@@ -5631,10 +5796,10 @@
         <w:ind w:left="2160" w:hanging="360"/>
       </w:pPr>
       <w:rPr>
-        <w:rFonts w:hint="default" w:ascii="Wingdings" w:hAnsi="Wingdings"/>
-      </w:rPr>
-    </w:lvl>
-    <w:lvl xmlns:w="http://schemas.openxmlformats.org/wordprocessingml/2006/main" w:ilvl="3">
+        <w:rFonts w:ascii="Wingdings" w:hAnsi="Wingdings" w:hint="default"/>
+      </w:rPr>
+    </w:lvl>
+    <w:lvl w:ilvl="3" w:tplc="4178F108">
       <w:start w:val="1"/>
       <w:numFmt w:val="bullet"/>
       <w:lvlText w:val=""/>
@@ -5643,10 +5808,10 @@
         <w:ind w:left="2880" w:hanging="360"/>
       </w:pPr>
       <w:rPr>
-        <w:rFonts w:hint="default" w:ascii="Symbol" w:hAnsi="Symbol"/>
-      </w:rPr>
-    </w:lvl>
-    <w:lvl xmlns:w="http://schemas.openxmlformats.org/wordprocessingml/2006/main" w:ilvl="4">
+        <w:rFonts w:ascii="Symbol" w:hAnsi="Symbol" w:hint="default"/>
+      </w:rPr>
+    </w:lvl>
+    <w:lvl w:ilvl="4" w:tplc="702CAD48">
       <w:start w:val="1"/>
       <w:numFmt w:val="bullet"/>
       <w:lvlText w:val="o"/>
@@ -5655,10 +5820,10 @@
         <w:ind w:left="3600" w:hanging="360"/>
       </w:pPr>
       <w:rPr>
-        <w:rFonts w:hint="default" w:ascii="Courier New" w:hAnsi="Courier New"/>
-      </w:rPr>
-    </w:lvl>
-    <w:lvl xmlns:w="http://schemas.openxmlformats.org/wordprocessingml/2006/main" w:ilvl="5">
+        <w:rFonts w:ascii="Courier New" w:hAnsi="Courier New" w:hint="default"/>
+      </w:rPr>
+    </w:lvl>
+    <w:lvl w:ilvl="5" w:tplc="3C1099F6">
       <w:start w:val="1"/>
       <w:numFmt w:val="bullet"/>
       <w:lvlText w:val=""/>
@@ -5667,10 +5832,10 @@
         <w:ind w:left="4320" w:hanging="360"/>
       </w:pPr>
       <w:rPr>
-        <w:rFonts w:hint="default" w:ascii="Wingdings" w:hAnsi="Wingdings"/>
-      </w:rPr>
-    </w:lvl>
-    <w:lvl xmlns:w="http://schemas.openxmlformats.org/wordprocessingml/2006/main" w:ilvl="6">
+        <w:rFonts w:ascii="Wingdings" w:hAnsi="Wingdings" w:hint="default"/>
+      </w:rPr>
+    </w:lvl>
+    <w:lvl w:ilvl="6" w:tplc="17A67BD2">
       <w:start w:val="1"/>
       <w:numFmt w:val="bullet"/>
       <w:lvlText w:val=""/>
@@ -5679,10 +5844,10 @@
         <w:ind w:left="5040" w:hanging="360"/>
       </w:pPr>
       <w:rPr>
-        <w:rFonts w:hint="default" w:ascii="Symbol" w:hAnsi="Symbol"/>
-      </w:rPr>
-    </w:lvl>
-    <w:lvl xmlns:w="http://schemas.openxmlformats.org/wordprocessingml/2006/main" w:ilvl="7">
+        <w:rFonts w:ascii="Symbol" w:hAnsi="Symbol" w:hint="default"/>
+      </w:rPr>
+    </w:lvl>
+    <w:lvl w:ilvl="7" w:tplc="B2DC465E">
       <w:start w:val="1"/>
       <w:numFmt w:val="bullet"/>
       <w:lvlText w:val="o"/>
@@ -5691,10 +5856,10 @@
         <w:ind w:left="5760" w:hanging="360"/>
       </w:pPr>
       <w:rPr>
-        <w:rFonts w:hint="default" w:ascii="Courier New" w:hAnsi="Courier New"/>
-      </w:rPr>
-    </w:lvl>
-    <w:lvl xmlns:w="http://schemas.openxmlformats.org/wordprocessingml/2006/main" w:ilvl="8">
+        <w:rFonts w:ascii="Courier New" w:hAnsi="Courier New" w:hint="default"/>
+      </w:rPr>
+    </w:lvl>
+    <w:lvl w:ilvl="8" w:tplc="FCBEA73A">
       <w:start w:val="1"/>
       <w:numFmt w:val="bullet"/>
       <w:lvlText w:val=""/>
@@ -5703,164 +5868,52 @@
         <w:ind w:left="6480" w:hanging="360"/>
       </w:pPr>
       <w:rPr>
-        <w:rFonts w:hint="default" w:ascii="Wingdings" w:hAnsi="Wingdings"/>
+        <w:rFonts w:ascii="Wingdings" w:hAnsi="Wingdings" w:hint="default"/>
       </w:rPr>
     </w:lvl>
   </w:abstractNum>
-  <w:abstractNum xmlns:w="http://schemas.openxmlformats.org/wordprocessingml/2006/main" w:abstractNumId="1">
-    <w:nsid w:val="7b9a8981"/>
-    <w:multiLevelType xmlns:w="http://schemas.openxmlformats.org/wordprocessingml/2006/main" w:val="hybridMultilevel"/>
-    <w:lvl xmlns:w="http://schemas.openxmlformats.org/wordprocessingml/2006/main" w:ilvl="0">
-      <w:start w:val="1"/>
-      <w:numFmt w:val="bullet"/>
-      <w:lvlText w:val="o"/>
-      <w:lvlJc w:val="left"/>
-      <w:pPr>
-        <w:ind w:left="720" w:hanging="360"/>
-      </w:pPr>
-      <w:rPr>
-        <w:rFonts w:hint="default" w:ascii="Courier New" w:hAnsi="Courier New"/>
-      </w:rPr>
-    </w:lvl>
-    <w:lvl xmlns:w="http://schemas.openxmlformats.org/wordprocessingml/2006/main" w:ilvl="1">
-      <w:start w:val="1"/>
-      <w:numFmt w:val="bullet"/>
-      <w:lvlText w:val="o"/>
-      <w:lvlJc w:val="left"/>
-      <w:pPr>
-        <w:ind w:left="1440" w:hanging="360"/>
-      </w:pPr>
-      <w:rPr>
-        <w:rFonts w:hint="default" w:ascii="Courier New" w:hAnsi="Courier New"/>
-      </w:rPr>
-    </w:lvl>
-    <w:lvl xmlns:w="http://schemas.openxmlformats.org/wordprocessingml/2006/main" w:ilvl="2">
-      <w:start w:val="1"/>
-      <w:numFmt w:val="bullet"/>
-      <w:lvlText w:val=""/>
-      <w:lvlJc w:val="left"/>
-      <w:pPr>
-        <w:ind w:left="2160" w:hanging="360"/>
-      </w:pPr>
-      <w:rPr>
-        <w:rFonts w:hint="default" w:ascii="Wingdings" w:hAnsi="Wingdings"/>
-      </w:rPr>
-    </w:lvl>
-    <w:lvl xmlns:w="http://schemas.openxmlformats.org/wordprocessingml/2006/main" w:ilvl="3">
-      <w:start w:val="1"/>
-      <w:numFmt w:val="bullet"/>
-      <w:lvlText w:val=""/>
-      <w:lvlJc w:val="left"/>
-      <w:pPr>
-        <w:ind w:left="2880" w:hanging="360"/>
-      </w:pPr>
-      <w:rPr>
-        <w:rFonts w:hint="default" w:ascii="Symbol" w:hAnsi="Symbol"/>
-      </w:rPr>
-    </w:lvl>
-    <w:lvl xmlns:w="http://schemas.openxmlformats.org/wordprocessingml/2006/main" w:ilvl="4">
-      <w:start w:val="1"/>
-      <w:numFmt w:val="bullet"/>
-      <w:lvlText w:val="o"/>
-      <w:lvlJc w:val="left"/>
-      <w:pPr>
-        <w:ind w:left="3600" w:hanging="360"/>
-      </w:pPr>
-      <w:rPr>
-        <w:rFonts w:hint="default" w:ascii="Courier New" w:hAnsi="Courier New"/>
-      </w:rPr>
-    </w:lvl>
-    <w:lvl xmlns:w="http://schemas.openxmlformats.org/wordprocessingml/2006/main" w:ilvl="5">
-      <w:start w:val="1"/>
-      <w:numFmt w:val="bullet"/>
-      <w:lvlText w:val=""/>
-      <w:lvlJc w:val="left"/>
-      <w:pPr>
-        <w:ind w:left="4320" w:hanging="360"/>
-      </w:pPr>
-      <w:rPr>
-        <w:rFonts w:hint="default" w:ascii="Wingdings" w:hAnsi="Wingdings"/>
-      </w:rPr>
-    </w:lvl>
-    <w:lvl xmlns:w="http://schemas.openxmlformats.org/wordprocessingml/2006/main" w:ilvl="6">
-      <w:start w:val="1"/>
-      <w:numFmt w:val="bullet"/>
-      <w:lvlText w:val=""/>
-      <w:lvlJc w:val="left"/>
-      <w:pPr>
-        <w:ind w:left="5040" w:hanging="360"/>
-      </w:pPr>
-      <w:rPr>
-        <w:rFonts w:hint="default" w:ascii="Symbol" w:hAnsi="Symbol"/>
-      </w:rPr>
-    </w:lvl>
-    <w:lvl xmlns:w="http://schemas.openxmlformats.org/wordprocessingml/2006/main" w:ilvl="7">
-      <w:start w:val="1"/>
-      <w:numFmt w:val="bullet"/>
-      <w:lvlText w:val="o"/>
-      <w:lvlJc w:val="left"/>
-      <w:pPr>
-        <w:ind w:left="5760" w:hanging="360"/>
-      </w:pPr>
-      <w:rPr>
-        <w:rFonts w:hint="default" w:ascii="Courier New" w:hAnsi="Courier New"/>
-      </w:rPr>
-    </w:lvl>
-    <w:lvl xmlns:w="http://schemas.openxmlformats.org/wordprocessingml/2006/main" w:ilvl="8">
-      <w:start w:val="1"/>
-      <w:numFmt w:val="bullet"/>
-      <w:lvlText w:val=""/>
-      <w:lvlJc w:val="left"/>
-      <w:pPr>
-        <w:ind w:left="6480" w:hanging="360"/>
-      </w:pPr>
-      <w:rPr>
-        <w:rFonts w:hint="default" w:ascii="Wingdings" w:hAnsi="Wingdings"/>
-      </w:rPr>
-    </w:lvl>
-  </w:abstractNum>
-  <w:num w:numId="11">
-    <w:abstractNumId w:val="11"/>
-  </w:num>
-  <w:num w:numId="10">
-    <w:abstractNumId w:val="10"/>
-  </w:num>
-  <w:num w:numId="9">
-    <w:abstractNumId w:val="9"/>
-  </w:num>
-  <w:num w:numId="8">
-    <w:abstractNumId w:val="8"/>
-  </w:num>
-  <w:num w:numId="7">
+  <w:num w:numId="1">
     <w:abstractNumId w:val="7"/>
   </w:num>
-  <w:num w:numId="6">
-    <w:abstractNumId w:val="6"/>
-  </w:num>
-  <w:num w:numId="5">
-    <w:abstractNumId w:val="5"/>
-  </w:num>
-  <w:num w:numId="4">
-    <w:abstractNumId w:val="4"/>
+  <w:num w:numId="2">
+    <w:abstractNumId w:val="8"/>
   </w:num>
   <w:num w:numId="3">
     <w:abstractNumId w:val="3"/>
   </w:num>
-  <w:num w:numId="2">
+  <w:num w:numId="4">
+    <w:abstractNumId w:val="9"/>
+  </w:num>
+  <w:num w:numId="5">
+    <w:abstractNumId w:val="6"/>
+  </w:num>
+  <w:num w:numId="6">
     <w:abstractNumId w:val="2"/>
   </w:num>
-  <w:num w:numId="1">
+  <w:num w:numId="7">
     <w:abstractNumId w:val="1"/>
+  </w:num>
+  <w:num w:numId="8">
+    <w:abstractNumId w:val="4"/>
+  </w:num>
+  <w:num w:numId="9">
+    <w:abstractNumId w:val="5"/>
+  </w:num>
+  <w:num w:numId="10">
+    <w:abstractNumId w:val="0"/>
+  </w:num>
+  <w:num w:numId="11">
+    <w:abstractNumId w:val="10"/>
   </w:num>
 </w:numbering>
 </file>
 
 <file path=word/styles.xml><?xml version="1.0" encoding="utf-8"?>
-<w:styles xmlns:wp14="http://schemas.microsoft.com/office/word/2010/wordprocessingDrawing" xmlns:mc="http://schemas.openxmlformats.org/markup-compatibility/2006" xmlns:r="http://schemas.openxmlformats.org/officeDocument/2006/relationships" xmlns:w="http://schemas.openxmlformats.org/wordprocessingml/2006/main" xmlns:w14="http://schemas.microsoft.com/office/word/2010/wordml" xmlns:w15="http://schemas.microsoft.com/office/word/2012/wordml" xmlns:w16se="http://schemas.microsoft.com/office/word/2015/wordml/symex" xmlns:w16cid="http://schemas.microsoft.com/office/word/2016/wordml/cid" xmlns:w16="http://schemas.microsoft.com/office/word/2018/wordml" xmlns:w16cex="http://schemas.microsoft.com/office/word/2018/wordml/cex" xmlns:w16sdtdh="http://schemas.microsoft.com/office/word/2020/wordml/sdtdatahash" xmlns:w16sdtfl="http://schemas.microsoft.com/office/word/2024/wordml/sdtformatlock" mc:Ignorable="w14 w15 wp14 w16se w16cid w16 w16cex w16sdtdh w16sdtfl">
+<w:styles xmlns:mc="http://schemas.openxmlformats.org/markup-compatibility/2006" xmlns:r="http://schemas.openxmlformats.org/officeDocument/2006/relationships" xmlns:w="http://schemas.openxmlformats.org/wordprocessingml/2006/main" xmlns:w14="http://schemas.microsoft.com/office/word/2010/wordml" xmlns:w15="http://schemas.microsoft.com/office/word/2012/wordml" mc:Ignorable="w14 w15">
   <w:docDefaults>
     <w:rPrDefault>
       <w:rPr>
-        <w:rFonts w:asciiTheme="minorHAnsi" w:hAnsiTheme="minorHAnsi" w:eastAsiaTheme="minorEastAsia" w:cstheme="minorBidi"/>
+        <w:rFonts w:asciiTheme="minorHAnsi" w:eastAsiaTheme="minorEastAsia" w:hAnsiTheme="minorHAnsi" w:cstheme="minorBidi"/>
         <w:sz w:val="24"/>
         <w:szCs w:val="24"/>
         <w:lang w:val="en-US" w:eastAsia="ja-JP" w:bidi="ar-SA"/>
@@ -5875,14 +5928,14 @@
   <w:latentStyles w:defLockedState="0" w:defUIPriority="99" w:defSemiHidden="0" w:defUnhideWhenUsed="0" w:defQFormat="0" w:count="371">
     <w:lsdException w:name="Normal" w:uiPriority="0" w:qFormat="1"/>
     <w:lsdException w:name="heading 1" w:uiPriority="9" w:qFormat="1"/>
-    <w:lsdException w:name="heading 2" w:uiPriority="9" w:semiHidden="1" w:unhideWhenUsed="1" w:qFormat="1"/>
-    <w:lsdException w:name="heading 3" w:uiPriority="9" w:semiHidden="1" w:unhideWhenUsed="1" w:qFormat="1"/>
-    <w:lsdException w:name="heading 4" w:uiPriority="9" w:semiHidden="1" w:unhideWhenUsed="1" w:qFormat="1"/>
-    <w:lsdException w:name="heading 5" w:uiPriority="9" w:semiHidden="1" w:unhideWhenUsed="1" w:qFormat="1"/>
-    <w:lsdException w:name="heading 6" w:uiPriority="9" w:semiHidden="1" w:unhideWhenUsed="1" w:qFormat="1"/>
-    <w:lsdException w:name="heading 7" w:uiPriority="9" w:semiHidden="1" w:unhideWhenUsed="1" w:qFormat="1"/>
-    <w:lsdException w:name="heading 8" w:uiPriority="9" w:semiHidden="1" w:unhideWhenUsed="1" w:qFormat="1"/>
-    <w:lsdException w:name="heading 9" w:uiPriority="9" w:semiHidden="1" w:unhideWhenUsed="1" w:qFormat="1"/>
+    <w:lsdException w:name="heading 2" w:semiHidden="1" w:uiPriority="9" w:unhideWhenUsed="1" w:qFormat="1"/>
+    <w:lsdException w:name="heading 3" w:semiHidden="1" w:uiPriority="9" w:unhideWhenUsed="1" w:qFormat="1"/>
+    <w:lsdException w:name="heading 4" w:semiHidden="1" w:uiPriority="9" w:unhideWhenUsed="1" w:qFormat="1"/>
+    <w:lsdException w:name="heading 5" w:semiHidden="1" w:uiPriority="9" w:unhideWhenUsed="1" w:qFormat="1"/>
+    <w:lsdException w:name="heading 6" w:semiHidden="1" w:uiPriority="9" w:unhideWhenUsed="1" w:qFormat="1"/>
+    <w:lsdException w:name="heading 7" w:semiHidden="1" w:uiPriority="9" w:unhideWhenUsed="1" w:qFormat="1"/>
+    <w:lsdException w:name="heading 8" w:semiHidden="1" w:uiPriority="9" w:unhideWhenUsed="1" w:qFormat="1"/>
+    <w:lsdException w:name="heading 9" w:semiHidden="1" w:uiPriority="9" w:unhideWhenUsed="1" w:qFormat="1"/>
     <w:lsdException w:name="index 1" w:semiHidden="1" w:unhideWhenUsed="1"/>
     <w:lsdException w:name="index 2" w:semiHidden="1" w:unhideWhenUsed="1"/>
     <w:lsdException w:name="index 3" w:semiHidden="1" w:unhideWhenUsed="1"/>
@@ -5892,22 +5945,22 @@
     <w:lsdException w:name="index 7" w:semiHidden="1" w:unhideWhenUsed="1"/>
     <w:lsdException w:name="index 8" w:semiHidden="1" w:unhideWhenUsed="1"/>
     <w:lsdException w:name="index 9" w:semiHidden="1" w:unhideWhenUsed="1"/>
-    <w:lsdException w:name="toc 1" w:uiPriority="39" w:semiHidden="1" w:unhideWhenUsed="1"/>
-    <w:lsdException w:name="toc 2" w:uiPriority="39" w:semiHidden="1" w:unhideWhenUsed="1"/>
-    <w:lsdException w:name="toc 3" w:uiPriority="39" w:semiHidden="1" w:unhideWhenUsed="1"/>
-    <w:lsdException w:name="toc 4" w:uiPriority="39" w:semiHidden="1" w:unhideWhenUsed="1"/>
-    <w:lsdException w:name="toc 5" w:uiPriority="39" w:semiHidden="1" w:unhideWhenUsed="1"/>
-    <w:lsdException w:name="toc 6" w:uiPriority="39" w:semiHidden="1" w:unhideWhenUsed="1"/>
-    <w:lsdException w:name="toc 7" w:uiPriority="39" w:semiHidden="1" w:unhideWhenUsed="1"/>
-    <w:lsdException w:name="toc 8" w:uiPriority="39" w:semiHidden="1" w:unhideWhenUsed="1"/>
-    <w:lsdException w:name="toc 9" w:uiPriority="39" w:semiHidden="1" w:unhideWhenUsed="1"/>
+    <w:lsdException w:name="toc 1" w:semiHidden="1" w:uiPriority="39" w:unhideWhenUsed="1"/>
+    <w:lsdException w:name="toc 2" w:semiHidden="1" w:uiPriority="39" w:unhideWhenUsed="1"/>
+    <w:lsdException w:name="toc 3" w:semiHidden="1" w:uiPriority="39" w:unhideWhenUsed="1"/>
+    <w:lsdException w:name="toc 4" w:semiHidden="1" w:uiPriority="39" w:unhideWhenUsed="1"/>
+    <w:lsdException w:name="toc 5" w:semiHidden="1" w:uiPriority="39" w:unhideWhenUsed="1"/>
+    <w:lsdException w:name="toc 6" w:semiHidden="1" w:uiPriority="39" w:unhideWhenUsed="1"/>
+    <w:lsdException w:name="toc 7" w:semiHidden="1" w:uiPriority="39" w:unhideWhenUsed="1"/>
+    <w:lsdException w:name="toc 8" w:semiHidden="1" w:uiPriority="39" w:unhideWhenUsed="1"/>
+    <w:lsdException w:name="toc 9" w:semiHidden="1" w:uiPriority="39" w:unhideWhenUsed="1"/>
     <w:lsdException w:name="Normal Indent" w:semiHidden="1" w:unhideWhenUsed="1"/>
     <w:lsdException w:name="footnote text" w:semiHidden="1" w:unhideWhenUsed="1"/>
     <w:lsdException w:name="annotation text" w:semiHidden="1" w:unhideWhenUsed="1"/>
     <w:lsdException w:name="header" w:semiHidden="1" w:unhideWhenUsed="1"/>
     <w:lsdException w:name="footer" w:semiHidden="1" w:unhideWhenUsed="1"/>
     <w:lsdException w:name="index heading" w:semiHidden="1" w:unhideWhenUsed="1"/>
-    <w:lsdException w:name="caption" w:uiPriority="35" w:semiHidden="1" w:unhideWhenUsed="1" w:qFormat="1"/>
+    <w:lsdException w:name="caption" w:semiHidden="1" w:uiPriority="35" w:unhideWhenUsed="1" w:qFormat="1"/>
     <w:lsdException w:name="table of figures" w:semiHidden="1" w:unhideWhenUsed="1"/>
     <w:lsdException w:name="envelope address" w:semiHidden="1" w:unhideWhenUsed="1"/>
     <w:lsdException w:name="envelope return" w:semiHidden="1" w:unhideWhenUsed="1"/>
@@ -5938,7 +5991,7 @@
     <w:lsdException w:name="Title" w:uiPriority="10" w:qFormat="1"/>
     <w:lsdException w:name="Closing" w:semiHidden="1" w:unhideWhenUsed="1"/>
     <w:lsdException w:name="Signature" w:semiHidden="1" w:unhideWhenUsed="1"/>
-    <w:lsdException w:name="Default Paragraph Font" w:uiPriority="1" w:semiHidden="1" w:unhideWhenUsed="1"/>
+    <w:lsdException w:name="Default Paragraph Font" w:semiHidden="1" w:uiPriority="1" w:unhideWhenUsed="1"/>
     <w:lsdException w:name="Body Text" w:semiHidden="1" w:unhideWhenUsed="1"/>
     <w:lsdException w:name="Body Text Indent" w:semiHidden="1" w:unhideWhenUsed="1"/>
     <w:lsdException w:name="List Continue" w:semiHidden="1" w:unhideWhenUsed="1"/>
@@ -6138,8 +6191,8 @@
     <w:lsdException w:name="Subtle Reference" w:uiPriority="31" w:qFormat="1"/>
     <w:lsdException w:name="Intense Reference" w:uiPriority="32" w:qFormat="1"/>
     <w:lsdException w:name="Book Title" w:uiPriority="33" w:qFormat="1"/>
-    <w:lsdException w:name="Bibliography" w:uiPriority="37" w:semiHidden="1" w:unhideWhenUsed="1"/>
-    <w:lsdException w:name="TOC Heading" w:uiPriority="39" w:semiHidden="1" w:unhideWhenUsed="1" w:qFormat="1"/>
+    <w:lsdException w:name="Bibliography" w:semiHidden="1" w:uiPriority="37" w:unhideWhenUsed="1"/>
+    <w:lsdException w:name="TOC Heading" w:semiHidden="1" w:uiPriority="39" w:unhideWhenUsed="1" w:qFormat="1"/>
     <w:lsdException w:name="Plain Table 1" w:uiPriority="41"/>
     <w:lsdException w:name="Plain Table 2" w:uiPriority="42"/>
     <w:lsdException w:name="Plain Table 3" w:uiPriority="43"/>
@@ -6245,17 +6298,58 @@
     <w:lsdException w:name="List Table 6 Colorful Accent 6" w:uiPriority="51"/>
     <w:lsdException w:name="List Table 7 Colorful Accent 6" w:uiPriority="52"/>
   </w:latentStyles>
-  <w:style w:type="paragraph" w:styleId="Normal" w:default="1">
+  <w:style w:type="paragraph" w:default="1" w:styleId="Normal">
     <w:name w:val="Normal"/>
     <w:qFormat/>
   </w:style>
-  <w:style w:type="character" w:styleId="DefaultParagraphFont" w:default="1">
+  <w:style w:type="paragraph" w:styleId="Heading1">
+    <w:name w:val="heading 1"/>
+    <w:basedOn w:val="Normal"/>
+    <w:next w:val="Normal"/>
+    <w:uiPriority w:val="9"/>
+    <w:qFormat/>
+    <w:rsid w:val="3DFB63E9"/>
+    <w:pPr>
+      <w:keepNext/>
+      <w:keepLines/>
+      <w:spacing w:before="360" w:after="80"/>
+      <w:outlineLvl w:val="0"/>
+    </w:pPr>
+    <w:rPr>
+      <w:rFonts w:asciiTheme="majorHAnsi" w:eastAsiaTheme="majorEastAsia" w:hAnsiTheme="majorHAnsi" w:cstheme="majorBidi"/>
+      <w:color w:val="0F4761" w:themeColor="accent1" w:themeShade="BF"/>
+      <w:sz w:val="40"/>
+      <w:szCs w:val="40"/>
+    </w:rPr>
+  </w:style>
+  <w:style w:type="paragraph" w:styleId="Heading2">
+    <w:name w:val="heading 2"/>
+    <w:basedOn w:val="Normal"/>
+    <w:next w:val="Normal"/>
+    <w:uiPriority w:val="9"/>
+    <w:unhideWhenUsed/>
+    <w:qFormat/>
+    <w:rsid w:val="3DFB63E9"/>
+    <w:pPr>
+      <w:keepNext/>
+      <w:keepLines/>
+      <w:spacing w:before="160" w:after="80"/>
+      <w:outlineLvl w:val="1"/>
+    </w:pPr>
+    <w:rPr>
+      <w:rFonts w:asciiTheme="majorHAnsi" w:eastAsiaTheme="majorEastAsia" w:hAnsiTheme="majorHAnsi" w:cstheme="majorBidi"/>
+      <w:color w:val="0F4761" w:themeColor="accent1" w:themeShade="BF"/>
+      <w:sz w:val="32"/>
+      <w:szCs w:val="32"/>
+    </w:rPr>
+  </w:style>
+  <w:style w:type="character" w:default="1" w:styleId="DefaultParagraphFont">
     <w:name w:val="Default Paragraph Font"/>
     <w:uiPriority w:val="1"/>
     <w:semiHidden/>
     <w:unhideWhenUsed/>
   </w:style>
-  <w:style w:type="table" w:styleId="TableNormal" w:default="1">
+  <w:style w:type="table" w:default="1" w:styleId="TableNormal">
     <w:name w:val="Normal Table"/>
     <w:uiPriority w:val="99"/>
     <w:semiHidden/>
@@ -6270,154 +6364,106 @@
       </w:tblCellMar>
     </w:tblPr>
   </w:style>
-  <w:style w:type="numbering" w:styleId="NoList" w:default="1">
+  <w:style w:type="numbering" w:default="1" w:styleId="NoList">
     <w:name w:val="No List"/>
     <w:uiPriority w:val="99"/>
     <w:semiHidden/>
     <w:unhideWhenUsed/>
   </w:style>
   <w:style w:type="paragraph" w:styleId="Title">
-    <w:uiPriority w:val="10"/>
     <w:name w:val="Title"/>
     <w:basedOn w:val="Normal"/>
     <w:next w:val="Normal"/>
+    <w:uiPriority w:val="10"/>
     <w:qFormat/>
     <w:rsid w:val="3DFB63E9"/>
-    <w:rPr>
-      <w:rFonts w:ascii="Aptos Display" w:hAnsi="Aptos Display" w:eastAsia="" w:cs="" w:asciiTheme="majorAscii" w:hAnsiTheme="majorAscii" w:eastAsiaTheme="majorEastAsia" w:cstheme="majorBidi"/>
-      <w:sz w:val="56"/>
-      <w:szCs w:val="56"/>
-    </w:rPr>
     <w:pPr>
       <w:spacing w:after="80" w:line="240" w:lineRule="auto"/>
       <w:contextualSpacing/>
     </w:pPr>
+    <w:rPr>
+      <w:rFonts w:asciiTheme="majorHAnsi" w:eastAsiaTheme="majorEastAsia" w:hAnsiTheme="majorHAnsi" w:cstheme="majorBidi"/>
+      <w:sz w:val="56"/>
+      <w:szCs w:val="56"/>
+    </w:rPr>
   </w:style>
   <w:style w:type="paragraph" w:styleId="Header">
-    <w:uiPriority w:val="99"/>
     <w:name w:val="header"/>
     <w:basedOn w:val="Normal"/>
+    <w:uiPriority w:val="99"/>
     <w:unhideWhenUsed/>
     <w:rsid w:val="3DFB63E9"/>
     <w:pPr>
       <w:tabs>
-        <w:tab w:val="center" w:leader="none" w:pos="4680"/>
-        <w:tab w:val="right" w:leader="none" w:pos="9360"/>
+        <w:tab w:val="center" w:pos="4680"/>
+        <w:tab w:val="right" w:pos="9360"/>
       </w:tabs>
       <w:spacing w:after="0" w:line="240" w:lineRule="auto"/>
     </w:pPr>
   </w:style>
   <w:style w:type="paragraph" w:styleId="Footer">
-    <w:uiPriority w:val="99"/>
     <w:name w:val="footer"/>
     <w:basedOn w:val="Normal"/>
+    <w:link w:val="FooterChar"/>
+    <w:uiPriority w:val="99"/>
     <w:unhideWhenUsed/>
     <w:rsid w:val="3DFB63E9"/>
     <w:pPr>
       <w:tabs>
-        <w:tab w:val="center" w:leader="none" w:pos="4680"/>
-        <w:tab w:val="right" w:leader="none" w:pos="9360"/>
+        <w:tab w:val="center" w:pos="4680"/>
+        <w:tab w:val="right" w:pos="9360"/>
       </w:tabs>
       <w:spacing w:after="0" w:line="240" w:lineRule="auto"/>
     </w:pPr>
   </w:style>
   <w:style w:type="paragraph" w:styleId="Subtitle">
-    <w:uiPriority w:val="11"/>
     <w:name w:val="Subtitle"/>
     <w:basedOn w:val="Normal"/>
     <w:next w:val="Normal"/>
+    <w:uiPriority w:val="11"/>
     <w:qFormat/>
     <w:rsid w:val="3DFB63E9"/>
     <w:rPr>
-      <w:rFonts w:eastAsia="" w:cs="" w:eastAsiaTheme="majorEastAsia" w:cstheme="majorBidi"/>
-      <w:color w:val="595959" w:themeColor="text1" w:themeTint="A6" w:themeShade="FF"/>
+      <w:rFonts w:eastAsiaTheme="majorEastAsia" w:cstheme="majorBidi"/>
+      <w:color w:val="595959" w:themeColor="text1" w:themeTint="A6"/>
       <w:sz w:val="28"/>
       <w:szCs w:val="28"/>
     </w:rPr>
   </w:style>
-  <w:style w:type="paragraph" w:styleId="Heading1">
-    <w:uiPriority w:val="9"/>
-    <w:name w:val="heading 1"/>
-    <w:basedOn w:val="Normal"/>
-    <w:next w:val="Normal"/>
-    <w:qFormat/>
-    <w:rsid w:val="3DFB63E9"/>
-    <w:rPr>
-      <w:rFonts w:ascii="Aptos Display" w:hAnsi="Aptos Display" w:eastAsia="" w:cs="" w:asciiTheme="majorAscii" w:hAnsiTheme="majorAscii" w:eastAsiaTheme="majorEastAsia" w:cstheme="majorBidi"/>
-      <w:color w:val="0F4761" w:themeColor="accent1" w:themeTint="FF" w:themeShade="BF"/>
-      <w:sz w:val="40"/>
-      <w:szCs w:val="40"/>
-    </w:rPr>
-    <w:pPr>
-      <w:keepNext w:val="1"/>
-      <w:keepLines w:val="1"/>
-      <w:spacing w:before="360" w:after="80"/>
-      <w:outlineLvl w:val="0"/>
-    </w:pPr>
-  </w:style>
-  <w:style w:type="paragraph" w:styleId="Heading2">
-    <w:uiPriority w:val="9"/>
-    <w:name w:val="heading 2"/>
-    <w:basedOn w:val="Normal"/>
-    <w:next w:val="Normal"/>
-    <w:unhideWhenUsed/>
-    <w:qFormat/>
-    <w:rsid w:val="3DFB63E9"/>
-    <w:rPr>
-      <w:rFonts w:ascii="Aptos Display" w:hAnsi="Aptos Display" w:eastAsia="" w:cs="" w:asciiTheme="majorAscii" w:hAnsiTheme="majorAscii" w:eastAsiaTheme="majorEastAsia" w:cstheme="majorBidi"/>
-      <w:color w:val="0F4761" w:themeColor="accent1" w:themeTint="FF" w:themeShade="BF"/>
-      <w:sz w:val="32"/>
-      <w:szCs w:val="32"/>
-    </w:rPr>
-    <w:pPr>
-      <w:keepNext w:val="1"/>
-      <w:keepLines w:val="1"/>
-      <w:spacing w:before="160" w:after="80"/>
-      <w:outlineLvl w:val="1"/>
-    </w:pPr>
-  </w:style>
   <w:style w:type="paragraph" w:styleId="ListParagraph">
-    <w:uiPriority w:val="34"/>
     <w:name w:val="List Paragraph"/>
     <w:basedOn w:val="Normal"/>
+    <w:uiPriority w:val="34"/>
     <w:qFormat/>
     <w:rsid w:val="3DFB63E9"/>
     <w:pPr>
-      <w:spacing/>
       <w:ind w:left="720"/>
       <w:contextualSpacing/>
     </w:pPr>
   </w:style>
-  <w:style xmlns:w="http://schemas.openxmlformats.org/wordprocessingml/2006/main" w:type="table" w:styleId="TableGrid">
-    <w:name xmlns:w="http://schemas.openxmlformats.org/wordprocessingml/2006/main" w:val="Table Grid"/>
-    <w:basedOn xmlns:w="http://schemas.openxmlformats.org/wordprocessingml/2006/main" w:val="TableNormal"/>
-    <w:uiPriority xmlns:w="http://schemas.openxmlformats.org/wordprocessingml/2006/main" w:val="59"/>
-    <w:rsid xmlns:w="http://schemas.openxmlformats.org/wordprocessingml/2006/main" w:val="00FB4123"/>
-    <w:pPr xmlns:w="http://schemas.openxmlformats.org/wordprocessingml/2006/main">
+  <w:style w:type="table" w:styleId="TableGrid">
+    <w:name w:val="Table Grid"/>
+    <w:basedOn w:val="TableNormal"/>
+    <w:uiPriority w:val="59"/>
+    <w:rsid w:val="00FB4123"/>
+    <w:pPr>
       <w:spacing w:after="0" w:line="240" w:lineRule="auto"/>
     </w:pPr>
-    <w:tblPr xmlns:w="http://schemas.openxmlformats.org/wordprocessingml/2006/main">
-      <w:tblInd w:w="0" w:type="dxa"/>
+    <w:tblPr>
       <w:tblBorders>
-        <w:top w:val="single" w:color="000000" w:themeColor="text1" w:sz="4" w:space="0"/>
-        <w:left w:val="single" w:color="000000" w:themeColor="text1" w:sz="4" w:space="0"/>
-        <w:bottom w:val="single" w:color="000000" w:themeColor="text1" w:sz="4" w:space="0"/>
-        <w:right w:val="single" w:color="000000" w:themeColor="text1" w:sz="4" w:space="0"/>
-        <w:insideH w:val="single" w:color="000000" w:themeColor="text1" w:sz="4" w:space="0"/>
-        <w:insideV w:val="single" w:color="000000" w:themeColor="text1" w:sz="4" w:space="0"/>
+        <w:top w:val="single" w:sz="4" w:space="0" w:color="000000" w:themeColor="text1"/>
+        <w:left w:val="single" w:sz="4" w:space="0" w:color="000000" w:themeColor="text1"/>
+        <w:bottom w:val="single" w:sz="4" w:space="0" w:color="000000" w:themeColor="text1"/>
+        <w:right w:val="single" w:sz="4" w:space="0" w:color="000000" w:themeColor="text1"/>
+        <w:insideH w:val="single" w:sz="4" w:space="0" w:color="000000" w:themeColor="text1"/>
+        <w:insideV w:val="single" w:sz="4" w:space="0" w:color="000000" w:themeColor="text1"/>
       </w:tblBorders>
-      <w:tblCellMar>
-        <w:top w:w="0" w:type="dxa"/>
-        <w:left w:w="108" w:type="dxa"/>
-        <w:bottom w:w="0" w:type="dxa"/>
-        <w:right w:w="108" w:type="dxa"/>
-      </w:tblCellMar>
     </w:tblPr>
   </w:style>
   <w:style w:type="character" w:styleId="Hyperlink">
-    <w:uiPriority w:val="99"/>
     <w:name w:val="Hyperlink"/>
     <w:basedOn w:val="DefaultParagraphFont"/>
+    <w:uiPriority w:val="99"/>
     <w:unhideWhenUsed/>
     <w:rsid w:val="4C80802F"/>
     <w:rPr>
@@ -6426,10 +6472,10 @@
     </w:rPr>
   </w:style>
   <w:style w:type="paragraph" w:styleId="TOC1">
-    <w:uiPriority w:val="39"/>
     <w:name w:val="toc 1"/>
     <w:basedOn w:val="Normal"/>
     <w:next w:val="Normal"/>
+    <w:uiPriority w:val="39"/>
     <w:unhideWhenUsed/>
     <w:rsid w:val="4C80802F"/>
     <w:pPr>
@@ -6437,10 +6483,10 @@
     </w:pPr>
   </w:style>
   <w:style w:type="paragraph" w:styleId="TOC2">
-    <w:uiPriority w:val="39"/>
     <w:name w:val="toc 2"/>
     <w:basedOn w:val="Normal"/>
     <w:next w:val="Normal"/>
+    <w:uiPriority w:val="39"/>
     <w:unhideWhenUsed/>
     <w:rsid w:val="4C80802F"/>
     <w:pPr>
@@ -6448,33 +6494,26 @@
       <w:ind w:left="220"/>
     </w:pPr>
   </w:style>
-  <w:style xmlns:w14="http://schemas.microsoft.com/office/word/2010/wordml" xmlns:mc="http://schemas.openxmlformats.org/markup-compatibility/2006" xmlns:w="http://schemas.openxmlformats.org/wordprocessingml/2006/main" w:type="table" w:styleId="GridTable4-Accent3" mc:Ignorable="w14">
-    <w:name xmlns:w="http://schemas.openxmlformats.org/wordprocessingml/2006/main" w:val="Grid Table 4 Accent 3"/>
-    <w:basedOn xmlns:w="http://schemas.openxmlformats.org/wordprocessingml/2006/main" w:val="TableNormal"/>
-    <w:uiPriority xmlns:w="http://schemas.openxmlformats.org/wordprocessingml/2006/main" w:val="49"/>
-    <w:pPr xmlns:w="http://schemas.openxmlformats.org/wordprocessingml/2006/main">
-      <w:spacing xmlns:w="http://schemas.openxmlformats.org/wordprocessingml/2006/main" w:after="0" w:line="240" w:lineRule="auto"/>
+  <w:style w:type="table" w:styleId="GridTable4-Accent3">
+    <w:name w:val="Grid Table 4 Accent 3"/>
+    <w:basedOn w:val="TableNormal"/>
+    <w:uiPriority w:val="49"/>
+    <w:pPr>
+      <w:spacing w:after="0" w:line="240" w:lineRule="auto"/>
     </w:pPr>
-    <w:tblPr xmlns:w="http://schemas.openxmlformats.org/wordprocessingml/2006/main">
+    <w:tblPr>
       <w:tblStyleRowBandSize w:val="1"/>
       <w:tblStyleColBandSize w:val="1"/>
-      <w:tblInd w:w="0" w:type="dxa"/>
       <w:tblBorders>
-        <w:top w:val="single" w:color="C9C9C9" w:themeColor="accent3" w:themeTint="99" w:sz="4" w:space="0"/>
-        <w:left w:val="single" w:color="C9C9C9" w:themeColor="accent3" w:themeTint="99" w:sz="4" w:space="0"/>
-        <w:bottom w:val="single" w:color="C9C9C9" w:themeColor="accent3" w:themeTint="99" w:sz="4" w:space="0"/>
-        <w:right w:val="single" w:color="C9C9C9" w:themeColor="accent3" w:themeTint="99" w:sz="4" w:space="0"/>
-        <w:insideH w:val="single" w:color="C9C9C9" w:themeColor="accent3" w:themeTint="99" w:sz="4" w:space="0"/>
-        <w:insideV w:val="single" w:color="C9C9C9" w:themeColor="accent3" w:themeTint="99" w:sz="4" w:space="0"/>
+        <w:top w:val="single" w:sz="4" w:space="0" w:color="47D459" w:themeColor="accent3" w:themeTint="99"/>
+        <w:left w:val="single" w:sz="4" w:space="0" w:color="47D459" w:themeColor="accent3" w:themeTint="99"/>
+        <w:bottom w:val="single" w:sz="4" w:space="0" w:color="47D459" w:themeColor="accent3" w:themeTint="99"/>
+        <w:right w:val="single" w:sz="4" w:space="0" w:color="47D459" w:themeColor="accent3" w:themeTint="99"/>
+        <w:insideH w:val="single" w:sz="4" w:space="0" w:color="47D459" w:themeColor="accent3" w:themeTint="99"/>
+        <w:insideV w:val="single" w:sz="4" w:space="0" w:color="47D459" w:themeColor="accent3" w:themeTint="99"/>
       </w:tblBorders>
-      <w:tblCellMar>
-        <w:top w:w="0" w:type="dxa"/>
-        <w:left w:w="108" w:type="dxa"/>
-        <w:bottom w:w="0" w:type="dxa"/>
-        <w:right w:w="108" w:type="dxa"/>
-      </w:tblCellMar>
     </w:tblPr>
-    <w:tblStylePr xmlns:w="http://schemas.openxmlformats.org/wordprocessingml/2006/main" w:type="firstRow">
+    <w:tblStylePr w:type="firstRow">
       <w:rPr>
         <w:b/>
         <w:bCs/>
@@ -6483,17 +6522,17 @@
       <w:tblPr/>
       <w:tcPr>
         <w:tcBorders>
-          <w:top w:val="single" w:color="A5A5A5" w:themeColor="accent3" w:sz="4" w:space="0"/>
-          <w:left w:val="single" w:color="A5A5A5" w:themeColor="accent3" w:sz="4" w:space="0"/>
-          <w:bottom w:val="single" w:color="A5A5A5" w:themeColor="accent3" w:sz="4" w:space="0"/>
-          <w:right w:val="single" w:color="A5A5A5" w:themeColor="accent3" w:sz="4" w:space="0"/>
+          <w:top w:val="single" w:sz="4" w:space="0" w:color="196B24" w:themeColor="accent3"/>
+          <w:left w:val="single" w:sz="4" w:space="0" w:color="196B24" w:themeColor="accent3"/>
+          <w:bottom w:val="single" w:sz="4" w:space="0" w:color="196B24" w:themeColor="accent3"/>
+          <w:right w:val="single" w:sz="4" w:space="0" w:color="196B24" w:themeColor="accent3"/>
           <w:insideH w:val="nil"/>
           <w:insideV w:val="nil"/>
         </w:tcBorders>
-        <w:shd w:val="clear" w:color="auto" w:fill="A5A5A5" w:themeFill="accent3"/>
+        <w:shd w:val="clear" w:color="auto" w:fill="196B24" w:themeFill="accent3"/>
       </w:tcPr>
     </w:tblStylePr>
-    <w:tblStylePr xmlns:w="http://schemas.openxmlformats.org/wordprocessingml/2006/main" w:type="lastRow">
+    <w:tblStylePr w:type="lastRow">
       <w:rPr>
         <w:b/>
         <w:bCs/>
@@ -6501,65 +6540,58 @@
       <w:tblPr/>
       <w:tcPr>
         <w:tcBorders>
-          <w:top w:val="double" w:color="A5A5A5" w:themeColor="accent3" w:sz="4" w:space="0"/>
+          <w:top w:val="double" w:sz="4" w:space="0" w:color="196B24" w:themeColor="accent3"/>
         </w:tcBorders>
       </w:tcPr>
     </w:tblStylePr>
-    <w:tblStylePr xmlns:w="http://schemas.openxmlformats.org/wordprocessingml/2006/main" w:type="firstCol">
+    <w:tblStylePr w:type="firstCol">
       <w:rPr>
         <w:b/>
         <w:bCs/>
       </w:rPr>
     </w:tblStylePr>
-    <w:tblStylePr xmlns:w="http://schemas.openxmlformats.org/wordprocessingml/2006/main" w:type="lastCol">
+    <w:tblStylePr w:type="lastCol">
       <w:rPr>
         <w:b/>
         <w:bCs/>
       </w:rPr>
     </w:tblStylePr>
-    <w:tblStylePr xmlns:w="http://schemas.openxmlformats.org/wordprocessingml/2006/main" w:type="band1Vert">
+    <w:tblStylePr w:type="band1Vert">
       <w:tblPr/>
       <w:tcPr>
-        <w:shd w:val="clear" w:color="auto" w:fill="EDEDED" w:themeFill="accent3" w:themeFillTint="33"/>
+        <w:shd w:val="clear" w:color="auto" w:fill="C1F0C7" w:themeFill="accent3" w:themeFillTint="33"/>
       </w:tcPr>
     </w:tblStylePr>
-    <w:tblStylePr xmlns:w="http://schemas.openxmlformats.org/wordprocessingml/2006/main" w:type="band1Horz">
+    <w:tblStylePr w:type="band1Horz">
       <w:tblPr/>
       <w:tcPr>
-        <w:shd w:val="clear" w:color="auto" w:fill="EDEDED" w:themeFill="accent3" w:themeFillTint="33"/>
+        <w:shd w:val="clear" w:color="auto" w:fill="C1F0C7" w:themeFill="accent3" w:themeFillTint="33"/>
       </w:tcPr>
     </w:tblStylePr>
   </w:style>
-  <w:style xmlns:w14="http://schemas.microsoft.com/office/word/2010/wordml" xmlns:mc="http://schemas.openxmlformats.org/markup-compatibility/2006" xmlns:w="http://schemas.openxmlformats.org/wordprocessingml/2006/main" w:type="table" w:styleId="GridTable5Dark-Accent4" mc:Ignorable="w14">
-    <w:name xmlns:w="http://schemas.openxmlformats.org/wordprocessingml/2006/main" w:val="Grid Table 5 Dark Accent 4"/>
-    <w:basedOn xmlns:w="http://schemas.openxmlformats.org/wordprocessingml/2006/main" w:val="TableNormal"/>
-    <w:uiPriority xmlns:w="http://schemas.openxmlformats.org/wordprocessingml/2006/main" w:val="50"/>
-    <w:pPr xmlns:w="http://schemas.openxmlformats.org/wordprocessingml/2006/main">
-      <w:spacing xmlns:w="http://schemas.openxmlformats.org/wordprocessingml/2006/main" w:after="0" w:line="240" w:lineRule="auto"/>
+  <w:style w:type="table" w:styleId="GridTable5Dark-Accent4">
+    <w:name w:val="Grid Table 5 Dark Accent 4"/>
+    <w:basedOn w:val="TableNormal"/>
+    <w:uiPriority w:val="50"/>
+    <w:pPr>
+      <w:spacing w:after="0" w:line="240" w:lineRule="auto"/>
     </w:pPr>
-    <w:tblPr xmlns:w="http://schemas.openxmlformats.org/wordprocessingml/2006/main">
+    <w:tblPr>
       <w:tblStyleRowBandSize w:val="1"/>
       <w:tblStyleColBandSize w:val="1"/>
-      <w:tblInd w:w="0" w:type="dxa"/>
       <w:tblBorders>
-        <w:top w:val="single" w:color="FFFFFF" w:themeColor="background1" w:sz="4" w:space="0"/>
-        <w:left w:val="single" w:color="FFFFFF" w:themeColor="background1" w:sz="4" w:space="0"/>
-        <w:bottom w:val="single" w:color="FFFFFF" w:themeColor="background1" w:sz="4" w:space="0"/>
-        <w:right w:val="single" w:color="FFFFFF" w:themeColor="background1" w:sz="4" w:space="0"/>
-        <w:insideH w:val="single" w:color="FFFFFF" w:themeColor="background1" w:sz="4" w:space="0"/>
-        <w:insideV w:val="single" w:color="FFFFFF" w:themeColor="background1" w:sz="4" w:space="0"/>
+        <w:top w:val="single" w:sz="4" w:space="0" w:color="FFFFFF" w:themeColor="background1"/>
+        <w:left w:val="single" w:sz="4" w:space="0" w:color="FFFFFF" w:themeColor="background1"/>
+        <w:bottom w:val="single" w:sz="4" w:space="0" w:color="FFFFFF" w:themeColor="background1"/>
+        <w:right w:val="single" w:sz="4" w:space="0" w:color="FFFFFF" w:themeColor="background1"/>
+        <w:insideH w:val="single" w:sz="4" w:space="0" w:color="FFFFFF" w:themeColor="background1"/>
+        <w:insideV w:val="single" w:sz="4" w:space="0" w:color="FFFFFF" w:themeColor="background1"/>
       </w:tblBorders>
-      <w:tblCellMar>
-        <w:top w:w="0" w:type="dxa"/>
-        <w:left w:w="108" w:type="dxa"/>
-        <w:bottom w:w="0" w:type="dxa"/>
-        <w:right w:w="108" w:type="dxa"/>
-      </w:tblCellMar>
     </w:tblPr>
-    <w:tcPr xmlns:w="http://schemas.openxmlformats.org/wordprocessingml/2006/main">
-      <w:shd w:val="clear" w:color="auto" w:fill="FFF2CC" w:themeFill="accent4" w:themeFillTint="33"/>
+    <w:tcPr>
+      <w:shd w:val="clear" w:color="auto" w:fill="CAEDFB" w:themeFill="accent4" w:themeFillTint="33"/>
     </w:tcPr>
-    <w:tblStylePr xmlns:w="http://schemas.openxmlformats.org/wordprocessingml/2006/main" w:type="firstRow">
+    <w:tblStylePr w:type="firstRow">
       <w:rPr>
         <w:b/>
         <w:bCs/>
@@ -6568,16 +6600,16 @@
       <w:tblPr/>
       <w:tcPr>
         <w:tcBorders>
-          <w:top w:val="single" w:color="FFFFFF" w:themeColor="background1" w:sz="4" w:space="0"/>
-          <w:left w:val="single" w:color="FFFFFF" w:themeColor="background1" w:sz="4" w:space="0"/>
-          <w:right w:val="single" w:color="FFFFFF" w:themeColor="background1" w:sz="4" w:space="0"/>
+          <w:top w:val="single" w:sz="4" w:space="0" w:color="FFFFFF" w:themeColor="background1"/>
+          <w:left w:val="single" w:sz="4" w:space="0" w:color="FFFFFF" w:themeColor="background1"/>
+          <w:right w:val="single" w:sz="4" w:space="0" w:color="FFFFFF" w:themeColor="background1"/>
           <w:insideH w:val="nil"/>
           <w:insideV w:val="nil"/>
         </w:tcBorders>
-        <w:shd w:val="clear" w:color="auto" w:fill="FFC000" w:themeFill="accent4"/>
+        <w:shd w:val="clear" w:color="auto" w:fill="0F9ED5" w:themeFill="accent4"/>
       </w:tcPr>
     </w:tblStylePr>
-    <w:tblStylePr xmlns:w="http://schemas.openxmlformats.org/wordprocessingml/2006/main" w:type="lastRow">
+    <w:tblStylePr w:type="lastRow">
       <w:rPr>
         <w:b/>
         <w:bCs/>
@@ -6586,16 +6618,16 @@
       <w:tblPr/>
       <w:tcPr>
         <w:tcBorders>
-          <w:left w:val="single" w:color="FFFFFF" w:themeColor="background1" w:sz="4" w:space="0"/>
-          <w:bottom w:val="single" w:color="FFFFFF" w:themeColor="background1" w:sz="4" w:space="0"/>
-          <w:right w:val="single" w:color="FFFFFF" w:themeColor="background1" w:sz="4" w:space="0"/>
+          <w:left w:val="single" w:sz="4" w:space="0" w:color="FFFFFF" w:themeColor="background1"/>
+          <w:bottom w:val="single" w:sz="4" w:space="0" w:color="FFFFFF" w:themeColor="background1"/>
+          <w:right w:val="single" w:sz="4" w:space="0" w:color="FFFFFF" w:themeColor="background1"/>
           <w:insideH w:val="nil"/>
           <w:insideV w:val="nil"/>
         </w:tcBorders>
-        <w:shd w:val="clear" w:color="auto" w:fill="FFC000" w:themeFill="accent4"/>
+        <w:shd w:val="clear" w:color="auto" w:fill="0F9ED5" w:themeFill="accent4"/>
       </w:tcPr>
     </w:tblStylePr>
-    <w:tblStylePr xmlns:w="http://schemas.openxmlformats.org/wordprocessingml/2006/main" w:type="firstCol">
+    <w:tblStylePr w:type="firstCol">
       <w:rPr>
         <w:b/>
         <w:bCs/>
@@ -6604,15 +6636,15 @@
       <w:tblPr/>
       <w:tcPr>
         <w:tcBorders>
-          <w:top w:val="single" w:color="FFFFFF" w:themeColor="background1" w:sz="4" w:space="0"/>
-          <w:left w:val="single" w:color="FFFFFF" w:themeColor="background1" w:sz="4" w:space="0"/>
-          <w:bottom w:val="single" w:color="FFFFFF" w:themeColor="background1" w:sz="4" w:space="0"/>
+          <w:top w:val="single" w:sz="4" w:space="0" w:color="FFFFFF" w:themeColor="background1"/>
+          <w:left w:val="single" w:sz="4" w:space="0" w:color="FFFFFF" w:themeColor="background1"/>
+          <w:bottom w:val="single" w:sz="4" w:space="0" w:color="FFFFFF" w:themeColor="background1"/>
           <w:insideV w:val="nil"/>
         </w:tcBorders>
-        <w:shd w:val="clear" w:color="auto" w:fill="FFC000" w:themeFill="accent4"/>
+        <w:shd w:val="clear" w:color="auto" w:fill="0F9ED5" w:themeFill="accent4"/>
       </w:tcPr>
     </w:tblStylePr>
-    <w:tblStylePr xmlns:w="http://schemas.openxmlformats.org/wordprocessingml/2006/main" w:type="lastCol">
+    <w:tblStylePr w:type="lastCol">
       <w:rPr>
         <w:b/>
         <w:bCs/>
@@ -6621,32 +6653,39 @@
       <w:tblPr/>
       <w:tcPr>
         <w:tcBorders>
-          <w:top w:val="single" w:color="FFFFFF" w:themeColor="background1" w:sz="4" w:space="0"/>
-          <w:bottom w:val="single" w:color="FFFFFF" w:themeColor="background1" w:sz="4" w:space="0"/>
-          <w:right w:val="single" w:color="FFFFFF" w:themeColor="background1" w:sz="4" w:space="0"/>
+          <w:top w:val="single" w:sz="4" w:space="0" w:color="FFFFFF" w:themeColor="background1"/>
+          <w:bottom w:val="single" w:sz="4" w:space="0" w:color="FFFFFF" w:themeColor="background1"/>
+          <w:right w:val="single" w:sz="4" w:space="0" w:color="FFFFFF" w:themeColor="background1"/>
           <w:insideV w:val="nil"/>
         </w:tcBorders>
-        <w:shd w:val="clear" w:color="auto" w:fill="FFC000" w:themeFill="accent4"/>
+        <w:shd w:val="clear" w:color="auto" w:fill="0F9ED5" w:themeFill="accent4"/>
       </w:tcPr>
     </w:tblStylePr>
-    <w:tblStylePr xmlns:w="http://schemas.openxmlformats.org/wordprocessingml/2006/main" w:type="band1Vert">
+    <w:tblStylePr w:type="band1Vert">
       <w:tblPr/>
       <w:tcPr>
-        <w:shd w:val="clear" w:color="auto" w:fill="FFE599" w:themeFill="accent4" w:themeFillTint="66"/>
+        <w:shd w:val="clear" w:color="auto" w:fill="95DCF7" w:themeFill="accent4" w:themeFillTint="66"/>
       </w:tcPr>
     </w:tblStylePr>
-    <w:tblStylePr xmlns:w="http://schemas.openxmlformats.org/wordprocessingml/2006/main" w:type="band1Horz">
+    <w:tblStylePr w:type="band1Horz">
       <w:tblPr/>
       <w:tcPr>
-        <w:shd w:val="clear" w:color="auto" w:fill="FFE599" w:themeFill="accent4" w:themeFillTint="66"/>
+        <w:shd w:val="clear" w:color="auto" w:fill="95DCF7" w:themeFill="accent4" w:themeFillTint="66"/>
       </w:tcPr>
     </w:tblStylePr>
+  </w:style>
+  <w:style w:type="character" w:customStyle="1" w:styleId="FooterChar">
+    <w:name w:val="Footer Char"/>
+    <w:basedOn w:val="DefaultParagraphFont"/>
+    <w:link w:val="Footer"/>
+    <w:uiPriority w:val="99"/>
+    <w:rsid w:val="002D2013"/>
   </w:style>
 </w:styles>
 </file>
 
 <file path=word/theme/theme1.xml><?xml version="1.0" encoding="utf-8"?>
-<a:theme xmlns:thm15="http://schemas.microsoft.com/office/thememl/2012/main" xmlns:a="http://schemas.openxmlformats.org/drawingml/2006/main" name="Office Theme">
+<a:theme xmlns:a="http://schemas.openxmlformats.org/drawingml/2006/main" name="Office Theme">
   <a:themeElements>
     <a:clrScheme name="Office">
       <a:dk1>
